--- a/backend/templates/contract.docx
+++ b/backend/templates/contract.docx
@@ -134,6 +134,7 @@
         <w:spacing w:before="0" w:after="0" w:line="276" w:lineRule="exact"/>
         <w:jc w:val="center"/>
       </w:pPr>
+      <w:commentRangeStart w:id="0"/>
       <w:r>
         <w:rPr>
           <w:rFonts w:ascii="Times New Roman" w:hAnsi="Times New Roman"/>
@@ -143,6 +144,13 @@
         </w:rPr>
         <w:t>{% if subject_kind == 'goods' %}</w:t>
       </w:r>
+      <w:commentRangeEnd w:id="0"/>
+      <w:r>
+        <w:rPr>
+          <w:rStyle w:val="CommentReference"/>
+        </w:rPr>
+        <w:commentReference w:id="0"/>
+      </w:r>
     </w:p>
     <w:p>
       <w:pPr>
@@ -157,6 +165,7 @@
         </w:rPr>
         <w:t xml:space="preserve">ДОГОВОР ПОСТАВКИ № </w:t>
       </w:r>
+      <w:commentRangeStart w:id="1"/>
       <w:r>
         <w:rPr>
           <w:rFonts w:ascii="Times New Roman" w:hAnsi="Times New Roman"/>
@@ -166,12 +175,20 @@
         </w:rPr>
         <w:t>{{contract_number}}</w:t>
       </w:r>
+      <w:commentRangeEnd w:id="1"/>
+      <w:r>
+        <w:rPr>
+          <w:rStyle w:val="CommentReference"/>
+        </w:rPr>
+        <w:commentReference w:id="1"/>
+      </w:r>
     </w:p>
     <w:p>
       <w:pPr>
         <w:spacing w:before="0" w:after="0" w:line="276" w:lineRule="exact"/>
         <w:jc w:val="center"/>
       </w:pPr>
+      <w:commentRangeStart w:id="2"/>
       <w:r>
         <w:rPr>
           <w:rFonts w:ascii="Times New Roman" w:hAnsi="Times New Roman"/>
@@ -181,6 +198,13 @@
         </w:rPr>
         <w:t>{% else %}</w:t>
       </w:r>
+      <w:commentRangeEnd w:id="2"/>
+      <w:r>
+        <w:rPr>
+          <w:rStyle w:val="CommentReference"/>
+        </w:rPr>
+        <w:commentReference w:id="2"/>
+      </w:r>
     </w:p>
     <w:p>
       <w:pPr>
@@ -195,6 +219,7 @@
         </w:rPr>
         <w:t xml:space="preserve">ДОГОВОР № </w:t>
       </w:r>
+      <w:commentRangeStart w:id="3"/>
       <w:r>
         <w:rPr>
           <w:rFonts w:ascii="Times New Roman" w:hAnsi="Times New Roman"/>
@@ -204,6 +229,13 @@
         </w:rPr>
         <w:t>{{contract_number}}</w:t>
       </w:r>
+      <w:commentRangeEnd w:id="3"/>
+      <w:r>
+        <w:rPr>
+          <w:rStyle w:val="CommentReference"/>
+        </w:rPr>
+        <w:commentReference w:id="3"/>
+      </w:r>
     </w:p>
     <w:p>
       <w:pPr>
@@ -224,6 +256,7 @@
         <w:spacing w:before="0" w:after="200" w:line="276" w:lineRule="exact"/>
         <w:jc w:val="center"/>
       </w:pPr>
+      <w:commentRangeStart w:id="4"/>
       <w:r>
         <w:rPr>
           <w:rFonts w:ascii="Times New Roman" w:hAnsi="Times New Roman"/>
@@ -233,6 +266,13 @@
         </w:rPr>
         <w:t>{% endif %}</w:t>
       </w:r>
+      <w:commentRangeEnd w:id="4"/>
+      <w:r>
+        <w:rPr>
+          <w:rStyle w:val="CommentReference"/>
+        </w:rPr>
+        <w:commentReference w:id="4"/>
+      </w:r>
     </w:p>
     <w:p>
       <w:pPr>
@@ -248,6 +288,7 @@
         </w:rPr>
         <w:t xml:space="preserve">г. </w:t>
       </w:r>
+      <w:commentRangeStart w:id="5"/>
       <w:r>
         <w:rPr>
           <w:rFonts w:ascii="Times New Roman" w:hAnsi="Times New Roman"/>
@@ -257,6 +298,13 @@
         </w:rPr>
         <w:t>{{contract_city}}</w:t>
       </w:r>
+      <w:commentRangeEnd w:id="5"/>
+      <w:r>
+        <w:rPr>
+          <w:rStyle w:val="CommentReference"/>
+        </w:rPr>
+        <w:commentReference w:id="5"/>
+      </w:r>
       <w:r>
         <w:rPr>
           <w:rFonts w:ascii="Times New Roman" w:hAnsi="Times New Roman"/>
@@ -266,6 +314,7 @@
         </w:rPr>
         <w:t xml:space="preserve">                                    «</w:t>
       </w:r>
+      <w:commentRangeStart w:id="6"/>
       <w:r>
         <w:rPr>
           <w:rFonts w:ascii="Times New Roman" w:hAnsi="Times New Roman"/>
@@ -275,6 +324,13 @@
         </w:rPr>
         <w:t>{{contract_date_day}}</w:t>
       </w:r>
+      <w:commentRangeEnd w:id="6"/>
+      <w:r>
+        <w:rPr>
+          <w:rStyle w:val="CommentReference"/>
+        </w:rPr>
+        <w:commentReference w:id="6"/>
+      </w:r>
       <w:r>
         <w:rPr>
           <w:rFonts w:ascii="Times New Roman" w:hAnsi="Times New Roman"/>
@@ -284,6 +340,7 @@
         </w:rPr>
         <w:t xml:space="preserve">» </w:t>
       </w:r>
+      <w:commentRangeStart w:id="7"/>
       <w:r>
         <w:rPr>
           <w:rFonts w:ascii="Times New Roman" w:hAnsi="Times New Roman"/>
@@ -293,6 +350,13 @@
         </w:rPr>
         <w:t>{{contract_date_month}}</w:t>
       </w:r>
+      <w:commentRangeEnd w:id="7"/>
+      <w:r>
+        <w:rPr>
+          <w:rStyle w:val="CommentReference"/>
+        </w:rPr>
+        <w:commentReference w:id="7"/>
+      </w:r>
       <w:r>
         <w:rPr>
           <w:rFonts w:ascii="Times New Roman" w:hAnsi="Times New Roman"/>
@@ -302,6 +366,7 @@
         </w:rPr>
         <w:t xml:space="preserve"> </w:t>
       </w:r>
+      <w:commentRangeStart w:id="8"/>
       <w:r>
         <w:rPr>
           <w:rFonts w:ascii="Times New Roman" w:hAnsi="Times New Roman"/>
@@ -311,6 +376,13 @@
         </w:rPr>
         <w:t>{{contract_date_year}}</w:t>
       </w:r>
+      <w:commentRangeEnd w:id="8"/>
+      <w:r>
+        <w:rPr>
+          <w:rStyle w:val="CommentReference"/>
+        </w:rPr>
+        <w:commentReference w:id="8"/>
+      </w:r>
       <w:r>
         <w:rPr>
           <w:rFonts w:ascii="Times New Roman" w:hAnsi="Times New Roman"/>
@@ -326,6 +398,7 @@
         <w:spacing w:before="0" w:after="120" w:line="276" w:lineRule="exact"/>
         <w:jc w:val="both"/>
       </w:pPr>
+      <w:commentRangeStart w:id="9"/>
       <w:r>
         <w:rPr>
           <w:rFonts w:ascii="Times New Roman" w:hAnsi="Times New Roman"/>
@@ -335,6 +408,13 @@
         </w:rPr>
         <w:t>{{customer_full_name}}</w:t>
       </w:r>
+      <w:commentRangeEnd w:id="9"/>
+      <w:r>
+        <w:rPr>
+          <w:rStyle w:val="CommentReference"/>
+        </w:rPr>
+        <w:commentReference w:id="9"/>
+      </w:r>
       <w:r>
         <w:rPr>
           <w:rFonts w:ascii="Times New Roman" w:hAnsi="Times New Roman"/>
@@ -344,6 +424,7 @@
         </w:rPr>
         <w:t xml:space="preserve"> (</w:t>
       </w:r>
+      <w:commentRangeStart w:id="10"/>
       <w:r>
         <w:rPr>
           <w:rFonts w:ascii="Times New Roman" w:hAnsi="Times New Roman"/>
@@ -353,6 +434,13 @@
         </w:rPr>
         <w:t>{{customer_short_name}}</w:t>
       </w:r>
+      <w:commentRangeEnd w:id="10"/>
+      <w:r>
+        <w:rPr>
+          <w:rStyle w:val="CommentReference"/>
+        </w:rPr>
+        <w:commentReference w:id="10"/>
+      </w:r>
       <w:r>
         <w:rPr>
           <w:rFonts w:ascii="Times New Roman" w:hAnsi="Times New Roman"/>
@@ -362,6 +450,7 @@
         </w:rPr>
         <w:t xml:space="preserve">), именуемое в дальнейшем </w:t>
       </w:r>
+      <w:commentRangeStart w:id="11"/>
       <w:r>
         <w:rPr>
           <w:rFonts w:ascii="Times New Roman" w:hAnsi="Times New Roman"/>
@@ -371,6 +460,13 @@
         </w:rPr>
         <w:t>{% if subject_kind == 'goods' %}</w:t>
       </w:r>
+      <w:commentRangeEnd w:id="11"/>
+      <w:r>
+        <w:rPr>
+          <w:rStyle w:val="CommentReference"/>
+        </w:rPr>
+        <w:commentReference w:id="11"/>
+      </w:r>
       <w:r>
         <w:rPr>
           <w:rFonts w:ascii="Times New Roman" w:hAnsi="Times New Roman"/>
@@ -379,6 +475,7 @@
         </w:rPr>
         <w:t>«Покупатель»</w:t>
       </w:r>
+      <w:commentRangeStart w:id="12"/>
       <w:r>
         <w:rPr>
           <w:rFonts w:ascii="Times New Roman" w:hAnsi="Times New Roman"/>
@@ -388,6 +485,13 @@
         </w:rPr>
         <w:t>{% else %}</w:t>
       </w:r>
+      <w:commentRangeEnd w:id="12"/>
+      <w:r>
+        <w:rPr>
+          <w:rStyle w:val="CommentReference"/>
+        </w:rPr>
+        <w:commentReference w:id="12"/>
+      </w:r>
       <w:r>
         <w:rPr>
           <w:rFonts w:ascii="Times New Roman" w:hAnsi="Times New Roman"/>
@@ -396,6 +500,7 @@
         </w:rPr>
         <w:t>«Заказчик»</w:t>
       </w:r>
+      <w:commentRangeStart w:id="13"/>
       <w:r>
         <w:rPr>
           <w:rFonts w:ascii="Times New Roman" w:hAnsi="Times New Roman"/>
@@ -405,6 +510,13 @@
         </w:rPr>
         <w:t>{% endif %}</w:t>
       </w:r>
+      <w:commentRangeEnd w:id="13"/>
+      <w:r>
+        <w:rPr>
+          <w:rStyle w:val="CommentReference"/>
+        </w:rPr>
+        <w:commentReference w:id="13"/>
+      </w:r>
       <w:r>
         <w:rPr>
           <w:rFonts w:ascii="Times New Roman" w:hAnsi="Times New Roman"/>
@@ -414,6 +526,7 @@
         </w:rPr>
         <w:t xml:space="preserve">, в лице </w:t>
       </w:r>
+      <w:commentRangeStart w:id="14"/>
       <w:r>
         <w:rPr>
           <w:rFonts w:ascii="Times New Roman" w:hAnsi="Times New Roman"/>
@@ -423,6 +536,13 @@
         </w:rPr>
         <w:t>{{customer_signatory_position}}</w:t>
       </w:r>
+      <w:commentRangeEnd w:id="14"/>
+      <w:r>
+        <w:rPr>
+          <w:rStyle w:val="CommentReference"/>
+        </w:rPr>
+        <w:commentReference w:id="14"/>
+      </w:r>
       <w:r>
         <w:rPr>
           <w:rFonts w:ascii="Times New Roman" w:hAnsi="Times New Roman"/>
@@ -432,6 +552,7 @@
         </w:rPr>
         <w:t xml:space="preserve"> </w:t>
       </w:r>
+      <w:commentRangeStart w:id="15"/>
       <w:r>
         <w:rPr>
           <w:rFonts w:ascii="Times New Roman" w:hAnsi="Times New Roman"/>
@@ -441,6 +562,13 @@
         </w:rPr>
         <w:t>{{customer_signatory_name_genitive}}</w:t>
       </w:r>
+      <w:commentRangeEnd w:id="15"/>
+      <w:r>
+        <w:rPr>
+          <w:rStyle w:val="CommentReference"/>
+        </w:rPr>
+        <w:commentReference w:id="15"/>
+      </w:r>
       <w:r>
         <w:rPr>
           <w:rFonts w:ascii="Times New Roman" w:hAnsi="Times New Roman"/>
@@ -450,6 +578,7 @@
         </w:rPr>
         <w:t xml:space="preserve">, действующего на основании </w:t>
       </w:r>
+      <w:commentRangeStart w:id="16"/>
       <w:r>
         <w:rPr>
           <w:rFonts w:ascii="Times New Roman" w:hAnsi="Times New Roman"/>
@@ -459,6 +588,13 @@
         </w:rPr>
         <w:t>{{customer_signatory_basis}}</w:t>
       </w:r>
+      <w:commentRangeEnd w:id="16"/>
+      <w:r>
+        <w:rPr>
+          <w:rStyle w:val="CommentReference"/>
+        </w:rPr>
+        <w:commentReference w:id="16"/>
+      </w:r>
       <w:r>
         <w:rPr>
           <w:rFonts w:ascii="Times New Roman" w:hAnsi="Times New Roman"/>
@@ -474,6 +610,7 @@
         <w:spacing w:before="0" w:after="120" w:line="276" w:lineRule="exact"/>
         <w:jc w:val="both"/>
       </w:pPr>
+      <w:commentRangeStart w:id="17"/>
       <w:r>
         <w:rPr>
           <w:rFonts w:ascii="Times New Roman" w:hAnsi="Times New Roman"/>
@@ -483,6 +620,13 @@
         </w:rPr>
         <w:t>{%- if contractor_org_type == 'ИП' %}</w:t>
       </w:r>
+      <w:commentRangeEnd w:id="17"/>
+      <w:r>
+        <w:rPr>
+          <w:rStyle w:val="CommentReference"/>
+        </w:rPr>
+        <w:commentReference w:id="17"/>
+      </w:r>
       <w:r>
         <w:rPr>
           <w:rFonts w:ascii="Times New Roman" w:hAnsi="Times New Roman"/>
@@ -491,6 +635,7 @@
         </w:rPr>
         <w:t xml:space="preserve">Индивидуальный предприниматель </w:t>
       </w:r>
+      <w:commentRangeStart w:id="18"/>
       <w:r>
         <w:rPr>
           <w:rFonts w:ascii="Times New Roman" w:hAnsi="Times New Roman"/>
@@ -500,6 +645,13 @@
         </w:rPr>
         <w:t>{{contractor_signatory_name}}</w:t>
       </w:r>
+      <w:commentRangeEnd w:id="18"/>
+      <w:r>
+        <w:rPr>
+          <w:rStyle w:val="CommentReference"/>
+        </w:rPr>
+        <w:commentReference w:id="18"/>
+      </w:r>
       <w:r>
         <w:rPr>
           <w:rFonts w:ascii="Times New Roman" w:hAnsi="Times New Roman"/>
@@ -508,6 +660,7 @@
         </w:rPr>
         <w:t xml:space="preserve"> (ИП </w:t>
       </w:r>
+      <w:commentRangeStart w:id="19"/>
       <w:r>
         <w:rPr>
           <w:rFonts w:ascii="Times New Roman" w:hAnsi="Times New Roman"/>
@@ -517,6 +670,13 @@
         </w:rPr>
         <w:t>{{contractor_short_name}}</w:t>
       </w:r>
+      <w:commentRangeEnd w:id="19"/>
+      <w:r>
+        <w:rPr>
+          <w:rStyle w:val="CommentReference"/>
+        </w:rPr>
+        <w:commentReference w:id="19"/>
+      </w:r>
       <w:r>
         <w:rPr>
           <w:rFonts w:ascii="Times New Roman" w:hAnsi="Times New Roman"/>
@@ -525,6 +685,7 @@
         </w:rPr>
         <w:t xml:space="preserve">), ИНН </w:t>
       </w:r>
+      <w:commentRangeStart w:id="20"/>
       <w:r>
         <w:rPr>
           <w:rFonts w:ascii="Times New Roman" w:hAnsi="Times New Roman"/>
@@ -534,6 +695,13 @@
         </w:rPr>
         <w:t>{{contractor_inn}}</w:t>
       </w:r>
+      <w:commentRangeEnd w:id="20"/>
+      <w:r>
+        <w:rPr>
+          <w:rStyle w:val="CommentReference"/>
+        </w:rPr>
+        <w:commentReference w:id="20"/>
+      </w:r>
       <w:r>
         <w:rPr>
           <w:rFonts w:ascii="Times New Roman" w:hAnsi="Times New Roman"/>
@@ -542,6 +710,7 @@
         </w:rPr>
         <w:t xml:space="preserve">, ОГРНИП </w:t>
       </w:r>
+      <w:commentRangeStart w:id="21"/>
       <w:r>
         <w:rPr>
           <w:rFonts w:ascii="Times New Roman" w:hAnsi="Times New Roman"/>
@@ -551,6 +720,14 @@
         </w:rPr>
         <w:t>{{contractor_ogrnip}}</w:t>
       </w:r>
+      <w:commentRangeEnd w:id="21"/>
+      <w:r>
+        <w:rPr>
+          <w:rStyle w:val="CommentReference"/>
+        </w:rPr>
+        <w:commentReference w:id="21"/>
+      </w:r>
+      <w:commentRangeStart w:id="22"/>
       <w:r>
         <w:rPr>
           <w:rFonts w:ascii="Times New Roman" w:hAnsi="Times New Roman"/>
@@ -560,6 +737,14 @@
         </w:rPr>
         <w:t>{%- else %}</w:t>
       </w:r>
+      <w:commentRangeEnd w:id="22"/>
+      <w:r>
+        <w:rPr>
+          <w:rStyle w:val="CommentReference"/>
+        </w:rPr>
+        <w:commentReference w:id="22"/>
+      </w:r>
+      <w:commentRangeStart w:id="23"/>
       <w:r>
         <w:rPr>
           <w:rFonts w:ascii="Times New Roman" w:hAnsi="Times New Roman"/>
@@ -569,6 +754,13 @@
         </w:rPr>
         <w:t>{{contractor_full_name}}</w:t>
       </w:r>
+      <w:commentRangeEnd w:id="23"/>
+      <w:r>
+        <w:rPr>
+          <w:rStyle w:val="CommentReference"/>
+        </w:rPr>
+        <w:commentReference w:id="23"/>
+      </w:r>
       <w:r>
         <w:rPr>
           <w:rFonts w:ascii="Times New Roman" w:hAnsi="Times New Roman"/>
@@ -577,6 +769,7 @@
         </w:rPr>
         <w:t xml:space="preserve"> (</w:t>
       </w:r>
+      <w:commentRangeStart w:id="24"/>
       <w:r>
         <w:rPr>
           <w:rFonts w:ascii="Times New Roman" w:hAnsi="Times New Roman"/>
@@ -586,6 +779,13 @@
         </w:rPr>
         <w:t>{{contractor_short_name}}</w:t>
       </w:r>
+      <w:commentRangeEnd w:id="24"/>
+      <w:r>
+        <w:rPr>
+          <w:rStyle w:val="CommentReference"/>
+        </w:rPr>
+        <w:commentReference w:id="24"/>
+      </w:r>
       <w:r>
         <w:rPr>
           <w:rFonts w:ascii="Times New Roman" w:hAnsi="Times New Roman"/>
@@ -594,6 +794,7 @@
         </w:rPr>
         <w:t xml:space="preserve">), в лице </w:t>
       </w:r>
+      <w:commentRangeStart w:id="25"/>
       <w:r>
         <w:rPr>
           <w:rFonts w:ascii="Times New Roman" w:hAnsi="Times New Roman"/>
@@ -603,6 +804,13 @@
         </w:rPr>
         <w:t>{{contractor_signatory_position}}</w:t>
       </w:r>
+      <w:commentRangeEnd w:id="25"/>
+      <w:r>
+        <w:rPr>
+          <w:rStyle w:val="CommentReference"/>
+        </w:rPr>
+        <w:commentReference w:id="25"/>
+      </w:r>
       <w:r>
         <w:rPr>
           <w:rFonts w:ascii="Times New Roman" w:hAnsi="Times New Roman"/>
@@ -611,6 +819,7 @@
         </w:rPr>
         <w:t xml:space="preserve"> </w:t>
       </w:r>
+      <w:commentRangeStart w:id="26"/>
       <w:r>
         <w:rPr>
           <w:rFonts w:ascii="Times New Roman" w:hAnsi="Times New Roman"/>
@@ -620,6 +829,13 @@
         </w:rPr>
         <w:t>{{contractor_signatory_name_genitive}}</w:t>
       </w:r>
+      <w:commentRangeEnd w:id="26"/>
+      <w:r>
+        <w:rPr>
+          <w:rStyle w:val="CommentReference"/>
+        </w:rPr>
+        <w:commentReference w:id="26"/>
+      </w:r>
       <w:r>
         <w:rPr>
           <w:rFonts w:ascii="Times New Roman" w:hAnsi="Times New Roman"/>
@@ -628,6 +844,7 @@
         </w:rPr>
         <w:t xml:space="preserve">, действующего на основании </w:t>
       </w:r>
+      <w:commentRangeStart w:id="27"/>
       <w:r>
         <w:rPr>
           <w:rFonts w:ascii="Times New Roman" w:hAnsi="Times New Roman"/>
@@ -637,6 +854,14 @@
         </w:rPr>
         <w:t>{{contractor_signatory_basis}}</w:t>
       </w:r>
+      <w:commentRangeEnd w:id="27"/>
+      <w:r>
+        <w:rPr>
+          <w:rStyle w:val="CommentReference"/>
+        </w:rPr>
+        <w:commentReference w:id="27"/>
+      </w:r>
+      <w:commentRangeStart w:id="28"/>
       <w:r>
         <w:rPr>
           <w:rFonts w:ascii="Times New Roman" w:hAnsi="Times New Roman"/>
@@ -646,6 +871,13 @@
         </w:rPr>
         <w:t>{%- endif %}</w:t>
       </w:r>
+      <w:commentRangeEnd w:id="28"/>
+      <w:r>
+        <w:rPr>
+          <w:rStyle w:val="CommentReference"/>
+        </w:rPr>
+        <w:commentReference w:id="28"/>
+      </w:r>
       <w:r>
         <w:rPr>
           <w:rFonts w:ascii="Times New Roman" w:hAnsi="Times New Roman"/>
@@ -655,6 +887,7 @@
         </w:rPr>
         <w:t xml:space="preserve">, именуемое в дальнейшем </w:t>
       </w:r>
+      <w:commentRangeStart w:id="29"/>
       <w:r>
         <w:rPr>
           <w:rFonts w:ascii="Times New Roman" w:hAnsi="Times New Roman"/>
@@ -664,6 +897,13 @@
         </w:rPr>
         <w:t>{% if subject_kind == 'goods' %}</w:t>
       </w:r>
+      <w:commentRangeEnd w:id="29"/>
+      <w:r>
+        <w:rPr>
+          <w:rStyle w:val="CommentReference"/>
+        </w:rPr>
+        <w:commentReference w:id="29"/>
+      </w:r>
       <w:r>
         <w:rPr>
           <w:rFonts w:ascii="Times New Roman" w:hAnsi="Times New Roman"/>
@@ -672,6 +912,7 @@
         </w:rPr>
         <w:t>«Поставщик»</w:t>
       </w:r>
+      <w:commentRangeStart w:id="30"/>
       <w:r>
         <w:rPr>
           <w:rFonts w:ascii="Times New Roman" w:hAnsi="Times New Roman"/>
@@ -681,6 +922,13 @@
         </w:rPr>
         <w:t>{% else %}</w:t>
       </w:r>
+      <w:commentRangeEnd w:id="30"/>
+      <w:r>
+        <w:rPr>
+          <w:rStyle w:val="CommentReference"/>
+        </w:rPr>
+        <w:commentReference w:id="30"/>
+      </w:r>
       <w:r>
         <w:rPr>
           <w:rFonts w:ascii="Times New Roman" w:hAnsi="Times New Roman"/>
@@ -689,6 +937,7 @@
         </w:rPr>
         <w:t>«Исполнитель»</w:t>
       </w:r>
+      <w:commentRangeStart w:id="31"/>
       <w:r>
         <w:rPr>
           <w:rFonts w:ascii="Times New Roman" w:hAnsi="Times New Roman"/>
@@ -698,6 +947,13 @@
         </w:rPr>
         <w:t>{% endif %}</w:t>
       </w:r>
+      <w:commentRangeEnd w:id="31"/>
+      <w:r>
+        <w:rPr>
+          <w:rStyle w:val="CommentReference"/>
+        </w:rPr>
+        <w:commentReference w:id="31"/>
+      </w:r>
       <w:r>
         <w:rPr>
           <w:rFonts w:ascii="Times New Roman" w:hAnsi="Times New Roman"/>
@@ -707,6 +963,7 @@
         </w:rPr>
         <w:t xml:space="preserve">, с другой стороны, совместно именуемые «Стороны», заключили настоящий </w:t>
       </w:r>
+      <w:commentRangeStart w:id="32"/>
       <w:r>
         <w:rPr>
           <w:rFonts w:ascii="Times New Roman" w:hAnsi="Times New Roman"/>
@@ -716,6 +973,13 @@
         </w:rPr>
         <w:t>{% if subject_kind == 'goods' %}</w:t>
       </w:r>
+      <w:commentRangeEnd w:id="32"/>
+      <w:r>
+        <w:rPr>
+          <w:rStyle w:val="CommentReference"/>
+        </w:rPr>
+        <w:commentReference w:id="32"/>
+      </w:r>
       <w:r>
         <w:rPr>
           <w:rFonts w:ascii="Times New Roman" w:hAnsi="Times New Roman"/>
@@ -724,6 +988,7 @@
         </w:rPr>
         <w:t>Договор поставки</w:t>
       </w:r>
+      <w:commentRangeStart w:id="33"/>
       <w:r>
         <w:rPr>
           <w:rFonts w:ascii="Times New Roman" w:hAnsi="Times New Roman"/>
@@ -733,6 +998,13 @@
         </w:rPr>
         <w:t>{% else %}</w:t>
       </w:r>
+      <w:commentRangeEnd w:id="33"/>
+      <w:r>
+        <w:rPr>
+          <w:rStyle w:val="CommentReference"/>
+        </w:rPr>
+        <w:commentReference w:id="33"/>
+      </w:r>
       <w:r>
         <w:rPr>
           <w:rFonts w:ascii="Times New Roman" w:hAnsi="Times New Roman"/>
@@ -741,6 +1013,7 @@
         </w:rPr>
         <w:t>Договор оказания услуг</w:t>
       </w:r>
+      <w:commentRangeStart w:id="34"/>
       <w:r>
         <w:rPr>
           <w:rFonts w:ascii="Times New Roman" w:hAnsi="Times New Roman"/>
@@ -750,6 +1023,13 @@
         </w:rPr>
         <w:t>{% endif %}</w:t>
       </w:r>
+      <w:commentRangeEnd w:id="34"/>
+      <w:r>
+        <w:rPr>
+          <w:rStyle w:val="CommentReference"/>
+        </w:rPr>
+        <w:commentReference w:id="34"/>
+      </w:r>
       <w:r>
         <w:rPr>
           <w:rFonts w:ascii="Times New Roman" w:hAnsi="Times New Roman"/>
@@ -788,6 +1068,7 @@
         </w:rPr>
         <w:t xml:space="preserve">1.1. </w:t>
       </w:r>
+      <w:commentRangeStart w:id="35"/>
       <w:r>
         <w:rPr>
           <w:rFonts w:ascii="Times New Roman" w:hAnsi="Times New Roman"/>
@@ -797,6 +1078,13 @@
         </w:rPr>
         <w:t>{% if subject_kind == 'goods' %}</w:t>
       </w:r>
+      <w:commentRangeEnd w:id="35"/>
+      <w:r>
+        <w:rPr>
+          <w:rStyle w:val="CommentReference"/>
+        </w:rPr>
+        <w:commentReference w:id="35"/>
+      </w:r>
       <w:r>
         <w:rPr>
           <w:rFonts w:ascii="Times New Roman" w:hAnsi="Times New Roman"/>
@@ -805,6 +1093,7 @@
         </w:rPr>
         <w:t>Поставщик обязуется передать в собственность Покупателю товар (далее — Товар), указанный в Спецификации (Приложение №1 к Договору), а Покупатель обязуется принять Товар и оплатить его в порядке, предусмотренном Договором.</w:t>
       </w:r>
+      <w:commentRangeStart w:id="36"/>
       <w:r>
         <w:rPr>
           <w:rFonts w:ascii="Times New Roman" w:hAnsi="Times New Roman"/>
@@ -814,6 +1103,13 @@
         </w:rPr>
         <w:t>{% else %}</w:t>
       </w:r>
+      <w:commentRangeEnd w:id="36"/>
+      <w:r>
+        <w:rPr>
+          <w:rStyle w:val="CommentReference"/>
+        </w:rPr>
+        <w:commentReference w:id="36"/>
+      </w:r>
       <w:r>
         <w:rPr>
           <w:rFonts w:ascii="Times New Roman" w:hAnsi="Times New Roman"/>
@@ -822,6 +1118,7 @@
         </w:rPr>
         <w:t xml:space="preserve">Исполнитель обязуется оказать Заказчику услуги по </w:t>
       </w:r>
+      <w:commentRangeStart w:id="37"/>
       <w:r>
         <w:rPr>
           <w:rFonts w:ascii="Times New Roman" w:hAnsi="Times New Roman"/>
@@ -831,6 +1128,13 @@
         </w:rPr>
         <w:t>{{service_subject}}</w:t>
       </w:r>
+      <w:commentRangeEnd w:id="37"/>
+      <w:r>
+        <w:rPr>
+          <w:rStyle w:val="CommentReference"/>
+        </w:rPr>
+        <w:commentReference w:id="37"/>
+      </w:r>
       <w:r>
         <w:rPr>
           <w:rFonts w:ascii="Times New Roman" w:hAnsi="Times New Roman"/>
@@ -839,6 +1143,7 @@
         </w:rPr>
         <w:t xml:space="preserve"> (далее — Услуги), а Заказчик обязуется принять и оплатить оказанные Услуги. Содержание, объём и требования к Услугам определяются Техническим заданием (Приложение №1 к Договору), являющимся неотъемлемой частью настоящего Договора.</w:t>
       </w:r>
+      <w:commentRangeStart w:id="38"/>
       <w:r>
         <w:rPr>
           <w:rFonts w:ascii="Times New Roman" w:hAnsi="Times New Roman"/>
@@ -848,6 +1153,13 @@
         </w:rPr>
         <w:t>{% endif %}</w:t>
       </w:r>
+      <w:commentRangeEnd w:id="38"/>
+      <w:r>
+        <w:rPr>
+          <w:rStyle w:val="CommentReference"/>
+        </w:rPr>
+        <w:commentReference w:id="38"/>
+      </w:r>
     </w:p>
     <w:p>
       <w:pPr>
@@ -863,6 +1175,7 @@
         </w:rPr>
         <w:t xml:space="preserve">1.2. </w:t>
       </w:r>
+      <w:commentRangeStart w:id="39"/>
       <w:r>
         <w:rPr>
           <w:rFonts w:ascii="Times New Roman" w:hAnsi="Times New Roman"/>
@@ -872,6 +1185,13 @@
         </w:rPr>
         <w:t>{% if subject_kind == 'goods' %}</w:t>
       </w:r>
+      <w:commentRangeEnd w:id="39"/>
+      <w:r>
+        <w:rPr>
+          <w:rStyle w:val="CommentReference"/>
+        </w:rPr>
+        <w:commentReference w:id="39"/>
+      </w:r>
       <w:r>
         <w:rPr>
           <w:rFonts w:ascii="Times New Roman" w:hAnsi="Times New Roman"/>
@@ -880,6 +1200,7 @@
         </w:rPr>
         <w:t>Перечень, наименование, ассортимент, количество, цена и технические характеристики Товара установлены Спецификацией (Приложение №1).</w:t>
       </w:r>
+      <w:commentRangeStart w:id="40"/>
       <w:r>
         <w:rPr>
           <w:rFonts w:ascii="Times New Roman" w:hAnsi="Times New Roman"/>
@@ -889,6 +1210,13 @@
         </w:rPr>
         <w:t>{% else %}</w:t>
       </w:r>
+      <w:commentRangeEnd w:id="40"/>
+      <w:r>
+        <w:rPr>
+          <w:rStyle w:val="CommentReference"/>
+        </w:rPr>
+        <w:commentReference w:id="40"/>
+      </w:r>
       <w:r>
         <w:rPr>
           <w:rFonts w:ascii="Times New Roman" w:hAnsi="Times New Roman"/>
@@ -897,6 +1225,7 @@
         </w:rPr>
         <w:t>Содержание, объём и порядок оказания Услуг установлены Техническим заданием (Приложение №1).</w:t>
       </w:r>
+      <w:commentRangeStart w:id="41"/>
       <w:r>
         <w:rPr>
           <w:rFonts w:ascii="Times New Roman" w:hAnsi="Times New Roman"/>
@@ -906,6 +1235,13 @@
         </w:rPr>
         <w:t>{% endif %}</w:t>
       </w:r>
+      <w:commentRangeEnd w:id="41"/>
+      <w:r>
+        <w:rPr>
+          <w:rStyle w:val="CommentReference"/>
+        </w:rPr>
+        <w:commentReference w:id="41"/>
+      </w:r>
     </w:p>
     <w:p>
       <w:pPr>
@@ -921,6 +1257,7 @@
         </w:rPr>
         <w:t xml:space="preserve">1.3. </w:t>
       </w:r>
+      <w:commentRangeStart w:id="42"/>
       <w:r>
         <w:rPr>
           <w:rFonts w:ascii="Times New Roman" w:hAnsi="Times New Roman"/>
@@ -930,6 +1267,13 @@
         </w:rPr>
         <w:t>{% if subject_kind == 'goods' %}</w:t>
       </w:r>
+      <w:commentRangeEnd w:id="42"/>
+      <w:r>
+        <w:rPr>
+          <w:rStyle w:val="CommentReference"/>
+        </w:rPr>
+        <w:commentReference w:id="42"/>
+      </w:r>
       <w:r>
         <w:rPr>
           <w:rFonts w:ascii="Times New Roman" w:hAnsi="Times New Roman"/>
@@ -938,6 +1282,7 @@
         </w:rPr>
         <w:t>Поставщик гарантирует, что Товар является новым, не бывшим в эксплуатации, свободным от прав третьих лиц.</w:t>
       </w:r>
+      <w:commentRangeStart w:id="43"/>
       <w:r>
         <w:rPr>
           <w:rFonts w:ascii="Times New Roman" w:hAnsi="Times New Roman"/>
@@ -947,6 +1292,13 @@
         </w:rPr>
         <w:t>{% else %}</w:t>
       </w:r>
+      <w:commentRangeEnd w:id="43"/>
+      <w:r>
+        <w:rPr>
+          <w:rStyle w:val="CommentReference"/>
+        </w:rPr>
+        <w:commentReference w:id="43"/>
+      </w:r>
       <w:r>
         <w:rPr>
           <w:rFonts w:ascii="Times New Roman" w:hAnsi="Times New Roman"/>
@@ -955,6 +1307,7 @@
         </w:rPr>
         <w:t xml:space="preserve">Услуги оказываются Исполнителем </w:t>
       </w:r>
+      <w:commentRangeStart w:id="44"/>
       <w:r>
         <w:rPr>
           <w:rFonts w:ascii="Times New Roman" w:hAnsi="Times New Roman"/>
@@ -964,6 +1317,13 @@
         </w:rPr>
         <w:t>{% if third_party_involved %}</w:t>
       </w:r>
+      <w:commentRangeEnd w:id="44"/>
+      <w:r>
+        <w:rPr>
+          <w:rStyle w:val="CommentReference"/>
+        </w:rPr>
+        <w:commentReference w:id="44"/>
+      </w:r>
       <w:r>
         <w:rPr>
           <w:rFonts w:ascii="Times New Roman" w:hAnsi="Times New Roman"/>
@@ -972,6 +1332,7 @@
         </w:rPr>
         <w:t>с привлечением третьих лиц</w:t>
       </w:r>
+      <w:commentRangeStart w:id="45"/>
       <w:r>
         <w:rPr>
           <w:rFonts w:ascii="Times New Roman" w:hAnsi="Times New Roman"/>
@@ -981,6 +1342,13 @@
         </w:rPr>
         <w:t>{% else %}</w:t>
       </w:r>
+      <w:commentRangeEnd w:id="45"/>
+      <w:r>
+        <w:rPr>
+          <w:rStyle w:val="CommentReference"/>
+        </w:rPr>
+        <w:commentReference w:id="45"/>
+      </w:r>
       <w:r>
         <w:rPr>
           <w:rFonts w:ascii="Times New Roman" w:hAnsi="Times New Roman"/>
@@ -989,6 +1357,7 @@
         </w:rPr>
         <w:t>своими силами, без привлечения третьих лиц</w:t>
       </w:r>
+      <w:commentRangeStart w:id="46"/>
       <w:r>
         <w:rPr>
           <w:rFonts w:ascii="Times New Roman" w:hAnsi="Times New Roman"/>
@@ -998,6 +1367,13 @@
         </w:rPr>
         <w:t>{% endif %}</w:t>
       </w:r>
+      <w:commentRangeEnd w:id="46"/>
+      <w:r>
+        <w:rPr>
+          <w:rStyle w:val="CommentReference"/>
+        </w:rPr>
+        <w:commentReference w:id="46"/>
+      </w:r>
       <w:r>
         <w:rPr>
           <w:rFonts w:ascii="Times New Roman" w:hAnsi="Times New Roman"/>
@@ -1006,6 +1382,7 @@
         </w:rPr>
         <w:t>.</w:t>
       </w:r>
+      <w:commentRangeStart w:id="47"/>
       <w:r>
         <w:rPr>
           <w:rFonts w:ascii="Times New Roman" w:hAnsi="Times New Roman"/>
@@ -1015,6 +1392,13 @@
         </w:rPr>
         <w:t>{% endif %}</w:t>
       </w:r>
+      <w:commentRangeEnd w:id="47"/>
+      <w:r>
+        <w:rPr>
+          <w:rStyle w:val="CommentReference"/>
+        </w:rPr>
+        <w:commentReference w:id="47"/>
+      </w:r>
     </w:p>
     <w:p>
       <w:pPr>
@@ -1039,6 +1423,7 @@
         </w:rPr>
         <w:t xml:space="preserve">Договор заключён в рамках реализации </w:t>
       </w:r>
+      <w:commentRangeStart w:id="48"/>
       <w:r>
         <w:rPr>
           <w:rFonts w:ascii="Times New Roman" w:hAnsi="Times New Roman"/>
@@ -1048,6 +1433,13 @@
         </w:rPr>
         <w:t>{{subsidy_agreement_text}}</w:t>
       </w:r>
+      <w:commentRangeEnd w:id="48"/>
+      <w:r>
+        <w:rPr>
+          <w:rStyle w:val="CommentReference"/>
+        </w:rPr>
+        <w:commentReference w:id="48"/>
+      </w:r>
       <w:r>
         <w:rPr>
           <w:rFonts w:ascii="Times New Roman" w:hAnsi="Times New Roman"/>
@@ -1086,6 +1478,7 @@
         </w:rPr>
         <w:t xml:space="preserve">2.1. </w:t>
       </w:r>
+      <w:commentRangeStart w:id="49"/>
       <w:r>
         <w:rPr>
           <w:rFonts w:ascii="Times New Roman" w:hAnsi="Times New Roman"/>
@@ -1095,6 +1488,13 @@
         </w:rPr>
         <w:t>{% if subject_kind == 'goods' %}</w:t>
       </w:r>
+      <w:commentRangeEnd w:id="49"/>
+      <w:r>
+        <w:rPr>
+          <w:rStyle w:val="CommentReference"/>
+        </w:rPr>
+        <w:commentReference w:id="49"/>
+      </w:r>
       <w:r>
         <w:rPr>
           <w:rFonts w:ascii="Times New Roman" w:hAnsi="Times New Roman"/>
@@ -1103,6 +1503,7 @@
         </w:rPr>
         <w:t xml:space="preserve">Срок поставки Товара: </w:t>
       </w:r>
+      <w:commentRangeStart w:id="50"/>
       <w:r>
         <w:rPr>
           <w:rFonts w:ascii="Times New Roman" w:hAnsi="Times New Roman"/>
@@ -1112,6 +1513,13 @@
         </w:rPr>
         <w:t>{% else %}</w:t>
       </w:r>
+      <w:commentRangeEnd w:id="50"/>
+      <w:r>
+        <w:rPr>
+          <w:rStyle w:val="CommentReference"/>
+        </w:rPr>
+        <w:commentReference w:id="50"/>
+      </w:r>
       <w:r>
         <w:rPr>
           <w:rFonts w:ascii="Times New Roman" w:hAnsi="Times New Roman"/>
@@ -1120,6 +1528,7 @@
         </w:rPr>
         <w:t xml:space="preserve">Срок оказания Услуг: </w:t>
       </w:r>
+      <w:commentRangeStart w:id="51"/>
       <w:r>
         <w:rPr>
           <w:rFonts w:ascii="Times New Roman" w:hAnsi="Times New Roman"/>
@@ -1129,6 +1538,14 @@
         </w:rPr>
         <w:t>{% endif %}</w:t>
       </w:r>
+      <w:commentRangeEnd w:id="51"/>
+      <w:r>
+        <w:rPr>
+          <w:rStyle w:val="CommentReference"/>
+        </w:rPr>
+        <w:commentReference w:id="51"/>
+      </w:r>
+      <w:commentRangeStart w:id="52"/>
       <w:r>
         <w:rPr>
           <w:rFonts w:ascii="Times New Roman" w:hAnsi="Times New Roman"/>
@@ -1138,6 +1555,13 @@
         </w:rPr>
         <w:t>{{service_term}}</w:t>
       </w:r>
+      <w:commentRangeEnd w:id="52"/>
+      <w:r>
+        <w:rPr>
+          <w:rStyle w:val="CommentReference"/>
+        </w:rPr>
+        <w:commentReference w:id="52"/>
+      </w:r>
       <w:r>
         <w:rPr>
           <w:rFonts w:ascii="Times New Roman" w:hAnsi="Times New Roman"/>
@@ -1162,6 +1586,7 @@
         </w:rPr>
         <w:t xml:space="preserve">2.2. </w:t>
       </w:r>
+      <w:commentRangeStart w:id="53"/>
       <w:r>
         <w:rPr>
           <w:rFonts w:ascii="Times New Roman" w:hAnsi="Times New Roman"/>
@@ -1171,6 +1596,13 @@
         </w:rPr>
         <w:t>{% if subject_kind == 'goods' %}</w:t>
       </w:r>
+      <w:commentRangeEnd w:id="53"/>
+      <w:r>
+        <w:rPr>
+          <w:rStyle w:val="CommentReference"/>
+        </w:rPr>
+        <w:commentReference w:id="53"/>
+      </w:r>
       <w:r>
         <w:rPr>
           <w:rFonts w:ascii="Times New Roman" w:hAnsi="Times New Roman"/>
@@ -1179,6 +1611,7 @@
         </w:rPr>
         <w:t xml:space="preserve">Место поставки: </w:t>
       </w:r>
+      <w:commentRangeStart w:id="54"/>
       <w:r>
         <w:rPr>
           <w:rFonts w:ascii="Times New Roman" w:hAnsi="Times New Roman"/>
@@ -1188,6 +1621,13 @@
         </w:rPr>
         <w:t>{% else %}</w:t>
       </w:r>
+      <w:commentRangeEnd w:id="54"/>
+      <w:r>
+        <w:rPr>
+          <w:rStyle w:val="CommentReference"/>
+        </w:rPr>
+        <w:commentReference w:id="54"/>
+      </w:r>
       <w:r>
         <w:rPr>
           <w:rFonts w:ascii="Times New Roman" w:hAnsi="Times New Roman"/>
@@ -1196,6 +1636,7 @@
         </w:rPr>
         <w:t xml:space="preserve">Место оказания Услуг: </w:t>
       </w:r>
+      <w:commentRangeStart w:id="55"/>
       <w:r>
         <w:rPr>
           <w:rFonts w:ascii="Times New Roman" w:hAnsi="Times New Roman"/>
@@ -1205,6 +1646,14 @@
         </w:rPr>
         <w:t>{% endif %}</w:t>
       </w:r>
+      <w:commentRangeEnd w:id="55"/>
+      <w:r>
+        <w:rPr>
+          <w:rStyle w:val="CommentReference"/>
+        </w:rPr>
+        <w:commentReference w:id="55"/>
+      </w:r>
+      <w:commentRangeStart w:id="56"/>
       <w:r>
         <w:rPr>
           <w:rFonts w:ascii="Times New Roman" w:hAnsi="Times New Roman"/>
@@ -1214,6 +1663,13 @@
         </w:rPr>
         <w:t>{{delivery_location}}</w:t>
       </w:r>
+      <w:commentRangeEnd w:id="56"/>
+      <w:r>
+        <w:rPr>
+          <w:rStyle w:val="CommentReference"/>
+        </w:rPr>
+        <w:commentReference w:id="56"/>
+      </w:r>
       <w:r>
         <w:rPr>
           <w:rFonts w:ascii="Times New Roman" w:hAnsi="Times New Roman"/>
@@ -1238,6 +1694,7 @@
         </w:rPr>
         <w:t xml:space="preserve">2.3. </w:t>
       </w:r>
+      <w:commentRangeStart w:id="57"/>
       <w:r>
         <w:rPr>
           <w:rFonts w:ascii="Times New Roman" w:hAnsi="Times New Roman"/>
@@ -1247,6 +1704,13 @@
         </w:rPr>
         <w:t>{% if subject_kind == 'goods' %}</w:t>
       </w:r>
+      <w:commentRangeEnd w:id="57"/>
+      <w:r>
+        <w:rPr>
+          <w:rStyle w:val="CommentReference"/>
+        </w:rPr>
+        <w:commentReference w:id="57"/>
+      </w:r>
       <w:r>
         <w:rPr>
           <w:rFonts w:ascii="Times New Roman" w:hAnsi="Times New Roman"/>
@@ -1255,6 +1719,7 @@
         </w:rPr>
         <w:t>Передача Товара оформляется товарной накладной / универсальным передаточным документом (УПД).</w:t>
       </w:r>
+      <w:commentRangeStart w:id="58"/>
       <w:r>
         <w:rPr>
           <w:rFonts w:ascii="Times New Roman" w:hAnsi="Times New Roman"/>
@@ -1264,6 +1729,13 @@
         </w:rPr>
         <w:t>{% else %}</w:t>
       </w:r>
+      <w:commentRangeEnd w:id="58"/>
+      <w:r>
+        <w:rPr>
+          <w:rStyle w:val="CommentReference"/>
+        </w:rPr>
+        <w:commentReference w:id="58"/>
+      </w:r>
       <w:r>
         <w:rPr>
           <w:rFonts w:ascii="Times New Roman" w:hAnsi="Times New Roman"/>
@@ -1272,6 +1744,7 @@
         </w:rPr>
         <w:t>Приёмка Услуг оформляется Актом сдачи-приёмки оказанных услуг.</w:t>
       </w:r>
+      <w:commentRangeStart w:id="59"/>
       <w:r>
         <w:rPr>
           <w:rFonts w:ascii="Times New Roman" w:hAnsi="Times New Roman"/>
@@ -1281,6 +1754,13 @@
         </w:rPr>
         <w:t>{% endif %}</w:t>
       </w:r>
+      <w:commentRangeEnd w:id="59"/>
+      <w:r>
+        <w:rPr>
+          <w:rStyle w:val="CommentReference"/>
+        </w:rPr>
+        <w:commentReference w:id="59"/>
+      </w:r>
     </w:p>
     <w:p>
       <w:pPr>
@@ -1319,6 +1799,7 @@
         </w:rPr>
         <w:t xml:space="preserve">Цена Договора составляет </w:t>
       </w:r>
+      <w:commentRangeStart w:id="60"/>
       <w:r>
         <w:rPr>
           <w:rFonts w:ascii="Times New Roman" w:hAnsi="Times New Roman"/>
@@ -1328,6 +1809,13 @@
         </w:rPr>
         <w:t>{{contract_price_num}}</w:t>
       </w:r>
+      <w:commentRangeEnd w:id="60"/>
+      <w:r>
+        <w:rPr>
+          <w:rStyle w:val="CommentReference"/>
+        </w:rPr>
+        <w:commentReference w:id="60"/>
+      </w:r>
       <w:r>
         <w:rPr>
           <w:rFonts w:ascii="Times New Roman" w:hAnsi="Times New Roman"/>
@@ -1337,6 +1825,7 @@
         </w:rPr>
         <w:t xml:space="preserve"> (</w:t>
       </w:r>
+      <w:commentRangeStart w:id="61"/>
       <w:r>
         <w:rPr>
           <w:rFonts w:ascii="Times New Roman" w:hAnsi="Times New Roman"/>
@@ -1346,6 +1835,13 @@
         </w:rPr>
         <w:t>{{contract_price_words}}</w:t>
       </w:r>
+      <w:commentRangeEnd w:id="61"/>
+      <w:r>
+        <w:rPr>
+          <w:rStyle w:val="CommentReference"/>
+        </w:rPr>
+        <w:commentReference w:id="61"/>
+      </w:r>
       <w:r>
         <w:rPr>
           <w:rFonts w:ascii="Times New Roman" w:hAnsi="Times New Roman"/>
@@ -1355,6 +1851,7 @@
         </w:rPr>
         <w:t xml:space="preserve">) рублей. </w:t>
       </w:r>
+      <w:commentRangeStart w:id="62"/>
       <w:r>
         <w:rPr>
           <w:rFonts w:ascii="Times New Roman" w:hAnsi="Times New Roman"/>
@@ -1364,6 +1861,13 @@
         </w:rPr>
         <w:t>{% if vat_applicable %}</w:t>
       </w:r>
+      <w:commentRangeEnd w:id="62"/>
+      <w:r>
+        <w:rPr>
+          <w:rStyle w:val="CommentReference"/>
+        </w:rPr>
+        <w:commentReference w:id="62"/>
+      </w:r>
       <w:r>
         <w:rPr>
           <w:rFonts w:ascii="Times New Roman" w:hAnsi="Times New Roman"/>
@@ -1372,6 +1876,7 @@
         </w:rPr>
         <w:t xml:space="preserve">В том числе НДС </w:t>
       </w:r>
+      <w:commentRangeStart w:id="63"/>
       <w:r>
         <w:rPr>
           <w:rFonts w:ascii="Times New Roman" w:hAnsi="Times New Roman"/>
@@ -1381,6 +1886,13 @@
         </w:rPr>
         <w:t>{{vat_rate}}</w:t>
       </w:r>
+      <w:commentRangeEnd w:id="63"/>
+      <w:r>
+        <w:rPr>
+          <w:rStyle w:val="CommentReference"/>
+        </w:rPr>
+        <w:commentReference w:id="63"/>
+      </w:r>
       <w:r>
         <w:rPr>
           <w:rFonts w:ascii="Times New Roman" w:hAnsi="Times New Roman"/>
@@ -1389,6 +1901,7 @@
         </w:rPr>
         <w:t xml:space="preserve">%: </w:t>
       </w:r>
+      <w:commentRangeStart w:id="64"/>
       <w:r>
         <w:rPr>
           <w:rFonts w:ascii="Times New Roman" w:hAnsi="Times New Roman"/>
@@ -1398,6 +1911,13 @@
         </w:rPr>
         <w:t>{{vat_amount_num}}</w:t>
       </w:r>
+      <w:commentRangeEnd w:id="64"/>
+      <w:r>
+        <w:rPr>
+          <w:rStyle w:val="CommentReference"/>
+        </w:rPr>
+        <w:commentReference w:id="64"/>
+      </w:r>
       <w:r>
         <w:rPr>
           <w:rFonts w:ascii="Times New Roman" w:hAnsi="Times New Roman"/>
@@ -1406,6 +1926,7 @@
         </w:rPr>
         <w:t xml:space="preserve"> (</w:t>
       </w:r>
+      <w:commentRangeStart w:id="65"/>
       <w:r>
         <w:rPr>
           <w:rFonts w:ascii="Times New Roman" w:hAnsi="Times New Roman"/>
@@ -1415,6 +1936,13 @@
         </w:rPr>
         <w:t>{{vat_amount_words}}</w:t>
       </w:r>
+      <w:commentRangeEnd w:id="65"/>
+      <w:r>
+        <w:rPr>
+          <w:rStyle w:val="CommentReference"/>
+        </w:rPr>
+        <w:commentReference w:id="65"/>
+      </w:r>
       <w:r>
         <w:rPr>
           <w:rFonts w:ascii="Times New Roman" w:hAnsi="Times New Roman"/>
@@ -1423,6 +1951,7 @@
         </w:rPr>
         <w:t>) рублей.</w:t>
       </w:r>
+      <w:commentRangeStart w:id="66"/>
       <w:r>
         <w:rPr>
           <w:rFonts w:ascii="Times New Roman" w:hAnsi="Times New Roman"/>
@@ -1432,6 +1961,13 @@
         </w:rPr>
         <w:t>{% else %}</w:t>
       </w:r>
+      <w:commentRangeEnd w:id="66"/>
+      <w:r>
+        <w:rPr>
+          <w:rStyle w:val="CommentReference"/>
+        </w:rPr>
+        <w:commentReference w:id="66"/>
+      </w:r>
       <w:r>
         <w:rPr>
           <w:rFonts w:ascii="Times New Roman" w:hAnsi="Times New Roman"/>
@@ -1440,6 +1976,7 @@
         </w:rPr>
         <w:t xml:space="preserve">НДС не облагается на основании </w:t>
       </w:r>
+      <w:commentRangeStart w:id="67"/>
       <w:r>
         <w:rPr>
           <w:rFonts w:ascii="Times New Roman" w:hAnsi="Times New Roman"/>
@@ -1449,6 +1986,13 @@
         </w:rPr>
         <w:t>{{vat_exemption_article}}</w:t>
       </w:r>
+      <w:commentRangeEnd w:id="67"/>
+      <w:r>
+        <w:rPr>
+          <w:rStyle w:val="CommentReference"/>
+        </w:rPr>
+        <w:commentReference w:id="67"/>
+      </w:r>
       <w:r>
         <w:rPr>
           <w:rFonts w:ascii="Times New Roman" w:hAnsi="Times New Roman"/>
@@ -1457,6 +2001,7 @@
         </w:rPr>
         <w:t>.</w:t>
       </w:r>
+      <w:commentRangeStart w:id="68"/>
       <w:r>
         <w:rPr>
           <w:rFonts w:ascii="Times New Roman" w:hAnsi="Times New Roman"/>
@@ -1466,6 +2011,13 @@
         </w:rPr>
         <w:t>{% endif %}</w:t>
       </w:r>
+      <w:commentRangeEnd w:id="68"/>
+      <w:r>
+        <w:rPr>
+          <w:rStyle w:val="CommentReference"/>
+        </w:rPr>
+        <w:commentReference w:id="68"/>
+      </w:r>
     </w:p>
     <w:p>
       <w:pPr>
@@ -1490,6 +2042,7 @@
         </w:rPr>
         <w:t xml:space="preserve">Оплата производится в безналичной форме путём перечисления денежных средств на расчётный счёт </w:t>
       </w:r>
+      <w:commentRangeStart w:id="69"/>
       <w:r>
         <w:rPr>
           <w:rFonts w:ascii="Times New Roman" w:hAnsi="Times New Roman"/>
@@ -1499,6 +2052,13 @@
         </w:rPr>
         <w:t>{% if subject_kind == 'goods' %}</w:t>
       </w:r>
+      <w:commentRangeEnd w:id="69"/>
+      <w:r>
+        <w:rPr>
+          <w:rStyle w:val="CommentReference"/>
+        </w:rPr>
+        <w:commentReference w:id="69"/>
+      </w:r>
       <w:r>
         <w:rPr>
           <w:rFonts w:ascii="Times New Roman" w:hAnsi="Times New Roman"/>
@@ -1507,6 +2067,7 @@
         </w:rPr>
         <w:t>Поставщика</w:t>
       </w:r>
+      <w:commentRangeStart w:id="70"/>
       <w:r>
         <w:rPr>
           <w:rFonts w:ascii="Times New Roman" w:hAnsi="Times New Roman"/>
@@ -1516,6 +2077,13 @@
         </w:rPr>
         <w:t>{% else %}</w:t>
       </w:r>
+      <w:commentRangeEnd w:id="70"/>
+      <w:r>
+        <w:rPr>
+          <w:rStyle w:val="CommentReference"/>
+        </w:rPr>
+        <w:commentReference w:id="70"/>
+      </w:r>
       <w:r>
         <w:rPr>
           <w:rFonts w:ascii="Times New Roman" w:hAnsi="Times New Roman"/>
@@ -1524,6 +2092,7 @@
         </w:rPr>
         <w:t>Исполнителя</w:t>
       </w:r>
+      <w:commentRangeStart w:id="71"/>
       <w:r>
         <w:rPr>
           <w:rFonts w:ascii="Times New Roman" w:hAnsi="Times New Roman"/>
@@ -1533,6 +2102,13 @@
         </w:rPr>
         <w:t>{% endif %}</w:t>
       </w:r>
+      <w:commentRangeEnd w:id="71"/>
+      <w:r>
+        <w:rPr>
+          <w:rStyle w:val="CommentReference"/>
+        </w:rPr>
+        <w:commentReference w:id="71"/>
+      </w:r>
       <w:r>
         <w:rPr>
           <w:rFonts w:ascii="Times New Roman" w:hAnsi="Times New Roman"/>
@@ -1572,6 +2148,7 @@
         <w:spacing w:before="200" w:after="0" w:line="276" w:lineRule="exact"/>
         <w:jc w:val="center"/>
       </w:pPr>
+      <w:commentRangeStart w:id="72"/>
       <w:r>
         <w:rPr>
           <w:rFonts w:ascii="Times New Roman" w:hAnsi="Times New Roman"/>
@@ -1581,6 +2158,13 @@
         </w:rPr>
         <w:t>{% if subject_kind == 'goods' %}</w:t>
       </w:r>
+      <w:commentRangeEnd w:id="72"/>
+      <w:r>
+        <w:rPr>
+          <w:rStyle w:val="CommentReference"/>
+        </w:rPr>
+        <w:commentReference w:id="72"/>
+      </w:r>
     </w:p>
     <w:p>
       <w:pPr>
@@ -1602,6 +2186,7 @@
         <w:spacing w:before="0" w:after="0" w:line="276" w:lineRule="exact"/>
         <w:jc w:val="center"/>
       </w:pPr>
+      <w:commentRangeStart w:id="73"/>
       <w:r>
         <w:rPr>
           <w:rFonts w:ascii="Times New Roman" w:hAnsi="Times New Roman"/>
@@ -1611,6 +2196,13 @@
         </w:rPr>
         <w:t>{% else %}</w:t>
       </w:r>
+      <w:commentRangeEnd w:id="73"/>
+      <w:r>
+        <w:rPr>
+          <w:rStyle w:val="CommentReference"/>
+        </w:rPr>
+        <w:commentReference w:id="73"/>
+      </w:r>
     </w:p>
     <w:p>
       <w:pPr>
@@ -1632,6 +2224,7 @@
         <w:spacing w:before="0" w:after="80" w:line="276" w:lineRule="exact"/>
         <w:jc w:val="center"/>
       </w:pPr>
+      <w:commentRangeStart w:id="74"/>
       <w:r>
         <w:rPr>
           <w:rFonts w:ascii="Times New Roman" w:hAnsi="Times New Roman"/>
@@ -1641,6 +2234,13 @@
         </w:rPr>
         <w:t>{% endif %}</w:t>
       </w:r>
+      <w:commentRangeEnd w:id="74"/>
+      <w:r>
+        <w:rPr>
+          <w:rStyle w:val="CommentReference"/>
+        </w:rPr>
+        <w:commentReference w:id="74"/>
+      </w:r>
     </w:p>
     <w:p>
       <w:pPr>
@@ -1656,6 +2256,7 @@
         </w:rPr>
         <w:t xml:space="preserve">4.1. </w:t>
       </w:r>
+      <w:commentRangeStart w:id="75"/>
       <w:r>
         <w:rPr>
           <w:rFonts w:ascii="Times New Roman" w:hAnsi="Times New Roman"/>
@@ -1665,6 +2266,13 @@
         </w:rPr>
         <w:t>{% if subject_kind == 'goods' %}</w:t>
       </w:r>
+      <w:commentRangeEnd w:id="75"/>
+      <w:r>
+        <w:rPr>
+          <w:rStyle w:val="CommentReference"/>
+        </w:rPr>
+        <w:commentReference w:id="75"/>
+      </w:r>
       <w:r>
         <w:rPr>
           <w:rFonts w:ascii="Times New Roman" w:hAnsi="Times New Roman"/>
@@ -1673,6 +2281,7 @@
         </w:rPr>
         <w:t>Качество Товара должно соответствовать ГОСТ, ТУ и иным обязательным требованиям законодательства Российской Федерации.</w:t>
       </w:r>
+      <w:commentRangeStart w:id="76"/>
       <w:r>
         <w:rPr>
           <w:rFonts w:ascii="Times New Roman" w:hAnsi="Times New Roman"/>
@@ -1682,6 +2291,13 @@
         </w:rPr>
         <w:t>{% else %}</w:t>
       </w:r>
+      <w:commentRangeEnd w:id="76"/>
+      <w:r>
+        <w:rPr>
+          <w:rStyle w:val="CommentReference"/>
+        </w:rPr>
+        <w:commentReference w:id="76"/>
+      </w:r>
       <w:r>
         <w:rPr>
           <w:rFonts w:ascii="Times New Roman" w:hAnsi="Times New Roman"/>
@@ -1690,6 +2306,7 @@
         </w:rPr>
         <w:t>Исполнитель обязан оказать Услуги надлежащего качества в установленные сроки, соблюдать требования действующего законодательства РФ, а также предоставлять Заказчику по его требованию информацию о ходе оказания Услуг.</w:t>
       </w:r>
+      <w:commentRangeStart w:id="77"/>
       <w:r>
         <w:rPr>
           <w:rFonts w:ascii="Times New Roman" w:hAnsi="Times New Roman"/>
@@ -1699,6 +2316,13 @@
         </w:rPr>
         <w:t>{% endif %}</w:t>
       </w:r>
+      <w:commentRangeEnd w:id="77"/>
+      <w:r>
+        <w:rPr>
+          <w:rStyle w:val="CommentReference"/>
+        </w:rPr>
+        <w:commentReference w:id="77"/>
+      </w:r>
     </w:p>
     <w:p>
       <w:pPr>
@@ -1714,6 +2338,7 @@
         </w:rPr>
         <w:t xml:space="preserve">4.2. </w:t>
       </w:r>
+      <w:commentRangeStart w:id="78"/>
       <w:r>
         <w:rPr>
           <w:rFonts w:ascii="Times New Roman" w:hAnsi="Times New Roman"/>
@@ -1723,6 +2348,13 @@
         </w:rPr>
         <w:t>{% if subject_kind == 'goods' %}</w:t>
       </w:r>
+      <w:commentRangeEnd w:id="78"/>
+      <w:r>
+        <w:rPr>
+          <w:rStyle w:val="CommentReference"/>
+        </w:rPr>
+        <w:commentReference w:id="78"/>
+      </w:r>
       <w:r>
         <w:rPr>
           <w:rFonts w:ascii="Times New Roman" w:hAnsi="Times New Roman"/>
@@ -1731,6 +2363,7 @@
         </w:rPr>
         <w:t>Гарантийный срок устанавливается изготовителем либо иным образом, указанным в Спецификации.</w:t>
       </w:r>
+      <w:commentRangeStart w:id="79"/>
       <w:r>
         <w:rPr>
           <w:rFonts w:ascii="Times New Roman" w:hAnsi="Times New Roman"/>
@@ -1740,6 +2373,13 @@
         </w:rPr>
         <w:t>{% else %}</w:t>
       </w:r>
+      <w:commentRangeEnd w:id="79"/>
+      <w:r>
+        <w:rPr>
+          <w:rStyle w:val="CommentReference"/>
+        </w:rPr>
+        <w:commentReference w:id="79"/>
+      </w:r>
       <w:r>
         <w:rPr>
           <w:rFonts w:ascii="Times New Roman" w:hAnsi="Times New Roman"/>
@@ -1748,6 +2388,7 @@
         </w:rPr>
         <w:t>Заказчик обязан своевременно передавать Исполнителю материалы и информацию, необходимые для оказания Услуг; принять результаты оказанных Услуг и оплатить их в соответствии с разделом 3 настоящего Договора.</w:t>
       </w:r>
+      <w:commentRangeStart w:id="80"/>
       <w:r>
         <w:rPr>
           <w:rFonts w:ascii="Times New Roman" w:hAnsi="Times New Roman"/>
@@ -1757,6 +2398,13 @@
         </w:rPr>
         <w:t>{% endif %}</w:t>
       </w:r>
+      <w:commentRangeEnd w:id="80"/>
+      <w:r>
+        <w:rPr>
+          <w:rStyle w:val="CommentReference"/>
+        </w:rPr>
+        <w:commentReference w:id="80"/>
+      </w:r>
     </w:p>
     <w:p>
       <w:pPr>
@@ -1786,6 +2434,7 @@
         </w:rPr>
         <w:t xml:space="preserve">5.1. </w:t>
       </w:r>
+      <w:commentRangeStart w:id="81"/>
       <w:r>
         <w:rPr>
           <w:rFonts w:ascii="Times New Roman" w:hAnsi="Times New Roman"/>
@@ -1795,6 +2444,13 @@
         </w:rPr>
         <w:t>{% if subject_kind == 'goods' %}</w:t>
       </w:r>
+      <w:commentRangeEnd w:id="81"/>
+      <w:r>
+        <w:rPr>
+          <w:rStyle w:val="CommentReference"/>
+        </w:rPr>
+        <w:commentReference w:id="81"/>
+      </w:r>
       <w:r>
         <w:rPr>
           <w:rFonts w:ascii="Times New Roman" w:hAnsi="Times New Roman"/>
@@ -1803,6 +2459,7 @@
         </w:rPr>
         <w:t>За нарушение сроков поставки Поставщик уплачивает Покупателю неустойку в размере 0,1% от цены Договора за каждый день просрочки.</w:t>
       </w:r>
+      <w:commentRangeStart w:id="82"/>
       <w:r>
         <w:rPr>
           <w:rFonts w:ascii="Times New Roman" w:hAnsi="Times New Roman"/>
@@ -1812,6 +2469,13 @@
         </w:rPr>
         <w:t>{% else %}</w:t>
       </w:r>
+      <w:commentRangeEnd w:id="82"/>
+      <w:r>
+        <w:rPr>
+          <w:rStyle w:val="CommentReference"/>
+        </w:rPr>
+        <w:commentReference w:id="82"/>
+      </w:r>
       <w:r>
         <w:rPr>
           <w:rFonts w:ascii="Times New Roman" w:hAnsi="Times New Roman"/>
@@ -1820,6 +2484,7 @@
         </w:rPr>
         <w:t>За нарушение сроков оказания Услуг Исполнитель уплачивает Заказчику неустойку в размере 0,1% от цены Договора за каждый день просрочки.</w:t>
       </w:r>
+      <w:commentRangeStart w:id="83"/>
       <w:r>
         <w:rPr>
           <w:rFonts w:ascii="Times New Roman" w:hAnsi="Times New Roman"/>
@@ -1829,6 +2494,13 @@
         </w:rPr>
         <w:t>{% endif %}</w:t>
       </w:r>
+      <w:commentRangeEnd w:id="83"/>
+      <w:r>
+        <w:rPr>
+          <w:rStyle w:val="CommentReference"/>
+        </w:rPr>
+        <w:commentReference w:id="83"/>
+      </w:r>
     </w:p>
     <w:p>
       <w:pPr>
@@ -1844,6 +2516,7 @@
         </w:rPr>
         <w:t xml:space="preserve">5.2. </w:t>
       </w:r>
+      <w:commentRangeStart w:id="84"/>
       <w:r>
         <w:rPr>
           <w:rFonts w:ascii="Times New Roman" w:hAnsi="Times New Roman"/>
@@ -1853,6 +2526,13 @@
         </w:rPr>
         <w:t>{% if subject_kind == 'goods' %}</w:t>
       </w:r>
+      <w:commentRangeEnd w:id="84"/>
+      <w:r>
+        <w:rPr>
+          <w:rStyle w:val="CommentReference"/>
+        </w:rPr>
+        <w:commentReference w:id="84"/>
+      </w:r>
       <w:r>
         <w:rPr>
           <w:rFonts w:ascii="Times New Roman" w:hAnsi="Times New Roman"/>
@@ -1861,6 +2541,7 @@
         </w:rPr>
         <w:t>За нарушение сроков оплаты Покупатель уплачивает Поставщику пени в размере 1/300 ставки рефинансирования Банка России за каждый день просрочки.</w:t>
       </w:r>
+      <w:commentRangeStart w:id="85"/>
       <w:r>
         <w:rPr>
           <w:rFonts w:ascii="Times New Roman" w:hAnsi="Times New Roman"/>
@@ -1870,6 +2551,13 @@
         </w:rPr>
         <w:t>{% else %}</w:t>
       </w:r>
+      <w:commentRangeEnd w:id="85"/>
+      <w:r>
+        <w:rPr>
+          <w:rStyle w:val="CommentReference"/>
+        </w:rPr>
+        <w:commentReference w:id="85"/>
+      </w:r>
       <w:r>
         <w:rPr>
           <w:rFonts w:ascii="Times New Roman" w:hAnsi="Times New Roman"/>
@@ -1878,6 +2566,7 @@
         </w:rPr>
         <w:t>За нарушение сроков оплаты Заказчик уплачивает Исполнителю пени в размере 1/300 ставки рефинансирования Банка России за каждый день просрочки.</w:t>
       </w:r>
+      <w:commentRangeStart w:id="86"/>
       <w:r>
         <w:rPr>
           <w:rFonts w:ascii="Times New Roman" w:hAnsi="Times New Roman"/>
@@ -1886,6 +2575,13 @@
           <w:sz w:val="24"/>
         </w:rPr>
         <w:t>{% endif %}</w:t>
+      </w:r>
+      <w:commentRangeEnd w:id="86"/>
+      <w:r>
+        <w:rPr>
+          <w:rStyle w:val="CommentReference"/>
+        </w:rPr>
+        <w:commentReference w:id="86"/>
       </w:r>
     </w:p>
     <w:p>
@@ -2009,6 +2705,7 @@
               <w:spacing w:after="40" w:before="0"/>
               <w:jc w:val="left"/>
             </w:pPr>
+            <w:commentRangeStart w:id="90"/>
             <w:r>
               <w:rPr>
                 <w:rFonts w:ascii="Times New Roman" w:hAnsi="Times New Roman"/>
@@ -2017,6 +2714,13 @@
                 <w:sz w:val="18"/>
               </w:rPr>
               <w:t>{% if subject_kind == 'goods' %}</w:t>
+            </w:r>
+            <w:commentRangeEnd w:id="90"/>
+            <w:r>
+              <w:rPr>
+                <w:rStyle w:val="CommentReference"/>
+              </w:rPr>
+              <w:commentReference w:id="90"/>
             </w:r>
           </w:p>
           <w:p>
@@ -2038,6 +2742,7 @@
               <w:spacing w:after="40" w:before="0"/>
               <w:jc w:val="left"/>
             </w:pPr>
+            <w:commentRangeStart w:id="91"/>
             <w:r>
               <w:rPr>
                 <w:rFonts w:ascii="Times New Roman" w:hAnsi="Times New Roman"/>
@@ -2046,6 +2751,13 @@
                 <w:sz w:val="18"/>
               </w:rPr>
               <w:t>{% else %}</w:t>
+            </w:r>
+            <w:commentRangeEnd w:id="91"/>
+            <w:r>
+              <w:rPr>
+                <w:rStyle w:val="CommentReference"/>
+              </w:rPr>
+              <w:commentReference w:id="91"/>
             </w:r>
           </w:p>
           <w:p>
@@ -2067,6 +2779,7 @@
               <w:spacing w:after="40" w:before="0"/>
               <w:jc w:val="left"/>
             </w:pPr>
+            <w:commentRangeStart w:id="92"/>
             <w:r>
               <w:rPr>
                 <w:rFonts w:ascii="Times New Roman" w:hAnsi="Times New Roman"/>
@@ -2076,12 +2789,20 @@
               </w:rPr>
               <w:t>{% endif %}</w:t>
             </w:r>
+            <w:commentRangeEnd w:id="92"/>
+            <w:r>
+              <w:rPr>
+                <w:rStyle w:val="CommentReference"/>
+              </w:rPr>
+              <w:commentReference w:id="92"/>
+            </w:r>
           </w:p>
           <w:p>
             <w:pPr>
               <w:spacing w:after="40" w:before="0"/>
               <w:jc w:val="left"/>
             </w:pPr>
+            <w:commentRangeStart w:id="93"/>
             <w:r>
               <w:rPr>
                 <w:rFonts w:ascii="Times New Roman" w:hAnsi="Times New Roman"/>
@@ -2091,12 +2812,20 @@
               </w:rPr>
               <w:t>{{customer_full_name}}</w:t>
             </w:r>
+            <w:commentRangeEnd w:id="93"/>
+            <w:r>
+              <w:rPr>
+                <w:rStyle w:val="CommentReference"/>
+              </w:rPr>
+              <w:commentReference w:id="93"/>
+            </w:r>
           </w:p>
           <w:p>
             <w:pPr>
               <w:spacing w:after="40" w:before="0"/>
               <w:jc w:val="left"/>
             </w:pPr>
+            <w:commentRangeStart w:id="94"/>
             <w:r>
               <w:rPr>
                 <w:rFonts w:ascii="Times New Roman" w:hAnsi="Times New Roman"/>
@@ -2106,12 +2835,20 @@
               </w:rPr>
               <w:t>Адрес: {{customer_address}}</w:t>
             </w:r>
+            <w:commentRangeEnd w:id="94"/>
+            <w:r>
+              <w:rPr>
+                <w:rStyle w:val="CommentReference"/>
+              </w:rPr>
+              <w:commentReference w:id="94"/>
+            </w:r>
           </w:p>
           <w:p>
             <w:pPr>
               <w:spacing w:after="40" w:before="0"/>
               <w:jc w:val="left"/>
             </w:pPr>
+            <w:commentRangeStart w:id="95"/>
             <w:r>
               <w:rPr>
                 <w:rFonts w:ascii="Times New Roman" w:hAnsi="Times New Roman"/>
@@ -2121,12 +2858,21 @@
               </w:rPr>
               <w:t>Почтовый адрес: {{customer_postal_address}}</w:t>
             </w:r>
+            <w:commentRangeEnd w:id="95"/>
+            <w:r>
+              <w:rPr>
+                <w:rStyle w:val="CommentReference"/>
+              </w:rPr>
+              <w:commentReference w:id="95"/>
+            </w:r>
           </w:p>
           <w:p>
             <w:pPr>
               <w:spacing w:after="40" w:before="0"/>
               <w:jc w:val="left"/>
             </w:pPr>
+            <w:commentRangeStart w:id="96"/>
+            <w:commentRangeStart w:id="97"/>
             <w:r>
               <w:rPr>
                 <w:rFonts w:ascii="Times New Roman" w:hAnsi="Times New Roman"/>
@@ -2136,12 +2882,27 @@
               </w:rPr>
               <w:t>ИНН: {{customer_inn}} / КПП: {{customer_kpp}}</w:t>
             </w:r>
+            <w:commentRangeEnd w:id="97"/>
+            <w:r>
+              <w:rPr>
+                <w:rStyle w:val="CommentReference"/>
+              </w:rPr>
+              <w:commentReference w:id="97"/>
+            </w:r>
+            <w:commentRangeEnd w:id="96"/>
+            <w:r>
+              <w:rPr>
+                <w:rStyle w:val="CommentReference"/>
+              </w:rPr>
+              <w:commentReference w:id="96"/>
+            </w:r>
           </w:p>
           <w:p>
             <w:pPr>
               <w:spacing w:after="40" w:before="0"/>
               <w:jc w:val="left"/>
             </w:pPr>
+            <w:commentRangeStart w:id="98"/>
             <w:r>
               <w:rPr>
                 <w:rFonts w:ascii="Times New Roman" w:hAnsi="Times New Roman"/>
@@ -2151,12 +2912,20 @@
               </w:rPr>
               <w:t>ОГРН: {{customer_ogrn}}</w:t>
             </w:r>
+            <w:commentRangeEnd w:id="98"/>
+            <w:r>
+              <w:rPr>
+                <w:rStyle w:val="CommentReference"/>
+              </w:rPr>
+              <w:commentReference w:id="98"/>
+            </w:r>
           </w:p>
           <w:p>
             <w:pPr>
               <w:spacing w:after="40" w:before="0"/>
               <w:jc w:val="left"/>
             </w:pPr>
+            <w:commentRangeStart w:id="99"/>
             <w:r>
               <w:rPr>
                 <w:rFonts w:ascii="Times New Roman" w:hAnsi="Times New Roman"/>
@@ -2166,12 +2935,20 @@
               </w:rPr>
               <w:t>Банк: {{customer_bank_name}}</w:t>
             </w:r>
+            <w:commentRangeEnd w:id="99"/>
+            <w:r>
+              <w:rPr>
+                <w:rStyle w:val="CommentReference"/>
+              </w:rPr>
+              <w:commentReference w:id="99"/>
+            </w:r>
           </w:p>
           <w:p>
             <w:pPr>
               <w:spacing w:after="40" w:before="0"/>
               <w:jc w:val="left"/>
             </w:pPr>
+            <w:commentRangeStart w:id="100"/>
             <w:r>
               <w:rPr>
                 <w:rFonts w:ascii="Times New Roman" w:hAnsi="Times New Roman"/>
@@ -2181,12 +2958,20 @@
               </w:rPr>
               <w:t>БИК: {{customer_bik}}</w:t>
             </w:r>
+            <w:commentRangeEnd w:id="100"/>
+            <w:r>
+              <w:rPr>
+                <w:rStyle w:val="CommentReference"/>
+              </w:rPr>
+              <w:commentReference w:id="100"/>
+            </w:r>
           </w:p>
           <w:p>
             <w:pPr>
               <w:spacing w:after="40" w:before="0"/>
               <w:jc w:val="left"/>
             </w:pPr>
+            <w:commentRangeStart w:id="101"/>
             <w:r>
               <w:rPr>
                 <w:rFonts w:ascii="Times New Roman" w:hAnsi="Times New Roman"/>
@@ -2196,12 +2981,20 @@
               </w:rPr>
               <w:t>р/с: {{customer_settlement_account}}</w:t>
             </w:r>
+            <w:commentRangeEnd w:id="101"/>
+            <w:r>
+              <w:rPr>
+                <w:rStyle w:val="CommentReference"/>
+              </w:rPr>
+              <w:commentReference w:id="101"/>
+            </w:r>
           </w:p>
           <w:p>
             <w:pPr>
               <w:spacing w:after="40" w:before="0"/>
               <w:jc w:val="left"/>
             </w:pPr>
+            <w:commentRangeStart w:id="102"/>
             <w:r>
               <w:rPr>
                 <w:rFonts w:ascii="Times New Roman" w:hAnsi="Times New Roman"/>
@@ -2211,12 +3004,20 @@
               </w:rPr>
               <w:t>к/с: {{customer_correspondent_account}}</w:t>
             </w:r>
+            <w:commentRangeEnd w:id="102"/>
+            <w:r>
+              <w:rPr>
+                <w:rStyle w:val="CommentReference"/>
+              </w:rPr>
+              <w:commentReference w:id="102"/>
+            </w:r>
           </w:p>
           <w:p>
             <w:pPr>
               <w:spacing w:after="40" w:before="0"/>
               <w:jc w:val="left"/>
             </w:pPr>
+            <w:commentRangeStart w:id="103"/>
             <w:r>
               <w:rPr>
                 <w:rFonts w:ascii="Times New Roman" w:hAnsi="Times New Roman"/>
@@ -2226,12 +3027,20 @@
               </w:rPr>
               <w:t>Тел.: {{customer_phone}}</w:t>
             </w:r>
+            <w:commentRangeEnd w:id="103"/>
+            <w:r>
+              <w:rPr>
+                <w:rStyle w:val="CommentReference"/>
+              </w:rPr>
+              <w:commentReference w:id="103"/>
+            </w:r>
           </w:p>
           <w:p>
             <w:pPr>
               <w:spacing w:after="40" w:before="0"/>
               <w:jc w:val="left"/>
             </w:pPr>
+            <w:commentRangeStart w:id="104"/>
             <w:r>
               <w:rPr>
                 <w:rFonts w:ascii="Times New Roman" w:hAnsi="Times New Roman"/>
@@ -2240,6 +3049,13 @@
                 <w:sz w:val="20"/>
               </w:rPr>
               <w:t>E-mail: {{customer_email}}</w:t>
+            </w:r>
+            <w:commentRangeEnd w:id="104"/>
+            <w:r>
+              <w:rPr>
+                <w:rStyle w:val="CommentReference"/>
+              </w:rPr>
+              <w:commentReference w:id="104"/>
             </w:r>
           </w:p>
           <w:p>
@@ -2259,6 +3075,7 @@
               <w:spacing w:after="40" w:before="0"/>
               <w:jc w:val="left"/>
             </w:pPr>
+            <w:commentRangeStart w:id="105"/>
             <w:r>
               <w:rPr>
                 <w:rFonts w:ascii="Times New Roman" w:hAnsi="Times New Roman"/>
@@ -2268,12 +3085,20 @@
               </w:rPr>
               <w:t>{{customer_signatory_position}}</w:t>
             </w:r>
+            <w:commentRangeEnd w:id="105"/>
+            <w:r>
+              <w:rPr>
+                <w:rStyle w:val="CommentReference"/>
+              </w:rPr>
+              <w:commentReference w:id="105"/>
+            </w:r>
           </w:p>
           <w:p>
             <w:pPr>
               <w:spacing w:after="40" w:before="0"/>
               <w:jc w:val="left"/>
             </w:pPr>
+            <w:commentRangeStart w:id="106"/>
             <w:r>
               <w:rPr>
                 <w:rFonts w:ascii="Times New Roman" w:hAnsi="Times New Roman"/>
@@ -2282,6 +3107,13 @@
                 <w:sz w:val="20"/>
               </w:rPr>
               <w:t>________________ / {{customer_signatory_initials}}</w:t>
+            </w:r>
+            <w:commentRangeEnd w:id="106"/>
+            <w:r>
+              <w:rPr>
+                <w:rStyle w:val="CommentReference"/>
+              </w:rPr>
+              <w:commentReference w:id="106"/>
             </w:r>
           </w:p>
           <w:p>
@@ -2308,6 +3140,7 @@
               <w:spacing w:after="40" w:before="0"/>
               <w:jc w:val="left"/>
             </w:pPr>
+            <w:commentRangeStart w:id="107"/>
             <w:r>
               <w:rPr>
                 <w:rFonts w:ascii="Times New Roman" w:hAnsi="Times New Roman"/>
@@ -2316,6 +3149,13 @@
                 <w:sz w:val="18"/>
               </w:rPr>
               <w:t>{% if subject_kind == 'goods' %}</w:t>
+            </w:r>
+            <w:commentRangeEnd w:id="107"/>
+            <w:r>
+              <w:rPr>
+                <w:rStyle w:val="CommentReference"/>
+              </w:rPr>
+              <w:commentReference w:id="107"/>
             </w:r>
           </w:p>
           <w:p>
@@ -2337,6 +3177,7 @@
               <w:spacing w:after="40" w:before="0"/>
               <w:jc w:val="left"/>
             </w:pPr>
+            <w:commentRangeStart w:id="108"/>
             <w:r>
               <w:rPr>
                 <w:rFonts w:ascii="Times New Roman" w:hAnsi="Times New Roman"/>
@@ -2345,6 +3186,13 @@
                 <w:sz w:val="18"/>
               </w:rPr>
               <w:t>{% else %}</w:t>
+            </w:r>
+            <w:commentRangeEnd w:id="108"/>
+            <w:r>
+              <w:rPr>
+                <w:rStyle w:val="CommentReference"/>
+              </w:rPr>
+              <w:commentReference w:id="108"/>
             </w:r>
           </w:p>
           <w:p>
@@ -2366,6 +3214,7 @@
               <w:spacing w:after="40" w:before="0"/>
               <w:jc w:val="left"/>
             </w:pPr>
+            <w:commentRangeStart w:id="109"/>
             <w:r>
               <w:rPr>
                 <w:rFonts w:ascii="Times New Roman" w:hAnsi="Times New Roman"/>
@@ -2375,12 +3224,20 @@
               </w:rPr>
               <w:t>{% endif %}</w:t>
             </w:r>
+            <w:commentRangeEnd w:id="109"/>
+            <w:r>
+              <w:rPr>
+                <w:rStyle w:val="CommentReference"/>
+              </w:rPr>
+              <w:commentReference w:id="109"/>
+            </w:r>
           </w:p>
           <w:p>
             <w:pPr>
               <w:spacing w:after="40" w:before="0"/>
               <w:jc w:val="left"/>
             </w:pPr>
+            <w:commentRangeStart w:id="110"/>
             <w:r>
               <w:rPr>
                 <w:rFonts w:ascii="Times New Roman" w:hAnsi="Times New Roman"/>
@@ -2389,6 +3246,13 @@
                 <w:sz w:val="18"/>
               </w:rPr>
               <w:t>{%- if contractor_org_type == 'ИП' %}</w:t>
+            </w:r>
+            <w:commentRangeEnd w:id="110"/>
+            <w:r>
+              <w:rPr>
+                <w:rStyle w:val="CommentReference"/>
+              </w:rPr>
+              <w:commentReference w:id="110"/>
             </w:r>
           </w:p>
           <w:p>
@@ -2404,6 +3268,7 @@
               </w:rPr>
               <w:t xml:space="preserve">ИП </w:t>
             </w:r>
+            <w:commentRangeStart w:id="111"/>
             <w:r>
               <w:rPr>
                 <w:rFonts w:ascii="Times New Roman" w:hAnsi="Times New Roman"/>
@@ -2412,6 +3277,13 @@
                 <w:sz w:val="20"/>
               </w:rPr>
               <w:t>{{contractor_short_name}}</w:t>
+            </w:r>
+            <w:commentRangeEnd w:id="111"/>
+            <w:r>
+              <w:rPr>
+                <w:rStyle w:val="CommentReference"/>
+              </w:rPr>
+              <w:commentReference w:id="111"/>
             </w:r>
           </w:p>
           <w:p>
@@ -2427,6 +3299,7 @@
               </w:rPr>
               <w:t xml:space="preserve">ИНН: </w:t>
             </w:r>
+            <w:commentRangeStart w:id="112"/>
             <w:r>
               <w:rPr>
                 <w:rFonts w:ascii="Times New Roman" w:hAnsi="Times New Roman"/>
@@ -2435,6 +3308,13 @@
                 <w:sz w:val="20"/>
               </w:rPr>
               <w:t>{{contractor_inn}}</w:t>
+            </w:r>
+            <w:commentRangeEnd w:id="112"/>
+            <w:r>
+              <w:rPr>
+                <w:rStyle w:val="CommentReference"/>
+              </w:rPr>
+              <w:commentReference w:id="112"/>
             </w:r>
           </w:p>
           <w:p>
@@ -2450,6 +3330,7 @@
               </w:rPr>
               <w:t xml:space="preserve">ОГРНИП: </w:t>
             </w:r>
+            <w:commentRangeStart w:id="113"/>
             <w:r>
               <w:rPr>
                 <w:rFonts w:ascii="Times New Roman" w:hAnsi="Times New Roman"/>
@@ -2459,12 +3340,20 @@
               </w:rPr>
               <w:t>{{contractor_ogrnip}}</w:t>
             </w:r>
+            <w:commentRangeEnd w:id="113"/>
+            <w:r>
+              <w:rPr>
+                <w:rStyle w:val="CommentReference"/>
+              </w:rPr>
+              <w:commentReference w:id="113"/>
+            </w:r>
           </w:p>
           <w:p>
             <w:pPr>
               <w:spacing w:after="40" w:before="0"/>
               <w:jc w:val="left"/>
             </w:pPr>
+            <w:commentRangeStart w:id="114"/>
             <w:r>
               <w:rPr>
                 <w:rFonts w:ascii="Times New Roman" w:hAnsi="Times New Roman"/>
@@ -2474,12 +3363,20 @@
               </w:rPr>
               <w:t>{%- else %}</w:t>
             </w:r>
+            <w:commentRangeEnd w:id="114"/>
+            <w:r>
+              <w:rPr>
+                <w:rStyle w:val="CommentReference"/>
+              </w:rPr>
+              <w:commentReference w:id="114"/>
+            </w:r>
           </w:p>
           <w:p>
             <w:pPr>
               <w:spacing w:after="40" w:before="0"/>
               <w:jc w:val="left"/>
             </w:pPr>
+            <w:commentRangeStart w:id="115"/>
             <w:r>
               <w:rPr>
                 <w:rFonts w:ascii="Times New Roman" w:hAnsi="Times New Roman"/>
@@ -2488,6 +3385,13 @@
                 <w:sz w:val="20"/>
               </w:rPr>
               <w:t>{{contractor_full_name}}</w:t>
+            </w:r>
+            <w:commentRangeEnd w:id="115"/>
+            <w:r>
+              <w:rPr>
+                <w:rStyle w:val="CommentReference"/>
+              </w:rPr>
+              <w:commentReference w:id="115"/>
             </w:r>
           </w:p>
           <w:p>
@@ -2503,6 +3407,7 @@
               </w:rPr>
               <w:t xml:space="preserve">ИНН: </w:t>
             </w:r>
+            <w:commentRangeStart w:id="116"/>
             <w:r>
               <w:rPr>
                 <w:rFonts w:ascii="Times New Roman" w:hAnsi="Times New Roman"/>
@@ -2512,6 +3417,13 @@
               </w:rPr>
               <w:t>{{contractor_inn}}</w:t>
             </w:r>
+            <w:commentRangeEnd w:id="116"/>
+            <w:r>
+              <w:rPr>
+                <w:rStyle w:val="CommentReference"/>
+              </w:rPr>
+              <w:commentReference w:id="116"/>
+            </w:r>
             <w:r>
               <w:rPr>
                 <w:rFonts w:ascii="Times New Roman" w:hAnsi="Times New Roman"/>
@@ -2520,6 +3432,7 @@
               </w:rPr>
               <w:t xml:space="preserve"> / КПП: </w:t>
             </w:r>
+            <w:commentRangeStart w:id="117"/>
             <w:r>
               <w:rPr>
                 <w:rFonts w:ascii="Times New Roman" w:hAnsi="Times New Roman"/>
@@ -2528,6 +3441,13 @@
                 <w:sz w:val="20"/>
               </w:rPr>
               <w:t>{{contractor_kpp}}</w:t>
+            </w:r>
+            <w:commentRangeEnd w:id="117"/>
+            <w:r>
+              <w:rPr>
+                <w:rStyle w:val="CommentReference"/>
+              </w:rPr>
+              <w:commentReference w:id="117"/>
             </w:r>
           </w:p>
           <w:p>
@@ -2543,6 +3463,7 @@
               </w:rPr>
               <w:t xml:space="preserve">ОГРН: </w:t>
             </w:r>
+            <w:commentRangeStart w:id="118"/>
             <w:r>
               <w:rPr>
                 <w:rFonts w:ascii="Times New Roman" w:hAnsi="Times New Roman"/>
@@ -2552,12 +3473,20 @@
               </w:rPr>
               <w:t>{{contractor_ogrn}}</w:t>
             </w:r>
+            <w:commentRangeEnd w:id="118"/>
+            <w:r>
+              <w:rPr>
+                <w:rStyle w:val="CommentReference"/>
+              </w:rPr>
+              <w:commentReference w:id="118"/>
+            </w:r>
           </w:p>
           <w:p>
             <w:pPr>
               <w:spacing w:after="40" w:before="0"/>
               <w:jc w:val="left"/>
             </w:pPr>
+            <w:commentRangeStart w:id="119"/>
             <w:r>
               <w:rPr>
                 <w:rFonts w:ascii="Times New Roman" w:hAnsi="Times New Roman"/>
@@ -2567,12 +3496,20 @@
               </w:rPr>
               <w:t>{%- endif %}</w:t>
             </w:r>
+            <w:commentRangeEnd w:id="119"/>
+            <w:r>
+              <w:rPr>
+                <w:rStyle w:val="CommentReference"/>
+              </w:rPr>
+              <w:commentReference w:id="119"/>
+            </w:r>
           </w:p>
           <w:p>
             <w:pPr>
               <w:spacing w:after="40" w:before="0"/>
               <w:jc w:val="left"/>
             </w:pPr>
+            <w:commentRangeStart w:id="120"/>
             <w:r>
               <w:rPr>
                 <w:rFonts w:ascii="Times New Roman" w:hAnsi="Times New Roman"/>
@@ -2582,12 +3519,20 @@
               </w:rPr>
               <w:t>Адрес: {{contractor_address}}</w:t>
             </w:r>
+            <w:commentRangeEnd w:id="120"/>
+            <w:r>
+              <w:rPr>
+                <w:rStyle w:val="CommentReference"/>
+              </w:rPr>
+              <w:commentReference w:id="120"/>
+            </w:r>
           </w:p>
           <w:p>
             <w:pPr>
               <w:spacing w:after="40" w:before="0"/>
               <w:jc w:val="left"/>
             </w:pPr>
+            <w:commentRangeStart w:id="121"/>
             <w:r>
               <w:rPr>
                 <w:rFonts w:ascii="Times New Roman" w:hAnsi="Times New Roman"/>
@@ -2597,12 +3542,20 @@
               </w:rPr>
               <w:t>Банк: {{contractor_bank_name}}</w:t>
             </w:r>
+            <w:commentRangeEnd w:id="121"/>
+            <w:r>
+              <w:rPr>
+                <w:rStyle w:val="CommentReference"/>
+              </w:rPr>
+              <w:commentReference w:id="121"/>
+            </w:r>
           </w:p>
           <w:p>
             <w:pPr>
               <w:spacing w:after="40" w:before="0"/>
               <w:jc w:val="left"/>
             </w:pPr>
+            <w:commentRangeStart w:id="122"/>
             <w:r>
               <w:rPr>
                 <w:rFonts w:ascii="Times New Roman" w:hAnsi="Times New Roman"/>
@@ -2612,12 +3565,20 @@
               </w:rPr>
               <w:t>БИК: {{contractor_bik}}</w:t>
             </w:r>
+            <w:commentRangeEnd w:id="122"/>
+            <w:r>
+              <w:rPr>
+                <w:rStyle w:val="CommentReference"/>
+              </w:rPr>
+              <w:commentReference w:id="122"/>
+            </w:r>
           </w:p>
           <w:p>
             <w:pPr>
               <w:spacing w:after="40" w:before="0"/>
               <w:jc w:val="left"/>
             </w:pPr>
+            <w:commentRangeStart w:id="123"/>
             <w:r>
               <w:rPr>
                 <w:rFonts w:ascii="Times New Roman" w:hAnsi="Times New Roman"/>
@@ -2627,12 +3588,20 @@
               </w:rPr>
               <w:t>р/с: {{contractor_settlement_account}}</w:t>
             </w:r>
+            <w:commentRangeEnd w:id="123"/>
+            <w:r>
+              <w:rPr>
+                <w:rStyle w:val="CommentReference"/>
+              </w:rPr>
+              <w:commentReference w:id="123"/>
+            </w:r>
           </w:p>
           <w:p>
             <w:pPr>
               <w:spacing w:after="40" w:before="0"/>
               <w:jc w:val="left"/>
             </w:pPr>
+            <w:commentRangeStart w:id="124"/>
             <w:r>
               <w:rPr>
                 <w:rFonts w:ascii="Times New Roman" w:hAnsi="Times New Roman"/>
@@ -2642,12 +3611,20 @@
               </w:rPr>
               <w:t>к/с: {{contractor_correspondent_account}}</w:t>
             </w:r>
+            <w:commentRangeEnd w:id="124"/>
+            <w:r>
+              <w:rPr>
+                <w:rStyle w:val="CommentReference"/>
+              </w:rPr>
+              <w:commentReference w:id="124"/>
+            </w:r>
           </w:p>
           <w:p>
             <w:pPr>
               <w:spacing w:after="40" w:before="0"/>
               <w:jc w:val="left"/>
             </w:pPr>
+            <w:commentRangeStart w:id="125"/>
             <w:r>
               <w:rPr>
                 <w:rFonts w:ascii="Times New Roman" w:hAnsi="Times New Roman"/>
@@ -2657,12 +3634,20 @@
               </w:rPr>
               <w:t>Тел.: {{contractor_phone}}</w:t>
             </w:r>
+            <w:commentRangeEnd w:id="125"/>
+            <w:r>
+              <w:rPr>
+                <w:rStyle w:val="CommentReference"/>
+              </w:rPr>
+              <w:commentReference w:id="125"/>
+            </w:r>
           </w:p>
           <w:p>
             <w:pPr>
               <w:spacing w:after="40" w:before="0"/>
               <w:jc w:val="left"/>
             </w:pPr>
+            <w:commentRangeStart w:id="126"/>
             <w:r>
               <w:rPr>
                 <w:rFonts w:ascii="Times New Roman" w:hAnsi="Times New Roman"/>
@@ -2671,6 +3656,13 @@
                 <w:sz w:val="20"/>
               </w:rPr>
               <w:t>E-mail: {{contractor_email}}</w:t>
+            </w:r>
+            <w:commentRangeEnd w:id="126"/>
+            <w:r>
+              <w:rPr>
+                <w:rStyle w:val="CommentReference"/>
+              </w:rPr>
+              <w:commentReference w:id="126"/>
             </w:r>
           </w:p>
           <w:p>
@@ -2690,6 +3682,7 @@
               <w:spacing w:after="40" w:before="0"/>
               <w:jc w:val="left"/>
             </w:pPr>
+            <w:commentRangeStart w:id="127"/>
             <w:r>
               <w:rPr>
                 <w:rFonts w:ascii="Times New Roman" w:hAnsi="Times New Roman"/>
@@ -2699,12 +3692,20 @@
               </w:rPr>
               <w:t>{{contractor_signatory_position}}</w:t>
             </w:r>
+            <w:commentRangeEnd w:id="127"/>
+            <w:r>
+              <w:rPr>
+                <w:rStyle w:val="CommentReference"/>
+              </w:rPr>
+              <w:commentReference w:id="127"/>
+            </w:r>
           </w:p>
           <w:p>
             <w:pPr>
               <w:spacing w:after="40" w:before="0"/>
               <w:jc w:val="left"/>
             </w:pPr>
+            <w:commentRangeStart w:id="128"/>
             <w:r>
               <w:rPr>
                 <w:rFonts w:ascii="Times New Roman" w:hAnsi="Times New Roman"/>
@@ -2713,6 +3714,13 @@
                 <w:sz w:val="20"/>
               </w:rPr>
               <w:t>________________ / {{contractor_signatory_initials}}</w:t>
+            </w:r>
+            <w:commentRangeEnd w:id="128"/>
+            <w:r>
+              <w:rPr>
+                <w:rStyle w:val="CommentReference"/>
+              </w:rPr>
+              <w:commentReference w:id="128"/>
             </w:r>
           </w:p>
           <w:p>
@@ -2737,6 +3745,7 @@
         <w:spacing w:before="120" w:after="120" w:line="276" w:lineRule="exact"/>
         <w:jc w:val="left"/>
       </w:pPr>
+      <w:commentRangeStart w:id="87"/>
       <w:r>
         <w:rPr>
           <w:rFonts w:ascii="Times New Roman" w:hAnsi="Times New Roman"/>
@@ -2746,6 +3755,13 @@
         </w:rPr>
         <w:t>{% if subject_kind == 'goods' %}</w:t>
       </w:r>
+      <w:commentRangeEnd w:id="87"/>
+      <w:r>
+        <w:rPr>
+          <w:rStyle w:val="CommentReference"/>
+        </w:rPr>
+        <w:commentReference w:id="87"/>
+      </w:r>
       <w:r>
         <w:rPr>
           <w:rFonts w:ascii="Times New Roman" w:hAnsi="Times New Roman"/>
@@ -2754,6 +3770,7 @@
         </w:rPr>
         <w:t>Приложение №1: Спецификация товаров (на __ л.).</w:t>
       </w:r>
+      <w:commentRangeStart w:id="88"/>
       <w:r>
         <w:rPr>
           <w:rFonts w:ascii="Times New Roman" w:hAnsi="Times New Roman"/>
@@ -2763,6 +3780,13 @@
         </w:rPr>
         <w:t>{% else %}</w:t>
       </w:r>
+      <w:commentRangeEnd w:id="88"/>
+      <w:r>
+        <w:rPr>
+          <w:rStyle w:val="CommentReference"/>
+        </w:rPr>
+        <w:commentReference w:id="88"/>
+      </w:r>
       <w:r>
         <w:rPr>
           <w:rFonts w:ascii="Times New Roman" w:hAnsi="Times New Roman"/>
@@ -2771,6 +3795,7 @@
         </w:rPr>
         <w:t>Приложение №1: Техническое задание (на __ л.).</w:t>
       </w:r>
+      <w:commentRangeStart w:id="89"/>
       <w:r>
         <w:rPr>
           <w:rFonts w:ascii="Times New Roman" w:hAnsi="Times New Roman"/>
@@ -2779,6 +3804,13 @@
           <w:sz w:val="24"/>
         </w:rPr>
         <w:t>{% endif %}</w:t>
+      </w:r>
+      <w:commentRangeEnd w:id="89"/>
+      <w:r>
+        <w:rPr>
+          <w:rStyle w:val="CommentReference"/>
+        </w:rPr>
+        <w:commentReference w:id="89"/>
       </w:r>
     </w:p>
     <w:sectPr>
@@ -2789,6 +3821,2075 @@
     </w:sectPr>
   </w:body>
 </w:document>
+</file>
+
+<file path=word/comments.xml><?xml version="1.0" encoding="utf-8"?>
+<w:comments xmlns:a="http://schemas.openxmlformats.org/drawingml/2006/main" xmlns:pic="http://schemas.openxmlformats.org/drawingml/2006/picture" xmlns:r="http://schemas.openxmlformats.org/officeDocument/2006/relationships" xmlns:w="http://schemas.openxmlformats.org/wordprocessingml/2006/main" xmlns:wp="http://schemas.openxmlformats.org/drawingml/2006/wordprocessingDrawing" xmlns:mc="http://schemas.openxmlformats.org/markup-compatibility/2006" xmlns:a14="http://schemas.microsoft.com/office/drawing/2010/main" xmlns:w14="http://schemas.microsoft.com/office/word/2010/wordml" xmlns:wpc="http://schemas.microsoft.com/office/word/2010/wordprocessingCanvas">
+  <w:comment w:id="0" w:author="Подсказка" w:initials="П" w:date="2026-01-01T00:00:00Z">
+    <w:p>
+      <w:pPr>
+        <w:pStyle w:val="CommentText"/>
+      </w:pPr>
+      <w:r>
+        <w:rPr>
+          <w:rStyle w:val="CommentReference"/>
+        </w:rPr>
+        <w:annotationRef/>
+      </w:r>
+      <w:r>
+        <w:t>Печатается, если предмет закупки — товары (не услуги)</w:t>
+      </w:r>
+    </w:p>
+  </w:comment>
+  <w:comment w:id="1" w:author="Подсказка" w:initials="П" w:date="2026-01-01T00:00:00Z">
+    <w:p>
+      <w:pPr>
+        <w:pStyle w:val="CommentText"/>
+      </w:pPr>
+      <w:r>
+        <w:rPr>
+          <w:rStyle w:val="CommentReference"/>
+        </w:rPr>
+        <w:annotationRef/>
+      </w:r>
+      <w:r>
+        <w:t>Номер договора. Пример: 2026/42</w:t>
+      </w:r>
+    </w:p>
+  </w:comment>
+  <w:comment w:id="2" w:author="Подсказка" w:initials="П" w:date="2026-01-01T00:00:00Z">
+    <w:p>
+      <w:pPr>
+        <w:pStyle w:val="CommentText"/>
+      </w:pPr>
+      <w:r>
+        <w:rPr>
+          <w:rStyle w:val="CommentReference"/>
+        </w:rPr>
+        <w:annotationRef/>
+      </w:r>
+      <w:r>
+        <w:t>Иначе — противоположный случай к условию выше</w:t>
+      </w:r>
+    </w:p>
+  </w:comment>
+  <w:comment w:id="3" w:author="Подсказка" w:initials="П" w:date="2026-01-01T00:00:00Z">
+    <w:p>
+      <w:pPr>
+        <w:pStyle w:val="CommentText"/>
+      </w:pPr>
+      <w:r>
+        <w:rPr>
+          <w:rStyle w:val="CommentReference"/>
+        </w:rPr>
+        <w:annotationRef/>
+      </w:r>
+      <w:r>
+        <w:t>Номер договора. Пример: 2026/42</w:t>
+      </w:r>
+    </w:p>
+  </w:comment>
+  <w:comment w:id="4" w:author="Подсказка" w:initials="П" w:date="2026-01-01T00:00:00Z">
+    <w:p>
+      <w:pPr>
+        <w:pStyle w:val="CommentText"/>
+      </w:pPr>
+      <w:r>
+        <w:rPr>
+          <w:rStyle w:val="CommentReference"/>
+        </w:rPr>
+        <w:annotationRef/>
+      </w:r>
+      <w:r>
+        <w:t>Конец условия</w:t>
+      </w:r>
+    </w:p>
+  </w:comment>
+  <w:comment w:id="5" w:author="Подсказка" w:initials="П" w:date="2026-01-01T00:00:00Z">
+    <w:p>
+      <w:pPr>
+        <w:pStyle w:val="CommentText"/>
+      </w:pPr>
+      <w:r>
+        <w:rPr>
+          <w:rStyle w:val="CommentReference"/>
+        </w:rPr>
+        <w:annotationRef/>
+      </w:r>
+      <w:r>
+        <w:t>Город заключения договора. Пример: Москва</w:t>
+      </w:r>
+    </w:p>
+  </w:comment>
+  <w:comment w:id="6" w:author="Подсказка" w:initials="П" w:date="2026-01-01T00:00:00Z">
+    <w:p>
+      <w:pPr>
+        <w:pStyle w:val="CommentText"/>
+      </w:pPr>
+      <w:r>
+        <w:rPr>
+          <w:rStyle w:val="CommentReference"/>
+        </w:rPr>
+        <w:annotationRef/>
+      </w:r>
+      <w:r>
+        <w:t>День. Пример: 15</w:t>
+      </w:r>
+    </w:p>
+  </w:comment>
+  <w:comment w:id="7" w:author="Подсказка" w:initials="П" w:date="2026-01-01T00:00:00Z">
+    <w:p>
+      <w:pPr>
+        <w:pStyle w:val="CommentText"/>
+      </w:pPr>
+      <w:r>
+        <w:rPr>
+          <w:rStyle w:val="CommentReference"/>
+        </w:rPr>
+        <w:annotationRef/>
+      </w:r>
+      <w:r>
+        <w:t>Месяц прописью. Пример: января</w:t>
+      </w:r>
+    </w:p>
+  </w:comment>
+  <w:comment w:id="8" w:author="Подсказка" w:initials="П" w:date="2026-01-01T00:00:00Z">
+    <w:p>
+      <w:pPr>
+        <w:pStyle w:val="CommentText"/>
+      </w:pPr>
+      <w:r>
+        <w:rPr>
+          <w:rStyle w:val="CommentReference"/>
+        </w:rPr>
+        <w:annotationRef/>
+      </w:r>
+      <w:r>
+        <w:t>Год. Пример: 2026</w:t>
+      </w:r>
+    </w:p>
+  </w:comment>
+  <w:comment w:id="9" w:author="Подсказка" w:initials="П" w:date="2026-01-01T00:00:00Z">
+    <w:p>
+      <w:pPr>
+        <w:pStyle w:val="CommentText"/>
+      </w:pPr>
+      <w:r>
+        <w:rPr>
+          <w:rStyle w:val="CommentReference"/>
+        </w:rPr>
+        <w:annotationRef/>
+      </w:r>
+      <w:r>
+        <w:t>Полное наименование. Пример: Автономная некоммерческая организация «Пример»</w:t>
+      </w:r>
+    </w:p>
+  </w:comment>
+  <w:comment w:id="10" w:author="Подсказка" w:initials="П" w:date="2026-01-01T00:00:00Z">
+    <w:p>
+      <w:pPr>
+        <w:pStyle w:val="CommentText"/>
+      </w:pPr>
+      <w:r>
+        <w:rPr>
+          <w:rStyle w:val="CommentReference"/>
+        </w:rPr>
+        <w:annotationRef/>
+      </w:r>
+      <w:r>
+        <w:t>Краткое наименование Заказчика (из карточки организации). Пример: АНО «Пример»</w:t>
+      </w:r>
+    </w:p>
+  </w:comment>
+  <w:comment w:id="11" w:author="Подсказка" w:initials="П" w:date="2026-01-01T00:00:00Z">
+    <w:p>
+      <w:pPr>
+        <w:pStyle w:val="CommentText"/>
+      </w:pPr>
+      <w:r>
+        <w:rPr>
+          <w:rStyle w:val="CommentReference"/>
+        </w:rPr>
+        <w:annotationRef/>
+      </w:r>
+      <w:r>
+        <w:t>Печатается, если предмет закупки — товары (не услуги)</w:t>
+      </w:r>
+    </w:p>
+  </w:comment>
+  <w:comment w:id="12" w:author="Подсказка" w:initials="П" w:date="2026-01-01T00:00:00Z">
+    <w:p>
+      <w:pPr>
+        <w:pStyle w:val="CommentText"/>
+      </w:pPr>
+      <w:r>
+        <w:rPr>
+          <w:rStyle w:val="CommentReference"/>
+        </w:rPr>
+        <w:annotationRef/>
+      </w:r>
+      <w:r>
+        <w:t>Иначе — противоположный случай к условию выше</w:t>
+      </w:r>
+    </w:p>
+  </w:comment>
+  <w:comment w:id="13" w:author="Подсказка" w:initials="П" w:date="2026-01-01T00:00:00Z">
+    <w:p>
+      <w:pPr>
+        <w:pStyle w:val="CommentText"/>
+      </w:pPr>
+      <w:r>
+        <w:rPr>
+          <w:rStyle w:val="CommentReference"/>
+        </w:rPr>
+        <w:annotationRef/>
+      </w:r>
+      <w:r>
+        <w:t>Конец условия</w:t>
+      </w:r>
+    </w:p>
+  </w:comment>
+  <w:comment w:id="14" w:author="Подсказка" w:initials="П" w:date="2026-01-01T00:00:00Z">
+    <w:p>
+      <w:pPr>
+        <w:pStyle w:val="CommentText"/>
+      </w:pPr>
+      <w:r>
+        <w:rPr>
+          <w:rStyle w:val="CommentReference"/>
+        </w:rPr>
+        <w:annotationRef/>
+      </w:r>
+      <w:r>
+        <w:t>Должность подписанта. Пример: Президент</w:t>
+      </w:r>
+    </w:p>
+  </w:comment>
+  <w:comment w:id="15" w:author="Подсказка" w:initials="П" w:date="2026-01-01T00:00:00Z">
+    <w:p>
+      <w:pPr>
+        <w:pStyle w:val="CommentText"/>
+      </w:pPr>
+      <w:r>
+        <w:rPr>
+          <w:rStyle w:val="CommentReference"/>
+        </w:rPr>
+        <w:annotationRef/>
+      </w:r>
+      <w:r>
+        <w:t>ФИО в род.падеже. Пример: Петрова Петра Петровича</w:t>
+      </w:r>
+    </w:p>
+  </w:comment>
+  <w:comment w:id="16" w:author="Подсказка" w:initials="П" w:date="2026-01-01T00:00:00Z">
+    <w:p>
+      <w:pPr>
+        <w:pStyle w:val="CommentText"/>
+      </w:pPr>
+      <w:r>
+        <w:rPr>
+          <w:rStyle w:val="CommentReference"/>
+        </w:rPr>
+        <w:annotationRef/>
+      </w:r>
+      <w:r>
+        <w:t>Основание полномочий. Пример: Устава</w:t>
+      </w:r>
+    </w:p>
+  </w:comment>
+  <w:comment w:id="17" w:author="Подсказка" w:initials="П" w:date="2026-01-01T00:00:00Z">
+    <w:p>
+      <w:pPr>
+        <w:pStyle w:val="CommentText"/>
+      </w:pPr>
+      <w:r>
+        <w:rPr>
+          <w:rStyle w:val="CommentReference"/>
+        </w:rPr>
+        <w:annotationRef/>
+      </w:r>
+      <w:r>
+        <w:t>Печатается, только если контрагент — индивидуальный предприниматель</w:t>
+      </w:r>
+    </w:p>
+  </w:comment>
+  <w:comment w:id="18" w:author="Подсказка" w:initials="П" w:date="2026-01-01T00:00:00Z">
+    <w:p>
+      <w:pPr>
+        <w:pStyle w:val="CommentText"/>
+      </w:pPr>
+      <w:r>
+        <w:rPr>
+          <w:rStyle w:val="CommentReference"/>
+        </w:rPr>
+        <w:annotationRef/>
+      </w:r>
+      <w:r>
+        <w:t>ФИО в им.падеже. Пример: Иванов Иван Иванович</w:t>
+      </w:r>
+    </w:p>
+  </w:comment>
+  <w:comment w:id="19" w:author="Подсказка" w:initials="П" w:date="2026-01-01T00:00:00Z">
+    <w:p>
+      <w:pPr>
+        <w:pStyle w:val="CommentText"/>
+      </w:pPr>
+      <w:r>
+        <w:rPr>
+          <w:rStyle w:val="CommentReference"/>
+        </w:rPr>
+        <w:annotationRef/>
+      </w:r>
+      <w:r>
+        <w:t>Краткое наименование Подрядчика (из карточки контрагента). Пример: ООО «Ромашка»</w:t>
+      </w:r>
+    </w:p>
+  </w:comment>
+  <w:comment w:id="20" w:author="Подсказка" w:initials="П" w:date="2026-01-01T00:00:00Z">
+    <w:p>
+      <w:pPr>
+        <w:pStyle w:val="CommentText"/>
+      </w:pPr>
+      <w:r>
+        <w:rPr>
+          <w:rStyle w:val="CommentReference"/>
+        </w:rPr>
+        <w:annotationRef/>
+      </w:r>
+      <w:r>
+        <w:t>ИНН контрагента. Пример: 7700000000</w:t>
+      </w:r>
+    </w:p>
+  </w:comment>
+  <w:comment w:id="21" w:author="Подсказка" w:initials="П" w:date="2026-01-01T00:00:00Z">
+    <w:p>
+      <w:pPr>
+        <w:pStyle w:val="CommentText"/>
+      </w:pPr>
+      <w:r>
+        <w:rPr>
+          <w:rStyle w:val="CommentReference"/>
+        </w:rPr>
+        <w:annotationRef/>
+      </w:r>
+      <w:r>
+        <w:t>ОГРНИП (только для ИП). Пример: 304770000000001</w:t>
+      </w:r>
+    </w:p>
+  </w:comment>
+  <w:comment w:id="22" w:author="Подсказка" w:initials="П" w:date="2026-01-01T00:00:00Z">
+    <w:p>
+      <w:pPr>
+        <w:pStyle w:val="CommentText"/>
+      </w:pPr>
+      <w:r>
+        <w:rPr>
+          <w:rStyle w:val="CommentReference"/>
+        </w:rPr>
+        <w:annotationRef/>
+      </w:r>
+      <w:r>
+        <w:t>Иначе — противоположный случай к условию выше</w:t>
+      </w:r>
+    </w:p>
+  </w:comment>
+  <w:comment w:id="23" w:author="Подсказка" w:initials="П" w:date="2026-01-01T00:00:00Z">
+    <w:p>
+      <w:pPr>
+        <w:pStyle w:val="CommentText"/>
+      </w:pPr>
+      <w:r>
+        <w:rPr>
+          <w:rStyle w:val="CommentReference"/>
+        </w:rPr>
+        <w:annotationRef/>
+      </w:r>
+      <w:r>
+        <w:t>Полное наименование контрагента. Пример: Общество с ограниченной ответственностью «Ромашка»</w:t>
+      </w:r>
+    </w:p>
+  </w:comment>
+  <w:comment w:id="24" w:author="Подсказка" w:initials="П" w:date="2026-01-01T00:00:00Z">
+    <w:p>
+      <w:pPr>
+        <w:pStyle w:val="CommentText"/>
+      </w:pPr>
+      <w:r>
+        <w:rPr>
+          <w:rStyle w:val="CommentReference"/>
+        </w:rPr>
+        <w:annotationRef/>
+      </w:r>
+      <w:r>
+        <w:t>Краткое наименование Подрядчика (из карточки контрагента). Пример: ООО «Ромашка»</w:t>
+      </w:r>
+    </w:p>
+  </w:comment>
+  <w:comment w:id="25" w:author="Подсказка" w:initials="П" w:date="2026-01-01T00:00:00Z">
+    <w:p>
+      <w:pPr>
+        <w:pStyle w:val="CommentText"/>
+      </w:pPr>
+      <w:r>
+        <w:rPr>
+          <w:rStyle w:val="CommentReference"/>
+        </w:rPr>
+        <w:annotationRef/>
+      </w:r>
+      <w:r>
+        <w:t>Должность подписанта. Пример: Директор</w:t>
+      </w:r>
+    </w:p>
+  </w:comment>
+  <w:comment w:id="26" w:author="Подсказка" w:initials="П" w:date="2026-01-01T00:00:00Z">
+    <w:p>
+      <w:pPr>
+        <w:pStyle w:val="CommentText"/>
+      </w:pPr>
+      <w:r>
+        <w:rPr>
+          <w:rStyle w:val="CommentReference"/>
+        </w:rPr>
+        <w:annotationRef/>
+      </w:r>
+      <w:r>
+        <w:t>ФИО в род.падеже. Пример: Иванова Ивана Ивановича</w:t>
+      </w:r>
+    </w:p>
+  </w:comment>
+  <w:comment w:id="27" w:author="Подсказка" w:initials="П" w:date="2026-01-01T00:00:00Z">
+    <w:p>
+      <w:pPr>
+        <w:pStyle w:val="CommentText"/>
+      </w:pPr>
+      <w:r>
+        <w:rPr>
+          <w:rStyle w:val="CommentReference"/>
+        </w:rPr>
+        <w:annotationRef/>
+      </w:r>
+      <w:r>
+        <w:t>Основание полномочий. Пример: Устава</w:t>
+      </w:r>
+    </w:p>
+  </w:comment>
+  <w:comment w:id="28" w:author="Подсказка" w:initials="П" w:date="2026-01-01T00:00:00Z">
+    <w:p>
+      <w:pPr>
+        <w:pStyle w:val="CommentText"/>
+      </w:pPr>
+      <w:r>
+        <w:rPr>
+          <w:rStyle w:val="CommentReference"/>
+        </w:rPr>
+        <w:annotationRef/>
+      </w:r>
+      <w:r>
+        <w:t>Конец условия</w:t>
+      </w:r>
+    </w:p>
+  </w:comment>
+  <w:comment w:id="29" w:author="Подсказка" w:initials="П" w:date="2026-01-01T00:00:00Z">
+    <w:p>
+      <w:pPr>
+        <w:pStyle w:val="CommentText"/>
+      </w:pPr>
+      <w:r>
+        <w:rPr>
+          <w:rStyle w:val="CommentReference"/>
+        </w:rPr>
+        <w:annotationRef/>
+      </w:r>
+      <w:r>
+        <w:t>Печатается, если предмет закупки — товары (не услуги)</w:t>
+      </w:r>
+    </w:p>
+  </w:comment>
+  <w:comment w:id="30" w:author="Подсказка" w:initials="П" w:date="2026-01-01T00:00:00Z">
+    <w:p>
+      <w:pPr>
+        <w:pStyle w:val="CommentText"/>
+      </w:pPr>
+      <w:r>
+        <w:rPr>
+          <w:rStyle w:val="CommentReference"/>
+        </w:rPr>
+        <w:annotationRef/>
+      </w:r>
+      <w:r>
+        <w:t>Иначе — противоположный случай к условию выше</w:t>
+      </w:r>
+    </w:p>
+  </w:comment>
+  <w:comment w:id="31" w:author="Подсказка" w:initials="П" w:date="2026-01-01T00:00:00Z">
+    <w:p>
+      <w:pPr>
+        <w:pStyle w:val="CommentText"/>
+      </w:pPr>
+      <w:r>
+        <w:rPr>
+          <w:rStyle w:val="CommentReference"/>
+        </w:rPr>
+        <w:annotationRef/>
+      </w:r>
+      <w:r>
+        <w:t>Конец условия</w:t>
+      </w:r>
+    </w:p>
+  </w:comment>
+  <w:comment w:id="32" w:author="Подсказка" w:initials="П" w:date="2026-01-01T00:00:00Z">
+    <w:p>
+      <w:pPr>
+        <w:pStyle w:val="CommentText"/>
+      </w:pPr>
+      <w:r>
+        <w:rPr>
+          <w:rStyle w:val="CommentReference"/>
+        </w:rPr>
+        <w:annotationRef/>
+      </w:r>
+      <w:r>
+        <w:t>Печатается, если предмет закупки — товары (не услуги)</w:t>
+      </w:r>
+    </w:p>
+  </w:comment>
+  <w:comment w:id="33" w:author="Подсказка" w:initials="П" w:date="2026-01-01T00:00:00Z">
+    <w:p>
+      <w:pPr>
+        <w:pStyle w:val="CommentText"/>
+      </w:pPr>
+      <w:r>
+        <w:rPr>
+          <w:rStyle w:val="CommentReference"/>
+        </w:rPr>
+        <w:annotationRef/>
+      </w:r>
+      <w:r>
+        <w:t>Иначе — противоположный случай к условию выше</w:t>
+      </w:r>
+    </w:p>
+  </w:comment>
+  <w:comment w:id="34" w:author="Подсказка" w:initials="П" w:date="2026-01-01T00:00:00Z">
+    <w:p>
+      <w:pPr>
+        <w:pStyle w:val="CommentText"/>
+      </w:pPr>
+      <w:r>
+        <w:rPr>
+          <w:rStyle w:val="CommentReference"/>
+        </w:rPr>
+        <w:annotationRef/>
+      </w:r>
+      <w:r>
+        <w:t>Конец условия</w:t>
+      </w:r>
+    </w:p>
+  </w:comment>
+  <w:comment w:id="35" w:author="Подсказка" w:initials="П" w:date="2026-01-01T00:00:00Z">
+    <w:p>
+      <w:pPr>
+        <w:pStyle w:val="CommentText"/>
+      </w:pPr>
+      <w:r>
+        <w:rPr>
+          <w:rStyle w:val="CommentReference"/>
+        </w:rPr>
+        <w:annotationRef/>
+      </w:r>
+      <w:r>
+        <w:t>Печатается, если предмет закупки — товары (не услуги)</w:t>
+      </w:r>
+    </w:p>
+  </w:comment>
+  <w:comment w:id="36" w:author="Подсказка" w:initials="П" w:date="2026-01-01T00:00:00Z">
+    <w:p>
+      <w:pPr>
+        <w:pStyle w:val="CommentText"/>
+      </w:pPr>
+      <w:r>
+        <w:rPr>
+          <w:rStyle w:val="CommentReference"/>
+        </w:rPr>
+        <w:annotationRef/>
+      </w:r>
+      <w:r>
+        <w:t>Иначе — противоположный случай к условию выше</w:t>
+      </w:r>
+    </w:p>
+  </w:comment>
+  <w:comment w:id="37" w:author="Подсказка" w:initials="П" w:date="2026-01-01T00:00:00Z">
+    <w:p>
+      <w:pPr>
+        <w:pStyle w:val="CommentText"/>
+      </w:pPr>
+      <w:r>
+        <w:rPr>
+          <w:rStyle w:val="CommentReference"/>
+        </w:rPr>
+        <w:annotationRef/>
+      </w:r>
+      <w:r>
+        <w:t>Предмет услуг (синоним subject). Пример: Оказание услуг связи</w:t>
+      </w:r>
+    </w:p>
+  </w:comment>
+  <w:comment w:id="38" w:author="Подсказка" w:initials="П" w:date="2026-01-01T00:00:00Z">
+    <w:p>
+      <w:pPr>
+        <w:pStyle w:val="CommentText"/>
+      </w:pPr>
+      <w:r>
+        <w:rPr>
+          <w:rStyle w:val="CommentReference"/>
+        </w:rPr>
+        <w:annotationRef/>
+      </w:r>
+      <w:r>
+        <w:t>Конец условия</w:t>
+      </w:r>
+    </w:p>
+  </w:comment>
+  <w:comment w:id="39" w:author="Подсказка" w:initials="П" w:date="2026-01-01T00:00:00Z">
+    <w:p>
+      <w:pPr>
+        <w:pStyle w:val="CommentText"/>
+      </w:pPr>
+      <w:r>
+        <w:rPr>
+          <w:rStyle w:val="CommentReference"/>
+        </w:rPr>
+        <w:annotationRef/>
+      </w:r>
+      <w:r>
+        <w:t>Печатается, если предмет закупки — товары (не услуги)</w:t>
+      </w:r>
+    </w:p>
+  </w:comment>
+  <w:comment w:id="40" w:author="Подсказка" w:initials="П" w:date="2026-01-01T00:00:00Z">
+    <w:p>
+      <w:pPr>
+        <w:pStyle w:val="CommentText"/>
+      </w:pPr>
+      <w:r>
+        <w:rPr>
+          <w:rStyle w:val="CommentReference"/>
+        </w:rPr>
+        <w:annotationRef/>
+      </w:r>
+      <w:r>
+        <w:t>Иначе — противоположный случай к условию выше</w:t>
+      </w:r>
+    </w:p>
+  </w:comment>
+  <w:comment w:id="41" w:author="Подсказка" w:initials="П" w:date="2026-01-01T00:00:00Z">
+    <w:p>
+      <w:pPr>
+        <w:pStyle w:val="CommentText"/>
+      </w:pPr>
+      <w:r>
+        <w:rPr>
+          <w:rStyle w:val="CommentReference"/>
+        </w:rPr>
+        <w:annotationRef/>
+      </w:r>
+      <w:r>
+        <w:t>Конец условия</w:t>
+      </w:r>
+    </w:p>
+  </w:comment>
+  <w:comment w:id="42" w:author="Подсказка" w:initials="П" w:date="2026-01-01T00:00:00Z">
+    <w:p>
+      <w:pPr>
+        <w:pStyle w:val="CommentText"/>
+      </w:pPr>
+      <w:r>
+        <w:rPr>
+          <w:rStyle w:val="CommentReference"/>
+        </w:rPr>
+        <w:annotationRef/>
+      </w:r>
+      <w:r>
+        <w:t>Печатается, если предмет закупки — товары (не услуги)</w:t>
+      </w:r>
+    </w:p>
+  </w:comment>
+  <w:comment w:id="43" w:author="Подсказка" w:initials="П" w:date="2026-01-01T00:00:00Z">
+    <w:p>
+      <w:pPr>
+        <w:pStyle w:val="CommentText"/>
+      </w:pPr>
+      <w:r>
+        <w:rPr>
+          <w:rStyle w:val="CommentReference"/>
+        </w:rPr>
+        <w:annotationRef/>
+      </w:r>
+      <w:r>
+        <w:t>Иначе — противоположный случай к условию выше</w:t>
+      </w:r>
+    </w:p>
+  </w:comment>
+  <w:comment w:id="44" w:author="Подсказка" w:initials="П" w:date="2026-01-01T00:00:00Z">
+    <w:p>
+      <w:pPr>
+        <w:pStyle w:val="CommentText"/>
+      </w:pPr>
+      <w:r>
+        <w:rPr>
+          <w:rStyle w:val="CommentReference"/>
+        </w:rPr>
+        <w:annotationRef/>
+      </w:r>
+      <w:r>
+        <w:t>Печатается, если исполнитель вправе привлекать третьих лиц</w:t>
+      </w:r>
+    </w:p>
+  </w:comment>
+  <w:comment w:id="45" w:author="Подсказка" w:initials="П" w:date="2026-01-01T00:00:00Z">
+    <w:p>
+      <w:pPr>
+        <w:pStyle w:val="CommentText"/>
+      </w:pPr>
+      <w:r>
+        <w:rPr>
+          <w:rStyle w:val="CommentReference"/>
+        </w:rPr>
+        <w:annotationRef/>
+      </w:r>
+      <w:r>
+        <w:t>Иначе — противоположный случай к условию выше</w:t>
+      </w:r>
+    </w:p>
+  </w:comment>
+  <w:comment w:id="46" w:author="Подсказка" w:initials="П" w:date="2026-01-01T00:00:00Z">
+    <w:p>
+      <w:pPr>
+        <w:pStyle w:val="CommentText"/>
+      </w:pPr>
+      <w:r>
+        <w:rPr>
+          <w:rStyle w:val="CommentReference"/>
+        </w:rPr>
+        <w:annotationRef/>
+      </w:r>
+      <w:r>
+        <w:t>Конец условия</w:t>
+      </w:r>
+    </w:p>
+  </w:comment>
+  <w:comment w:id="47" w:author="Подсказка" w:initials="П" w:date="2026-01-01T00:00:00Z">
+    <w:p>
+      <w:pPr>
+        <w:pStyle w:val="CommentText"/>
+      </w:pPr>
+      <w:r>
+        <w:rPr>
+          <w:rStyle w:val="CommentReference"/>
+        </w:rPr>
+        <w:annotationRef/>
+      </w:r>
+      <w:r>
+        <w:t>Конец условия</w:t>
+      </w:r>
+    </w:p>
+  </w:comment>
+  <w:comment w:id="48" w:author="Подсказка" w:initials="П" w:date="2026-01-01T00:00:00Z">
+    <w:p>
+      <w:pPr>
+        <w:pStyle w:val="CommentText"/>
+      </w:pPr>
+      <w:r>
+        <w:rPr>
+          <w:rStyle w:val="CommentReference"/>
+        </w:rPr>
+        <w:annotationRef/>
+      </w:r>
+      <w:r>
+        <w:t>Большой текст соглашения. Пример: (многострочный текст)</w:t>
+      </w:r>
+    </w:p>
+  </w:comment>
+  <w:comment w:id="49" w:author="Подсказка" w:initials="П" w:date="2026-01-01T00:00:00Z">
+    <w:p>
+      <w:pPr>
+        <w:pStyle w:val="CommentText"/>
+      </w:pPr>
+      <w:r>
+        <w:rPr>
+          <w:rStyle w:val="CommentReference"/>
+        </w:rPr>
+        <w:annotationRef/>
+      </w:r>
+      <w:r>
+        <w:t>Печатается, если предмет закупки — товары (не услуги)</w:t>
+      </w:r>
+    </w:p>
+  </w:comment>
+  <w:comment w:id="50" w:author="Подсказка" w:initials="П" w:date="2026-01-01T00:00:00Z">
+    <w:p>
+      <w:pPr>
+        <w:pStyle w:val="CommentText"/>
+      </w:pPr>
+      <w:r>
+        <w:rPr>
+          <w:rStyle w:val="CommentReference"/>
+        </w:rPr>
+        <w:annotationRef/>
+      </w:r>
+      <w:r>
+        <w:t>Иначе — противоположный случай к условию выше</w:t>
+      </w:r>
+    </w:p>
+  </w:comment>
+  <w:comment w:id="51" w:author="Подсказка" w:initials="П" w:date="2026-01-01T00:00:00Z">
+    <w:p>
+      <w:pPr>
+        <w:pStyle w:val="CommentText"/>
+      </w:pPr>
+      <w:r>
+        <w:rPr>
+          <w:rStyle w:val="CommentReference"/>
+        </w:rPr>
+        <w:annotationRef/>
+      </w:r>
+      <w:r>
+        <w:t>Конец условия</w:t>
+      </w:r>
+    </w:p>
+  </w:comment>
+  <w:comment w:id="52" w:author="Подсказка" w:initials="П" w:date="2026-01-01T00:00:00Z">
+    <w:p>
+      <w:pPr>
+        <w:pStyle w:val="CommentText"/>
+      </w:pPr>
+      <w:r>
+        <w:rPr>
+          <w:rStyle w:val="CommentReference"/>
+        </w:rPr>
+        <w:annotationRef/>
+      </w:r>
+      <w:r>
+        <w:t>Готовая строка срока. Пример: с 15.01.2026 по 28.02.2026</w:t>
+      </w:r>
+    </w:p>
+  </w:comment>
+  <w:comment w:id="53" w:author="Подсказка" w:initials="П" w:date="2026-01-01T00:00:00Z">
+    <w:p>
+      <w:pPr>
+        <w:pStyle w:val="CommentText"/>
+      </w:pPr>
+      <w:r>
+        <w:rPr>
+          <w:rStyle w:val="CommentReference"/>
+        </w:rPr>
+        <w:annotationRef/>
+      </w:r>
+      <w:r>
+        <w:t>Печатается, если предмет закупки — товары (не услуги)</w:t>
+      </w:r>
+    </w:p>
+  </w:comment>
+  <w:comment w:id="54" w:author="Подсказка" w:initials="П" w:date="2026-01-01T00:00:00Z">
+    <w:p>
+      <w:pPr>
+        <w:pStyle w:val="CommentText"/>
+      </w:pPr>
+      <w:r>
+        <w:rPr>
+          <w:rStyle w:val="CommentReference"/>
+        </w:rPr>
+        <w:annotationRef/>
+      </w:r>
+      <w:r>
+        <w:t>Иначе — противоположный случай к условию выше</w:t>
+      </w:r>
+    </w:p>
+  </w:comment>
+  <w:comment w:id="55" w:author="Подсказка" w:initials="П" w:date="2026-01-01T00:00:00Z">
+    <w:p>
+      <w:pPr>
+        <w:pStyle w:val="CommentText"/>
+      </w:pPr>
+      <w:r>
+        <w:rPr>
+          <w:rStyle w:val="CommentReference"/>
+        </w:rPr>
+        <w:annotationRef/>
+      </w:r>
+      <w:r>
+        <w:t>Конец условия</w:t>
+      </w:r>
+    </w:p>
+  </w:comment>
+  <w:comment w:id="56" w:author="Подсказка" w:initials="П" w:date="2026-01-01T00:00:00Z">
+    <w:p>
+      <w:pPr>
+        <w:pStyle w:val="CommentText"/>
+      </w:pPr>
+      <w:r>
+        <w:rPr>
+          <w:rStyle w:val="CommentReference"/>
+        </w:rPr>
+        <w:annotationRef/>
+      </w:r>
+      <w:r>
+        <w:t>Место оказания услуг / доставки. Пример: г. Москва, ул. Ленина, д. 1</w:t>
+      </w:r>
+    </w:p>
+  </w:comment>
+  <w:comment w:id="57" w:author="Подсказка" w:initials="П" w:date="2026-01-01T00:00:00Z">
+    <w:p>
+      <w:pPr>
+        <w:pStyle w:val="CommentText"/>
+      </w:pPr>
+      <w:r>
+        <w:rPr>
+          <w:rStyle w:val="CommentReference"/>
+        </w:rPr>
+        <w:annotationRef/>
+      </w:r>
+      <w:r>
+        <w:t>Печатается, если предмет закупки — товары (не услуги)</w:t>
+      </w:r>
+    </w:p>
+  </w:comment>
+  <w:comment w:id="58" w:author="Подсказка" w:initials="П" w:date="2026-01-01T00:00:00Z">
+    <w:p>
+      <w:pPr>
+        <w:pStyle w:val="CommentText"/>
+      </w:pPr>
+      <w:r>
+        <w:rPr>
+          <w:rStyle w:val="CommentReference"/>
+        </w:rPr>
+        <w:annotationRef/>
+      </w:r>
+      <w:r>
+        <w:t>Иначе — противоположный случай к условию выше</w:t>
+      </w:r>
+    </w:p>
+  </w:comment>
+  <w:comment w:id="59" w:author="Подсказка" w:initials="П" w:date="2026-01-01T00:00:00Z">
+    <w:p>
+      <w:pPr>
+        <w:pStyle w:val="CommentText"/>
+      </w:pPr>
+      <w:r>
+        <w:rPr>
+          <w:rStyle w:val="CommentReference"/>
+        </w:rPr>
+        <w:annotationRef/>
+      </w:r>
+      <w:r>
+        <w:t>Конец условия</w:t>
+      </w:r>
+    </w:p>
+  </w:comment>
+  <w:comment w:id="60" w:author="Подсказка" w:initials="П" w:date="2026-01-01T00:00:00Z">
+    <w:p>
+      <w:pPr>
+        <w:pStyle w:val="CommentText"/>
+      </w:pPr>
+      <w:r>
+        <w:rPr>
+          <w:rStyle w:val="CommentReference"/>
+        </w:rPr>
+        <w:annotationRef/>
+      </w:r>
+      <w:r>
+        <w:t>Цена без валюты. Пример: 130 000,00</w:t>
+      </w:r>
+    </w:p>
+  </w:comment>
+  <w:comment w:id="61" w:author="Подсказка" w:initials="П" w:date="2026-01-01T00:00:00Z">
+    <w:p>
+      <w:pPr>
+        <w:pStyle w:val="CommentText"/>
+      </w:pPr>
+      <w:r>
+        <w:rPr>
+          <w:rStyle w:val="CommentReference"/>
+        </w:rPr>
+        <w:annotationRef/>
+      </w:r>
+      <w:r>
+        <w:t>Цена прописью. Пример: сто тридцать тысяч рублей 00 копеек</w:t>
+      </w:r>
+    </w:p>
+  </w:comment>
+  <w:comment w:id="62" w:author="Подсказка" w:initials="П" w:date="2026-01-01T00:00:00Z">
+    <w:p>
+      <w:pPr>
+        <w:pStyle w:val="CommentText"/>
+      </w:pPr>
+      <w:r>
+        <w:rPr>
+          <w:rStyle w:val="CommentReference"/>
+        </w:rPr>
+        <w:annotationRef/>
+      </w:r>
+      <w:r>
+        <w:t>Печатается, если договор с НДС</w:t>
+      </w:r>
+    </w:p>
+  </w:comment>
+  <w:comment w:id="63" w:author="Подсказка" w:initials="П" w:date="2026-01-01T00:00:00Z">
+    <w:p>
+      <w:pPr>
+        <w:pStyle w:val="CommentText"/>
+      </w:pPr>
+      <w:r>
+        <w:rPr>
+          <w:rStyle w:val="CommentReference"/>
+        </w:rPr>
+        <w:annotationRef/>
+      </w:r>
+      <w:r>
+        <w:t>Ставка НДС. Пример: 20</w:t>
+      </w:r>
+    </w:p>
+  </w:comment>
+  <w:comment w:id="64" w:author="Подсказка" w:initials="П" w:date="2026-01-01T00:00:00Z">
+    <w:p>
+      <w:pPr>
+        <w:pStyle w:val="CommentText"/>
+      </w:pPr>
+      <w:r>
+        <w:rPr>
+          <w:rStyle w:val="CommentReference"/>
+        </w:rPr>
+        <w:annotationRef/>
+      </w:r>
+      <w:r>
+        <w:t>Сумма НДС цифрами. Пример: 21 666,67</w:t>
+      </w:r>
+    </w:p>
+  </w:comment>
+  <w:comment w:id="65" w:author="Подсказка" w:initials="П" w:date="2026-01-01T00:00:00Z">
+    <w:p>
+      <w:pPr>
+        <w:pStyle w:val="CommentText"/>
+      </w:pPr>
+      <w:r>
+        <w:rPr>
+          <w:rStyle w:val="CommentReference"/>
+        </w:rPr>
+        <w:annotationRef/>
+      </w:r>
+      <w:r>
+        <w:t>Сумма НДС прописью. Пример: двадцать одна тысяча 666 руб. 67 коп.</w:t>
+      </w:r>
+    </w:p>
+  </w:comment>
+  <w:comment w:id="66" w:author="Подсказка" w:initials="П" w:date="2026-01-01T00:00:00Z">
+    <w:p>
+      <w:pPr>
+        <w:pStyle w:val="CommentText"/>
+      </w:pPr>
+      <w:r>
+        <w:rPr>
+          <w:rStyle w:val="CommentReference"/>
+        </w:rPr>
+        <w:annotationRef/>
+      </w:r>
+      <w:r>
+        <w:t>Иначе — противоположный случай к условию выше</w:t>
+      </w:r>
+    </w:p>
+  </w:comment>
+  <w:comment w:id="67" w:author="Подсказка" w:initials="П" w:date="2026-01-01T00:00:00Z">
+    <w:p>
+      <w:pPr>
+        <w:pStyle w:val="CommentText"/>
+      </w:pPr>
+      <w:r>
+        <w:rPr>
+          <w:rStyle w:val="CommentReference"/>
+        </w:rPr>
+        <w:annotationRef/>
+      </w:r>
+      <w:r>
+        <w:t>Статья освобождения от НДС. Пример: ст. 149 НК РФ</w:t>
+      </w:r>
+    </w:p>
+  </w:comment>
+  <w:comment w:id="68" w:author="Подсказка" w:initials="П" w:date="2026-01-01T00:00:00Z">
+    <w:p>
+      <w:pPr>
+        <w:pStyle w:val="CommentText"/>
+      </w:pPr>
+      <w:r>
+        <w:rPr>
+          <w:rStyle w:val="CommentReference"/>
+        </w:rPr>
+        <w:annotationRef/>
+      </w:r>
+      <w:r>
+        <w:t>Конец условия</w:t>
+      </w:r>
+    </w:p>
+  </w:comment>
+  <w:comment w:id="69" w:author="Подсказка" w:initials="П" w:date="2026-01-01T00:00:00Z">
+    <w:p>
+      <w:pPr>
+        <w:pStyle w:val="CommentText"/>
+      </w:pPr>
+      <w:r>
+        <w:rPr>
+          <w:rStyle w:val="CommentReference"/>
+        </w:rPr>
+        <w:annotationRef/>
+      </w:r>
+      <w:r>
+        <w:t>Печатается, если предмет закупки — товары (не услуги)</w:t>
+      </w:r>
+    </w:p>
+  </w:comment>
+  <w:comment w:id="70" w:author="Подсказка" w:initials="П" w:date="2026-01-01T00:00:00Z">
+    <w:p>
+      <w:pPr>
+        <w:pStyle w:val="CommentText"/>
+      </w:pPr>
+      <w:r>
+        <w:rPr>
+          <w:rStyle w:val="CommentReference"/>
+        </w:rPr>
+        <w:annotationRef/>
+      </w:r>
+      <w:r>
+        <w:t>Иначе — противоположный случай к условию выше</w:t>
+      </w:r>
+    </w:p>
+  </w:comment>
+  <w:comment w:id="71" w:author="Подсказка" w:initials="П" w:date="2026-01-01T00:00:00Z">
+    <w:p>
+      <w:pPr>
+        <w:pStyle w:val="CommentText"/>
+      </w:pPr>
+      <w:r>
+        <w:rPr>
+          <w:rStyle w:val="CommentReference"/>
+        </w:rPr>
+        <w:annotationRef/>
+      </w:r>
+      <w:r>
+        <w:t>Конец условия</w:t>
+      </w:r>
+    </w:p>
+  </w:comment>
+  <w:comment w:id="72" w:author="Подсказка" w:initials="П" w:date="2026-01-01T00:00:00Z">
+    <w:p>
+      <w:pPr>
+        <w:pStyle w:val="CommentText"/>
+      </w:pPr>
+      <w:r>
+        <w:rPr>
+          <w:rStyle w:val="CommentReference"/>
+        </w:rPr>
+        <w:annotationRef/>
+      </w:r>
+      <w:r>
+        <w:t>Печатается, если предмет закупки — товары (не услуги)</w:t>
+      </w:r>
+    </w:p>
+  </w:comment>
+  <w:comment w:id="73" w:author="Подсказка" w:initials="П" w:date="2026-01-01T00:00:00Z">
+    <w:p>
+      <w:pPr>
+        <w:pStyle w:val="CommentText"/>
+      </w:pPr>
+      <w:r>
+        <w:rPr>
+          <w:rStyle w:val="CommentReference"/>
+        </w:rPr>
+        <w:annotationRef/>
+      </w:r>
+      <w:r>
+        <w:t>Иначе — противоположный случай к условию выше</w:t>
+      </w:r>
+    </w:p>
+  </w:comment>
+  <w:comment w:id="74" w:author="Подсказка" w:initials="П" w:date="2026-01-01T00:00:00Z">
+    <w:p>
+      <w:pPr>
+        <w:pStyle w:val="CommentText"/>
+      </w:pPr>
+      <w:r>
+        <w:rPr>
+          <w:rStyle w:val="CommentReference"/>
+        </w:rPr>
+        <w:annotationRef/>
+      </w:r>
+      <w:r>
+        <w:t>Конец условия</w:t>
+      </w:r>
+    </w:p>
+  </w:comment>
+  <w:comment w:id="75" w:author="Подсказка" w:initials="П" w:date="2026-01-01T00:00:00Z">
+    <w:p>
+      <w:pPr>
+        <w:pStyle w:val="CommentText"/>
+      </w:pPr>
+      <w:r>
+        <w:rPr>
+          <w:rStyle w:val="CommentReference"/>
+        </w:rPr>
+        <w:annotationRef/>
+      </w:r>
+      <w:r>
+        <w:t>Печатается, если предмет закупки — товары (не услуги)</w:t>
+      </w:r>
+    </w:p>
+  </w:comment>
+  <w:comment w:id="76" w:author="Подсказка" w:initials="П" w:date="2026-01-01T00:00:00Z">
+    <w:p>
+      <w:pPr>
+        <w:pStyle w:val="CommentText"/>
+      </w:pPr>
+      <w:r>
+        <w:rPr>
+          <w:rStyle w:val="CommentReference"/>
+        </w:rPr>
+        <w:annotationRef/>
+      </w:r>
+      <w:r>
+        <w:t>Иначе — противоположный случай к условию выше</w:t>
+      </w:r>
+    </w:p>
+  </w:comment>
+  <w:comment w:id="77" w:author="Подсказка" w:initials="П" w:date="2026-01-01T00:00:00Z">
+    <w:p>
+      <w:pPr>
+        <w:pStyle w:val="CommentText"/>
+      </w:pPr>
+      <w:r>
+        <w:rPr>
+          <w:rStyle w:val="CommentReference"/>
+        </w:rPr>
+        <w:annotationRef/>
+      </w:r>
+      <w:r>
+        <w:t>Конец условия</w:t>
+      </w:r>
+    </w:p>
+  </w:comment>
+  <w:comment w:id="78" w:author="Подсказка" w:initials="П" w:date="2026-01-01T00:00:00Z">
+    <w:p>
+      <w:pPr>
+        <w:pStyle w:val="CommentText"/>
+      </w:pPr>
+      <w:r>
+        <w:rPr>
+          <w:rStyle w:val="CommentReference"/>
+        </w:rPr>
+        <w:annotationRef/>
+      </w:r>
+      <w:r>
+        <w:t>Печатается, если предмет закупки — товары (не услуги)</w:t>
+      </w:r>
+    </w:p>
+  </w:comment>
+  <w:comment w:id="79" w:author="Подсказка" w:initials="П" w:date="2026-01-01T00:00:00Z">
+    <w:p>
+      <w:pPr>
+        <w:pStyle w:val="CommentText"/>
+      </w:pPr>
+      <w:r>
+        <w:rPr>
+          <w:rStyle w:val="CommentReference"/>
+        </w:rPr>
+        <w:annotationRef/>
+      </w:r>
+      <w:r>
+        <w:t>Иначе — противоположный случай к условию выше</w:t>
+      </w:r>
+    </w:p>
+  </w:comment>
+  <w:comment w:id="80" w:author="Подсказка" w:initials="П" w:date="2026-01-01T00:00:00Z">
+    <w:p>
+      <w:pPr>
+        <w:pStyle w:val="CommentText"/>
+      </w:pPr>
+      <w:r>
+        <w:rPr>
+          <w:rStyle w:val="CommentReference"/>
+        </w:rPr>
+        <w:annotationRef/>
+      </w:r>
+      <w:r>
+        <w:t>Конец условия</w:t>
+      </w:r>
+    </w:p>
+  </w:comment>
+  <w:comment w:id="81" w:author="Подсказка" w:initials="П" w:date="2026-01-01T00:00:00Z">
+    <w:p>
+      <w:pPr>
+        <w:pStyle w:val="CommentText"/>
+      </w:pPr>
+      <w:r>
+        <w:rPr>
+          <w:rStyle w:val="CommentReference"/>
+        </w:rPr>
+        <w:annotationRef/>
+      </w:r>
+      <w:r>
+        <w:t>Печатается, если предмет закупки — товары (не услуги)</w:t>
+      </w:r>
+    </w:p>
+  </w:comment>
+  <w:comment w:id="82" w:author="Подсказка" w:initials="П" w:date="2026-01-01T00:00:00Z">
+    <w:p>
+      <w:pPr>
+        <w:pStyle w:val="CommentText"/>
+      </w:pPr>
+      <w:r>
+        <w:rPr>
+          <w:rStyle w:val="CommentReference"/>
+        </w:rPr>
+        <w:annotationRef/>
+      </w:r>
+      <w:r>
+        <w:t>Иначе — противоположный случай к условию выше</w:t>
+      </w:r>
+    </w:p>
+  </w:comment>
+  <w:comment w:id="83" w:author="Подсказка" w:initials="П" w:date="2026-01-01T00:00:00Z">
+    <w:p>
+      <w:pPr>
+        <w:pStyle w:val="CommentText"/>
+      </w:pPr>
+      <w:r>
+        <w:rPr>
+          <w:rStyle w:val="CommentReference"/>
+        </w:rPr>
+        <w:annotationRef/>
+      </w:r>
+      <w:r>
+        <w:t>Конец условия</w:t>
+      </w:r>
+    </w:p>
+  </w:comment>
+  <w:comment w:id="84" w:author="Подсказка" w:initials="П" w:date="2026-01-01T00:00:00Z">
+    <w:p>
+      <w:pPr>
+        <w:pStyle w:val="CommentText"/>
+      </w:pPr>
+      <w:r>
+        <w:rPr>
+          <w:rStyle w:val="CommentReference"/>
+        </w:rPr>
+        <w:annotationRef/>
+      </w:r>
+      <w:r>
+        <w:t>Печатается, если предмет закупки — товары (не услуги)</w:t>
+      </w:r>
+    </w:p>
+  </w:comment>
+  <w:comment w:id="85" w:author="Подсказка" w:initials="П" w:date="2026-01-01T00:00:00Z">
+    <w:p>
+      <w:pPr>
+        <w:pStyle w:val="CommentText"/>
+      </w:pPr>
+      <w:r>
+        <w:rPr>
+          <w:rStyle w:val="CommentReference"/>
+        </w:rPr>
+        <w:annotationRef/>
+      </w:r>
+      <w:r>
+        <w:t>Иначе — противоположный случай к условию выше</w:t>
+      </w:r>
+    </w:p>
+  </w:comment>
+  <w:comment w:id="86" w:author="Подсказка" w:initials="П" w:date="2026-01-01T00:00:00Z">
+    <w:p>
+      <w:pPr>
+        <w:pStyle w:val="CommentText"/>
+      </w:pPr>
+      <w:r>
+        <w:rPr>
+          <w:rStyle w:val="CommentReference"/>
+        </w:rPr>
+        <w:annotationRef/>
+      </w:r>
+      <w:r>
+        <w:t>Конец условия</w:t>
+      </w:r>
+    </w:p>
+  </w:comment>
+  <w:comment w:id="87" w:author="Подсказка" w:initials="П" w:date="2026-01-01T00:00:00Z">
+    <w:p>
+      <w:pPr>
+        <w:pStyle w:val="CommentText"/>
+      </w:pPr>
+      <w:r>
+        <w:rPr>
+          <w:rStyle w:val="CommentReference"/>
+        </w:rPr>
+        <w:annotationRef/>
+      </w:r>
+      <w:r>
+        <w:t>Печатается, если предмет закупки — товары (не услуги)</w:t>
+      </w:r>
+    </w:p>
+  </w:comment>
+  <w:comment w:id="88" w:author="Подсказка" w:initials="П" w:date="2026-01-01T00:00:00Z">
+    <w:p>
+      <w:pPr>
+        <w:pStyle w:val="CommentText"/>
+      </w:pPr>
+      <w:r>
+        <w:rPr>
+          <w:rStyle w:val="CommentReference"/>
+        </w:rPr>
+        <w:annotationRef/>
+      </w:r>
+      <w:r>
+        <w:t>Иначе — противоположный случай к условию выше</w:t>
+      </w:r>
+    </w:p>
+  </w:comment>
+  <w:comment w:id="89" w:author="Подсказка" w:initials="П" w:date="2026-01-01T00:00:00Z">
+    <w:p>
+      <w:pPr>
+        <w:pStyle w:val="CommentText"/>
+      </w:pPr>
+      <w:r>
+        <w:rPr>
+          <w:rStyle w:val="CommentReference"/>
+        </w:rPr>
+        <w:annotationRef/>
+      </w:r>
+      <w:r>
+        <w:t>Конец условия</w:t>
+      </w:r>
+    </w:p>
+  </w:comment>
+  <w:comment w:id="90" w:author="Подсказка" w:initials="П" w:date="2026-01-01T00:00:00Z">
+    <w:p>
+      <w:pPr>
+        <w:pStyle w:val="CommentText"/>
+      </w:pPr>
+      <w:r>
+        <w:rPr>
+          <w:rStyle w:val="CommentReference"/>
+        </w:rPr>
+        <w:annotationRef/>
+      </w:r>
+      <w:r>
+        <w:t>Печатается, если предмет закупки — товары (не услуги)</w:t>
+      </w:r>
+    </w:p>
+  </w:comment>
+  <w:comment w:id="91" w:author="Подсказка" w:initials="П" w:date="2026-01-01T00:00:00Z">
+    <w:p>
+      <w:pPr>
+        <w:pStyle w:val="CommentText"/>
+      </w:pPr>
+      <w:r>
+        <w:rPr>
+          <w:rStyle w:val="CommentReference"/>
+        </w:rPr>
+        <w:annotationRef/>
+      </w:r>
+      <w:r>
+        <w:t>Иначе — противоположный случай к условию выше</w:t>
+      </w:r>
+    </w:p>
+  </w:comment>
+  <w:comment w:id="92" w:author="Подсказка" w:initials="П" w:date="2026-01-01T00:00:00Z">
+    <w:p>
+      <w:pPr>
+        <w:pStyle w:val="CommentText"/>
+      </w:pPr>
+      <w:r>
+        <w:rPr>
+          <w:rStyle w:val="CommentReference"/>
+        </w:rPr>
+        <w:annotationRef/>
+      </w:r>
+      <w:r>
+        <w:t>Конец условия</w:t>
+      </w:r>
+    </w:p>
+  </w:comment>
+  <w:comment w:id="93" w:author="Подсказка" w:initials="П" w:date="2026-01-01T00:00:00Z">
+    <w:p>
+      <w:pPr>
+        <w:pStyle w:val="CommentText"/>
+      </w:pPr>
+      <w:r>
+        <w:rPr>
+          <w:rStyle w:val="CommentReference"/>
+        </w:rPr>
+        <w:annotationRef/>
+      </w:r>
+      <w:r>
+        <w:t>Полное наименование. Пример: Автономная некоммерческая организация «Пример»</w:t>
+      </w:r>
+    </w:p>
+  </w:comment>
+  <w:comment w:id="94" w:author="Подсказка" w:initials="П" w:date="2026-01-01T00:00:00Z">
+    <w:p>
+      <w:pPr>
+        <w:pStyle w:val="CommentText"/>
+      </w:pPr>
+      <w:r>
+        <w:rPr>
+          <w:rStyle w:val="CommentReference"/>
+        </w:rPr>
+        <w:annotationRef/>
+      </w:r>
+      <w:r>
+        <w:t>Юридический адрес. Пример: г. Москва, ул. Ленина, д. 1</w:t>
+      </w:r>
+    </w:p>
+  </w:comment>
+  <w:comment w:id="95" w:author="Подсказка" w:initials="П" w:date="2026-01-01T00:00:00Z">
+    <w:p>
+      <w:pPr>
+        <w:pStyle w:val="CommentText"/>
+      </w:pPr>
+      <w:r>
+        <w:rPr>
+          <w:rStyle w:val="CommentReference"/>
+        </w:rPr>
+        <w:annotationRef/>
+      </w:r>
+      <w:r>
+        <w:t>Почтовый адрес. Пример: г. Москва, ул. Ленина, д. 1</w:t>
+      </w:r>
+    </w:p>
+  </w:comment>
+  <w:comment w:id="96" w:author="Подсказка" w:initials="П" w:date="2026-01-01T00:00:00Z">
+    <w:p>
+      <w:pPr>
+        <w:pStyle w:val="CommentText"/>
+      </w:pPr>
+      <w:r>
+        <w:rPr>
+          <w:rStyle w:val="CommentReference"/>
+        </w:rPr>
+        <w:annotationRef/>
+      </w:r>
+      <w:r>
+        <w:t>ИНН Заказчика. Пример: 7700000001</w:t>
+      </w:r>
+    </w:p>
+  </w:comment>
+  <w:comment w:id="97" w:author="Подсказка" w:initials="П" w:date="2026-01-01T00:00:00Z">
+    <w:p>
+      <w:pPr>
+        <w:pStyle w:val="CommentText"/>
+      </w:pPr>
+      <w:r>
+        <w:rPr>
+          <w:rStyle w:val="CommentReference"/>
+        </w:rPr>
+        <w:annotationRef/>
+      </w:r>
+      <w:r>
+        <w:t>КПП Заказчика. Пример: 770001001</w:t>
+      </w:r>
+    </w:p>
+  </w:comment>
+  <w:comment w:id="98" w:author="Подсказка" w:initials="П" w:date="2026-01-01T00:00:00Z">
+    <w:p>
+      <w:pPr>
+        <w:pStyle w:val="CommentText"/>
+      </w:pPr>
+      <w:r>
+        <w:rPr>
+          <w:rStyle w:val="CommentReference"/>
+        </w:rPr>
+        <w:annotationRef/>
+      </w:r>
+      <w:r>
+        <w:t>ОГРН Заказчика. Пример: 1027700000001</w:t>
+      </w:r>
+    </w:p>
+  </w:comment>
+  <w:comment w:id="99" w:author="Подсказка" w:initials="П" w:date="2026-01-01T00:00:00Z">
+    <w:p>
+      <w:pPr>
+        <w:pStyle w:val="CommentText"/>
+      </w:pPr>
+      <w:r>
+        <w:rPr>
+          <w:rStyle w:val="CommentReference"/>
+        </w:rPr>
+        <w:annotationRef/>
+      </w:r>
+      <w:r>
+        <w:t>Банк Заказчика. Пример: ПАО «Банк Пример»</w:t>
+      </w:r>
+    </w:p>
+  </w:comment>
+  <w:comment w:id="100" w:author="Подсказка" w:initials="П" w:date="2026-01-01T00:00:00Z">
+    <w:p>
+      <w:pPr>
+        <w:pStyle w:val="CommentText"/>
+      </w:pPr>
+      <w:r>
+        <w:rPr>
+          <w:rStyle w:val="CommentReference"/>
+        </w:rPr>
+        <w:annotationRef/>
+      </w:r>
+      <w:r>
+        <w:t>БИК банка Заказчика. Пример: 044500000</w:t>
+      </w:r>
+    </w:p>
+  </w:comment>
+  <w:comment w:id="101" w:author="Подсказка" w:initials="П" w:date="2026-01-01T00:00:00Z">
+    <w:p>
+      <w:pPr>
+        <w:pStyle w:val="CommentText"/>
+      </w:pPr>
+      <w:r>
+        <w:rPr>
+          <w:rStyle w:val="CommentReference"/>
+        </w:rPr>
+        <w:annotationRef/>
+      </w:r>
+      <w:r>
+        <w:t>Расчётный счёт Заказчика. Пример: 40703810000000000000</w:t>
+      </w:r>
+    </w:p>
+  </w:comment>
+  <w:comment w:id="102" w:author="Подсказка" w:initials="П" w:date="2026-01-01T00:00:00Z">
+    <w:p>
+      <w:pPr>
+        <w:pStyle w:val="CommentText"/>
+      </w:pPr>
+      <w:r>
+        <w:rPr>
+          <w:rStyle w:val="CommentReference"/>
+        </w:rPr>
+        <w:annotationRef/>
+      </w:r>
+      <w:r>
+        <w:t>Корр. счёт Заказчика. Пример: 30101810000000000000</w:t>
+      </w:r>
+    </w:p>
+  </w:comment>
+  <w:comment w:id="103" w:author="Подсказка" w:initials="П" w:date="2026-01-01T00:00:00Z">
+    <w:p>
+      <w:pPr>
+        <w:pStyle w:val="CommentText"/>
+      </w:pPr>
+      <w:r>
+        <w:rPr>
+          <w:rStyle w:val="CommentReference"/>
+        </w:rPr>
+        <w:annotationRef/>
+      </w:r>
+      <w:r>
+        <w:t>Телефон. Пример: +7 (900) 000-00-00</w:t>
+      </w:r>
+    </w:p>
+  </w:comment>
+  <w:comment w:id="104" w:author="Подсказка" w:initials="П" w:date="2026-01-01T00:00:00Z">
+    <w:p>
+      <w:pPr>
+        <w:pStyle w:val="CommentText"/>
+      </w:pPr>
+      <w:r>
+        <w:rPr>
+          <w:rStyle w:val="CommentReference"/>
+        </w:rPr>
+        <w:annotationRef/>
+      </w:r>
+      <w:r>
+        <w:t>Email. Пример: info@example.ru</w:t>
+      </w:r>
+    </w:p>
+  </w:comment>
+  <w:comment w:id="105" w:author="Подсказка" w:initials="П" w:date="2026-01-01T00:00:00Z">
+    <w:p>
+      <w:pPr>
+        <w:pStyle w:val="CommentText"/>
+      </w:pPr>
+      <w:r>
+        <w:rPr>
+          <w:rStyle w:val="CommentReference"/>
+        </w:rPr>
+        <w:annotationRef/>
+      </w:r>
+      <w:r>
+        <w:t>Должность подписанта. Пример: Президент</w:t>
+      </w:r>
+    </w:p>
+  </w:comment>
+  <w:comment w:id="106" w:author="Подсказка" w:initials="П" w:date="2026-01-01T00:00:00Z">
+    <w:p>
+      <w:pPr>
+        <w:pStyle w:val="CommentText"/>
+      </w:pPr>
+      <w:r>
+        <w:rPr>
+          <w:rStyle w:val="CommentReference"/>
+        </w:rPr>
+        <w:annotationRef/>
+      </w:r>
+      <w:r>
+        <w:t>Фамилия + инициалы. Пример: Петров П.П.</w:t>
+      </w:r>
+    </w:p>
+  </w:comment>
+  <w:comment w:id="107" w:author="Подсказка" w:initials="П" w:date="2026-01-01T00:00:00Z">
+    <w:p>
+      <w:pPr>
+        <w:pStyle w:val="CommentText"/>
+      </w:pPr>
+      <w:r>
+        <w:rPr>
+          <w:rStyle w:val="CommentReference"/>
+        </w:rPr>
+        <w:annotationRef/>
+      </w:r>
+      <w:r>
+        <w:t>Печатается, если предмет закупки — товары (не услуги)</w:t>
+      </w:r>
+    </w:p>
+  </w:comment>
+  <w:comment w:id="108" w:author="Подсказка" w:initials="П" w:date="2026-01-01T00:00:00Z">
+    <w:p>
+      <w:pPr>
+        <w:pStyle w:val="CommentText"/>
+      </w:pPr>
+      <w:r>
+        <w:rPr>
+          <w:rStyle w:val="CommentReference"/>
+        </w:rPr>
+        <w:annotationRef/>
+      </w:r>
+      <w:r>
+        <w:t>Иначе — противоположный случай к условию выше</w:t>
+      </w:r>
+    </w:p>
+  </w:comment>
+  <w:comment w:id="109" w:author="Подсказка" w:initials="П" w:date="2026-01-01T00:00:00Z">
+    <w:p>
+      <w:pPr>
+        <w:pStyle w:val="CommentText"/>
+      </w:pPr>
+      <w:r>
+        <w:rPr>
+          <w:rStyle w:val="CommentReference"/>
+        </w:rPr>
+        <w:annotationRef/>
+      </w:r>
+      <w:r>
+        <w:t>Конец условия</w:t>
+      </w:r>
+    </w:p>
+  </w:comment>
+  <w:comment w:id="110" w:author="Подсказка" w:initials="П" w:date="2026-01-01T00:00:00Z">
+    <w:p>
+      <w:pPr>
+        <w:pStyle w:val="CommentText"/>
+      </w:pPr>
+      <w:r>
+        <w:rPr>
+          <w:rStyle w:val="CommentReference"/>
+        </w:rPr>
+        <w:annotationRef/>
+      </w:r>
+      <w:r>
+        <w:t>Печатается, только если контрагент — индивидуальный предприниматель</w:t>
+      </w:r>
+    </w:p>
+  </w:comment>
+  <w:comment w:id="111" w:author="Подсказка" w:initials="П" w:date="2026-01-01T00:00:00Z">
+    <w:p>
+      <w:pPr>
+        <w:pStyle w:val="CommentText"/>
+      </w:pPr>
+      <w:r>
+        <w:rPr>
+          <w:rStyle w:val="CommentReference"/>
+        </w:rPr>
+        <w:annotationRef/>
+      </w:r>
+      <w:r>
+        <w:t>Краткое наименование Подрядчика (из карточки контрагента). Пример: ООО «Ромашка»</w:t>
+      </w:r>
+    </w:p>
+  </w:comment>
+  <w:comment w:id="112" w:author="Подсказка" w:initials="П" w:date="2026-01-01T00:00:00Z">
+    <w:p>
+      <w:pPr>
+        <w:pStyle w:val="CommentText"/>
+      </w:pPr>
+      <w:r>
+        <w:rPr>
+          <w:rStyle w:val="CommentReference"/>
+        </w:rPr>
+        <w:annotationRef/>
+      </w:r>
+      <w:r>
+        <w:t>ИНН контрагента. Пример: 7700000000</w:t>
+      </w:r>
+    </w:p>
+  </w:comment>
+  <w:comment w:id="113" w:author="Подсказка" w:initials="П" w:date="2026-01-01T00:00:00Z">
+    <w:p>
+      <w:pPr>
+        <w:pStyle w:val="CommentText"/>
+      </w:pPr>
+      <w:r>
+        <w:rPr>
+          <w:rStyle w:val="CommentReference"/>
+        </w:rPr>
+        <w:annotationRef/>
+      </w:r>
+      <w:r>
+        <w:t>ОГРНИП (только для ИП). Пример: 304770000000001</w:t>
+      </w:r>
+    </w:p>
+  </w:comment>
+  <w:comment w:id="114" w:author="Подсказка" w:initials="П" w:date="2026-01-01T00:00:00Z">
+    <w:p>
+      <w:pPr>
+        <w:pStyle w:val="CommentText"/>
+      </w:pPr>
+      <w:r>
+        <w:rPr>
+          <w:rStyle w:val="CommentReference"/>
+        </w:rPr>
+        <w:annotationRef/>
+      </w:r>
+      <w:r>
+        <w:t>Иначе — противоположный случай к условию выше</w:t>
+      </w:r>
+    </w:p>
+  </w:comment>
+  <w:comment w:id="115" w:author="Подсказка" w:initials="П" w:date="2026-01-01T00:00:00Z">
+    <w:p>
+      <w:pPr>
+        <w:pStyle w:val="CommentText"/>
+      </w:pPr>
+      <w:r>
+        <w:rPr>
+          <w:rStyle w:val="CommentReference"/>
+        </w:rPr>
+        <w:annotationRef/>
+      </w:r>
+      <w:r>
+        <w:t>Полное наименование контрагента. Пример: Общество с ограниченной ответственностью «Ромашка»</w:t>
+      </w:r>
+    </w:p>
+  </w:comment>
+  <w:comment w:id="116" w:author="Подсказка" w:initials="П" w:date="2026-01-01T00:00:00Z">
+    <w:p>
+      <w:pPr>
+        <w:pStyle w:val="CommentText"/>
+      </w:pPr>
+      <w:r>
+        <w:rPr>
+          <w:rStyle w:val="CommentReference"/>
+        </w:rPr>
+        <w:annotationRef/>
+      </w:r>
+      <w:r>
+        <w:t>ИНН контрагента. Пример: 7700000000</w:t>
+      </w:r>
+    </w:p>
+  </w:comment>
+  <w:comment w:id="117" w:author="Подсказка" w:initials="П" w:date="2026-01-01T00:00:00Z">
+    <w:p>
+      <w:pPr>
+        <w:pStyle w:val="CommentText"/>
+      </w:pPr>
+      <w:r>
+        <w:rPr>
+          <w:rStyle w:val="CommentReference"/>
+        </w:rPr>
+        <w:annotationRef/>
+      </w:r>
+      <w:r>
+        <w:t>КПП контрагента. Пример: 770101001</w:t>
+      </w:r>
+    </w:p>
+  </w:comment>
+  <w:comment w:id="118" w:author="Подсказка" w:initials="П" w:date="2026-01-01T00:00:00Z">
+    <w:p>
+      <w:pPr>
+        <w:pStyle w:val="CommentText"/>
+      </w:pPr>
+      <w:r>
+        <w:rPr>
+          <w:rStyle w:val="CommentReference"/>
+        </w:rPr>
+        <w:annotationRef/>
+      </w:r>
+      <w:r>
+        <w:t>ОГРН / ОГРНИП. Пример: 1157746000000</w:t>
+      </w:r>
+    </w:p>
+  </w:comment>
+  <w:comment w:id="119" w:author="Подсказка" w:initials="П" w:date="2026-01-01T00:00:00Z">
+    <w:p>
+      <w:pPr>
+        <w:pStyle w:val="CommentText"/>
+      </w:pPr>
+      <w:r>
+        <w:rPr>
+          <w:rStyle w:val="CommentReference"/>
+        </w:rPr>
+        <w:annotationRef/>
+      </w:r>
+      <w:r>
+        <w:t>Конец условия</w:t>
+      </w:r>
+    </w:p>
+  </w:comment>
+  <w:comment w:id="120" w:author="Подсказка" w:initials="П" w:date="2026-01-01T00:00:00Z">
+    <w:p>
+      <w:pPr>
+        <w:pStyle w:val="CommentText"/>
+      </w:pPr>
+      <w:r>
+        <w:rPr>
+          <w:rStyle w:val="CommentReference"/>
+        </w:rPr>
+        <w:annotationRef/>
+      </w:r>
+      <w:r>
+        <w:t>Юридический адрес. Пример: 101000, г. Москва, ул. Цветочная, д. 1, оф. 5</w:t>
+      </w:r>
+    </w:p>
+  </w:comment>
+  <w:comment w:id="121" w:author="Подсказка" w:initials="П" w:date="2026-01-01T00:00:00Z">
+    <w:p>
+      <w:pPr>
+        <w:pStyle w:val="CommentText"/>
+      </w:pPr>
+      <w:r>
+        <w:rPr>
+          <w:rStyle w:val="CommentReference"/>
+        </w:rPr>
+        <w:annotationRef/>
+      </w:r>
+      <w:r>
+        <w:t>Наименование банка. Пример: ПАО «Банк Пример»</w:t>
+      </w:r>
+    </w:p>
+  </w:comment>
+  <w:comment w:id="122" w:author="Подсказка" w:initials="П" w:date="2026-01-01T00:00:00Z">
+    <w:p>
+      <w:pPr>
+        <w:pStyle w:val="CommentText"/>
+      </w:pPr>
+      <w:r>
+        <w:rPr>
+          <w:rStyle w:val="CommentReference"/>
+        </w:rPr>
+        <w:annotationRef/>
+      </w:r>
+      <w:r>
+        <w:t>БИК банка. Пример: 044500000</w:t>
+      </w:r>
+    </w:p>
+  </w:comment>
+  <w:comment w:id="123" w:author="Подсказка" w:initials="П" w:date="2026-01-01T00:00:00Z">
+    <w:p>
+      <w:pPr>
+        <w:pStyle w:val="CommentText"/>
+      </w:pPr>
+      <w:r>
+        <w:rPr>
+          <w:rStyle w:val="CommentReference"/>
+        </w:rPr>
+        <w:annotationRef/>
+      </w:r>
+      <w:r>
+        <w:t>Расчётный счёт. Пример: 40702810000000000000</w:t>
+      </w:r>
+    </w:p>
+  </w:comment>
+  <w:comment w:id="124" w:author="Подсказка" w:initials="П" w:date="2026-01-01T00:00:00Z">
+    <w:p>
+      <w:pPr>
+        <w:pStyle w:val="CommentText"/>
+      </w:pPr>
+      <w:r>
+        <w:rPr>
+          <w:rStyle w:val="CommentReference"/>
+        </w:rPr>
+        <w:annotationRef/>
+      </w:r>
+      <w:r>
+        <w:t>Корреспондентский счёт. Пример: 30101810000000000000</w:t>
+      </w:r>
+    </w:p>
+  </w:comment>
+  <w:comment w:id="125" w:author="Подсказка" w:initials="П" w:date="2026-01-01T00:00:00Z">
+    <w:p>
+      <w:pPr>
+        <w:pStyle w:val="CommentText"/>
+      </w:pPr>
+      <w:r>
+        <w:rPr>
+          <w:rStyle w:val="CommentReference"/>
+        </w:rPr>
+        <w:annotationRef/>
+      </w:r>
+      <w:r>
+        <w:t>Телефон. Пример: +7 (495) 123-45-67</w:t>
+      </w:r>
+    </w:p>
+  </w:comment>
+  <w:comment w:id="126" w:author="Подсказка" w:initials="П" w:date="2026-01-01T00:00:00Z">
+    <w:p>
+      <w:pPr>
+        <w:pStyle w:val="CommentText"/>
+      </w:pPr>
+      <w:r>
+        <w:rPr>
+          <w:rStyle w:val="CommentReference"/>
+        </w:rPr>
+        <w:annotationRef/>
+      </w:r>
+      <w:r>
+        <w:t>E-mail. Пример: info@romashka.ru</w:t>
+      </w:r>
+    </w:p>
+  </w:comment>
+  <w:comment w:id="127" w:author="Подсказка" w:initials="П" w:date="2026-01-01T00:00:00Z">
+    <w:p>
+      <w:pPr>
+        <w:pStyle w:val="CommentText"/>
+      </w:pPr>
+      <w:r>
+        <w:rPr>
+          <w:rStyle w:val="CommentReference"/>
+        </w:rPr>
+        <w:annotationRef/>
+      </w:r>
+      <w:r>
+        <w:t>Должность подписанта. Пример: Директор</w:t>
+      </w:r>
+    </w:p>
+  </w:comment>
+  <w:comment w:id="128" w:author="Подсказка" w:initials="П" w:date="2026-01-01T00:00:00Z">
+    <w:p>
+      <w:pPr>
+        <w:pStyle w:val="CommentText"/>
+      </w:pPr>
+      <w:r>
+        <w:rPr>
+          <w:rStyle w:val="CommentReference"/>
+        </w:rPr>
+        <w:annotationRef/>
+      </w:r>
+      <w:r>
+        <w:t>Фамилия + инициалы («Фамилия И.О.») — печатается в строке подписи. Пример: Иванов И.И.</w:t>
+      </w:r>
+    </w:p>
+  </w:comment>
+</w:comments>
 </file>
 
 <file path=word/numbering.xml><?xml version="1.0" encoding="utf-8"?>

--- a/backend/templates/contract.docx
+++ b/backend/templates/contract.docx
@@ -517,6 +517,8 @@
         </w:rPr>
         <w:commentReference w:id="13"/>
       </w:r>
+      <w:commentRangeStart w:id="14"/>
+      <w:commentRangeStart w:id="15"/>
       <w:r>
         <w:rPr>
           <w:rFonts w:ascii="Times New Roman" w:hAnsi="Times New Roman"/>
@@ -524,9 +526,22 @@
           <w:i w:val="0"/>
           <w:sz w:val="24"/>
         </w:rPr>
-        <w:t xml:space="preserve">, в лице </w:t>
-      </w:r>
-      <w:commentRangeStart w:id="14"/>
+        <w:t xml:space="preserve">, в лице {{customer_signatory_position_genitive}} {{customer_signatory_name_genitive}}</w:t>
+      </w:r>
+      <w:commentRangeEnd w:id="15"/>
+      <w:r>
+        <w:rPr>
+          <w:rStyle w:val="CommentReference"/>
+        </w:rPr>
+        <w:commentReference w:id="15"/>
+      </w:r>
+      <w:commentRangeEnd w:id="14"/>
+      <w:r>
+        <w:rPr>
+          <w:rStyle w:val="CommentReference"/>
+        </w:rPr>
+        <w:commentReference w:id="14"/>
+      </w:r>
       <w:r>
         <w:rPr>
           <w:rFonts w:ascii="Times New Roman" w:hAnsi="Times New Roman"/>
@@ -534,14 +549,7 @@
           <w:color w:val="1E40AF"/>
           <w:sz w:val="24"/>
         </w:rPr>
-        <w:t>{{customer_signatory_position}}</w:t>
-      </w:r>
-      <w:commentRangeEnd w:id="14"/>
-      <w:r>
-        <w:rPr>
-          <w:rStyle w:val="CommentReference"/>
-        </w:rPr>
-        <w:commentReference w:id="14"/>
+        <w:t xml:space="preserve"/>
       </w:r>
       <w:r>
         <w:rPr>
@@ -550,9 +558,8 @@
           <w:i w:val="0"/>
           <w:sz w:val="24"/>
         </w:rPr>
-        <w:t xml:space="preserve"> </w:t>
-      </w:r>
-      <w:commentRangeStart w:id="15"/>
+        <w:t xml:space="preserve"/>
+      </w:r>
       <w:r>
         <w:rPr>
           <w:rFonts w:ascii="Times New Roman" w:hAnsi="Times New Roman"/>
@@ -560,14 +567,7 @@
           <w:color w:val="1E40AF"/>
           <w:sz w:val="24"/>
         </w:rPr>
-        <w:t>{{customer_signatory_name_genitive}}</w:t>
-      </w:r>
-      <w:commentRangeEnd w:id="15"/>
-      <w:r>
-        <w:rPr>
-          <w:rStyle w:val="CommentReference"/>
-        </w:rPr>
-        <w:commentReference w:id="15"/>
+        <w:t xml:space="preserve"/>
       </w:r>
       <w:r>
         <w:rPr>
@@ -786,15 +786,30 @@
         </w:rPr>
         <w:commentReference w:id="24"/>
       </w:r>
+      <w:commentRangeStart w:id="25"/>
+      <w:commentRangeStart w:id="26"/>
       <w:r>
         <w:rPr>
           <w:rFonts w:ascii="Times New Roman" w:hAnsi="Times New Roman"/>
           <w:color w:val="C2410C"/>
           <w:sz w:val="24"/>
         </w:rPr>
-        <w:t xml:space="preserve">), в лице </w:t>
-      </w:r>
-      <w:commentRangeStart w:id="25"/>
+        <w:t xml:space="preserve">), в лице {{contractor_signatory_position_genitive}} {{contractor_signatory_name_genitive}}</w:t>
+      </w:r>
+      <w:commentRangeEnd w:id="26"/>
+      <w:r>
+        <w:rPr>
+          <w:rStyle w:val="CommentReference"/>
+        </w:rPr>
+        <w:commentReference w:id="26"/>
+      </w:r>
+      <w:commentRangeEnd w:id="25"/>
+      <w:r>
+        <w:rPr>
+          <w:rStyle w:val="CommentReference"/>
+        </w:rPr>
+        <w:commentReference w:id="25"/>
+      </w:r>
       <w:r>
         <w:rPr>
           <w:rFonts w:ascii="Times New Roman" w:hAnsi="Times New Roman"/>
@@ -802,14 +817,7 @@
           <w:color w:val="1E40AF"/>
           <w:sz w:val="24"/>
         </w:rPr>
-        <w:t>{{contractor_signatory_position}}</w:t>
-      </w:r>
-      <w:commentRangeEnd w:id="25"/>
-      <w:r>
-        <w:rPr>
-          <w:rStyle w:val="CommentReference"/>
-        </w:rPr>
-        <w:commentReference w:id="25"/>
+        <w:t xml:space="preserve"/>
       </w:r>
       <w:r>
         <w:rPr>
@@ -817,9 +825,8 @@
           <w:color w:val="C2410C"/>
           <w:sz w:val="24"/>
         </w:rPr>
-        <w:t xml:space="preserve"> </w:t>
-      </w:r>
-      <w:commentRangeStart w:id="26"/>
+        <w:t xml:space="preserve"/>
+      </w:r>
       <w:r>
         <w:rPr>
           <w:rFonts w:ascii="Times New Roman" w:hAnsi="Times New Roman"/>
@@ -827,14 +834,7 @@
           <w:color w:val="1E40AF"/>
           <w:sz w:val="24"/>
         </w:rPr>
-        <w:t>{{contractor_signatory_name_genitive}}</w:t>
-      </w:r>
-      <w:commentRangeEnd w:id="26"/>
-      <w:r>
-        <w:rPr>
-          <w:rStyle w:val="CommentReference"/>
-        </w:rPr>
-        <w:commentReference w:id="26"/>
+        <w:t xml:space="preserve"/>
       </w:r>
       <w:r>
         <w:rPr>
@@ -4061,7 +4061,7 @@
         <w:annotationRef/>
       </w:r>
       <w:r>
-        <w:t>Должность подписанта. Пример: Президент</w:t>
+        <w:t>Должность подписанта Заказчика в род.падеже. Пример: Президента</w:t>
       </w:r>
     </w:p>
   </w:comment>
@@ -4237,7 +4237,7 @@
         <w:annotationRef/>
       </w:r>
       <w:r>
-        <w:t>Должность подписанта. Пример: Директор</w:t>
+        <w:t>Должность подписанта Исполнителя в род.падеже. Пример: Генерального директора</w:t>
       </w:r>
     </w:p>
   </w:comment>

--- a/backend/templates/contract.docx
+++ b/backend/templates/contract.docx
@@ -1406,6 +1406,24 @@
         <w:ind w:firstLine="567"/>
         <w:jc w:val="both"/>
       </w:pPr>
+      <w:commentRangeStart w:id="48"/>
+      <w:r>
+        <w:t>{%p if subsidy_agreement_text %}</w:t>
+      </w:r>
+      <w:commentRangeEnd w:id="48"/>
+      <w:r>
+        <w:rPr>
+          <w:rStyle w:val="CommentReference"/>
+        </w:rPr>
+        <w:commentReference w:id="48"/>
+      </w:r>
+    </w:p>
+    <w:p>
+      <w:pPr>
+        <w:spacing w:before="40" w:after="60" w:line="276" w:lineRule="exact"/>
+        <w:ind w:firstLine="567"/>
+        <w:jc w:val="both"/>
+      </w:pPr>
       <w:r>
         <w:rPr>
           <w:rFonts w:ascii="Times New Roman" w:hAnsi="Times New Roman"/>
@@ -1423,7 +1441,7 @@
         </w:rPr>
         <w:t xml:space="preserve">Договор заключён в рамках реализации </w:t>
       </w:r>
-      <w:commentRangeStart w:id="48"/>
+      <w:commentRangeStart w:id="49"/>
       <w:r>
         <w:rPr>
           <w:rFonts w:ascii="Times New Roman" w:hAnsi="Times New Roman"/>
@@ -1433,12 +1451,12 @@
         </w:rPr>
         <w:t>{{subsidy_agreement_text}}</w:t>
       </w:r>
-      <w:commentRangeEnd w:id="48"/>
+      <w:commentRangeEnd w:id="49"/>
       <w:r>
         <w:rPr>
           <w:rStyle w:val="CommentReference"/>
         </w:rPr>
-        <w:commentReference w:id="48"/>
+        <w:commentReference w:id="49"/>
       </w:r>
       <w:r>
         <w:rPr>
@@ -1452,6 +1470,24 @@
     </w:p>
     <w:p>
       <w:pPr>
+        <w:spacing w:before="40" w:after="60" w:line="276" w:lineRule="exact"/>
+        <w:ind w:firstLine="567"/>
+        <w:jc w:val="both"/>
+      </w:pPr>
+      <w:commentRangeStart w:id="50"/>
+      <w:r>
+        <w:t>{%p endif %}</w:t>
+      </w:r>
+      <w:commentRangeEnd w:id="50"/>
+      <w:r>
+        <w:rPr>
+          <w:rStyle w:val="CommentReference"/>
+        </w:rPr>
+        <w:commentReference w:id="50"/>
+      </w:r>
+    </w:p>
+    <w:p>
+      <w:pPr>
         <w:spacing w:before="200" w:after="80"/>
         <w:jc w:val="center"/>
       </w:pPr>
@@ -1478,7 +1514,7 @@
         </w:rPr>
         <w:t xml:space="preserve">2.1. </w:t>
       </w:r>
-      <w:commentRangeStart w:id="49"/>
+      <w:commentRangeStart w:id="51"/>
       <w:r>
         <w:rPr>
           <w:rFonts w:ascii="Times New Roman" w:hAnsi="Times New Roman"/>
@@ -1488,12 +1524,12 @@
         </w:rPr>
         <w:t>{% if subject_kind == 'goods' %}</w:t>
       </w:r>
-      <w:commentRangeEnd w:id="49"/>
+      <w:commentRangeEnd w:id="51"/>
       <w:r>
         <w:rPr>
           <w:rStyle w:val="CommentReference"/>
         </w:rPr>
-        <w:commentReference w:id="49"/>
+        <w:commentReference w:id="51"/>
       </w:r>
       <w:r>
         <w:rPr>
@@ -1503,7 +1539,7 @@
         </w:rPr>
         <w:t xml:space="preserve">Срок поставки Товара: </w:t>
       </w:r>
-      <w:commentRangeStart w:id="50"/>
+      <w:commentRangeStart w:id="52"/>
       <w:r>
         <w:rPr>
           <w:rFonts w:ascii="Times New Roman" w:hAnsi="Times New Roman"/>
@@ -1513,12 +1549,12 @@
         </w:rPr>
         <w:t>{% else %}</w:t>
       </w:r>
-      <w:commentRangeEnd w:id="50"/>
+      <w:commentRangeEnd w:id="52"/>
       <w:r>
         <w:rPr>
           <w:rStyle w:val="CommentReference"/>
         </w:rPr>
-        <w:commentReference w:id="50"/>
+        <w:commentReference w:id="52"/>
       </w:r>
       <w:r>
         <w:rPr>
@@ -1528,7 +1564,7 @@
         </w:rPr>
         <w:t xml:space="preserve">Срок оказания Услуг: </w:t>
       </w:r>
-      <w:commentRangeStart w:id="51"/>
+      <w:commentRangeStart w:id="53"/>
       <w:r>
         <w:rPr>
           <w:rFonts w:ascii="Times New Roman" w:hAnsi="Times New Roman"/>
@@ -1538,14 +1574,14 @@
         </w:rPr>
         <w:t>{% endif %}</w:t>
       </w:r>
-      <w:commentRangeEnd w:id="51"/>
+      <w:commentRangeEnd w:id="53"/>
       <w:r>
         <w:rPr>
           <w:rStyle w:val="CommentReference"/>
         </w:rPr>
-        <w:commentReference w:id="51"/>
-      </w:r>
-      <w:commentRangeStart w:id="52"/>
+        <w:commentReference w:id="53"/>
+      </w:r>
+      <w:commentRangeStart w:id="54"/>
       <w:r>
         <w:rPr>
           <w:rFonts w:ascii="Times New Roman" w:hAnsi="Times New Roman"/>
@@ -1555,12 +1591,12 @@
         </w:rPr>
         <w:t>{{service_term}}</w:t>
       </w:r>
-      <w:commentRangeEnd w:id="52"/>
+      <w:commentRangeEnd w:id="54"/>
       <w:r>
         <w:rPr>
           <w:rStyle w:val="CommentReference"/>
         </w:rPr>
-        <w:commentReference w:id="52"/>
+        <w:commentReference w:id="54"/>
       </w:r>
       <w:r>
         <w:rPr>
@@ -1586,7 +1622,7 @@
         </w:rPr>
         <w:t xml:space="preserve">2.2. </w:t>
       </w:r>
-      <w:commentRangeStart w:id="53"/>
+      <w:commentRangeStart w:id="55"/>
       <w:r>
         <w:rPr>
           <w:rFonts w:ascii="Times New Roman" w:hAnsi="Times New Roman"/>
@@ -1596,12 +1632,12 @@
         </w:rPr>
         <w:t>{% if subject_kind == 'goods' %}</w:t>
       </w:r>
-      <w:commentRangeEnd w:id="53"/>
+      <w:commentRangeEnd w:id="55"/>
       <w:r>
         <w:rPr>
           <w:rStyle w:val="CommentReference"/>
         </w:rPr>
-        <w:commentReference w:id="53"/>
+        <w:commentReference w:id="55"/>
       </w:r>
       <w:r>
         <w:rPr>
@@ -1611,7 +1647,7 @@
         </w:rPr>
         <w:t xml:space="preserve">Место поставки: </w:t>
       </w:r>
-      <w:commentRangeStart w:id="54"/>
+      <w:commentRangeStart w:id="56"/>
       <w:r>
         <w:rPr>
           <w:rFonts w:ascii="Times New Roman" w:hAnsi="Times New Roman"/>
@@ -1621,12 +1657,12 @@
         </w:rPr>
         <w:t>{% else %}</w:t>
       </w:r>
-      <w:commentRangeEnd w:id="54"/>
+      <w:commentRangeEnd w:id="56"/>
       <w:r>
         <w:rPr>
           <w:rStyle w:val="CommentReference"/>
         </w:rPr>
-        <w:commentReference w:id="54"/>
+        <w:commentReference w:id="56"/>
       </w:r>
       <w:r>
         <w:rPr>
@@ -1636,7 +1672,7 @@
         </w:rPr>
         <w:t xml:space="preserve">Место оказания Услуг: </w:t>
       </w:r>
-      <w:commentRangeStart w:id="55"/>
+      <w:commentRangeStart w:id="57"/>
       <w:r>
         <w:rPr>
           <w:rFonts w:ascii="Times New Roman" w:hAnsi="Times New Roman"/>
@@ -1646,14 +1682,14 @@
         </w:rPr>
         <w:t>{% endif %}</w:t>
       </w:r>
-      <w:commentRangeEnd w:id="55"/>
+      <w:commentRangeEnd w:id="57"/>
       <w:r>
         <w:rPr>
           <w:rStyle w:val="CommentReference"/>
         </w:rPr>
-        <w:commentReference w:id="55"/>
-      </w:r>
-      <w:commentRangeStart w:id="56"/>
+        <w:commentReference w:id="57"/>
+      </w:r>
+      <w:commentRangeStart w:id="58"/>
       <w:r>
         <w:rPr>
           <w:rFonts w:ascii="Times New Roman" w:hAnsi="Times New Roman"/>
@@ -1663,12 +1699,12 @@
         </w:rPr>
         <w:t>{{delivery_location}}</w:t>
       </w:r>
-      <w:commentRangeEnd w:id="56"/>
+      <w:commentRangeEnd w:id="58"/>
       <w:r>
         <w:rPr>
           <w:rStyle w:val="CommentReference"/>
         </w:rPr>
-        <w:commentReference w:id="56"/>
+        <w:commentReference w:id="58"/>
       </w:r>
       <w:r>
         <w:rPr>
@@ -1694,7 +1730,7 @@
         </w:rPr>
         <w:t xml:space="preserve">2.3. </w:t>
       </w:r>
-      <w:commentRangeStart w:id="57"/>
+      <w:commentRangeStart w:id="59"/>
       <w:r>
         <w:rPr>
           <w:rFonts w:ascii="Times New Roman" w:hAnsi="Times New Roman"/>
@@ -1704,12 +1740,12 @@
         </w:rPr>
         <w:t>{% if subject_kind == 'goods' %}</w:t>
       </w:r>
-      <w:commentRangeEnd w:id="57"/>
+      <w:commentRangeEnd w:id="59"/>
       <w:r>
         <w:rPr>
           <w:rStyle w:val="CommentReference"/>
         </w:rPr>
-        <w:commentReference w:id="57"/>
+        <w:commentReference w:id="59"/>
       </w:r>
       <w:r>
         <w:rPr>
@@ -1719,7 +1755,7 @@
         </w:rPr>
         <w:t>Передача Товара оформляется товарной накладной / универсальным передаточным документом (УПД).</w:t>
       </w:r>
-      <w:commentRangeStart w:id="58"/>
+      <w:commentRangeStart w:id="60"/>
       <w:r>
         <w:rPr>
           <w:rFonts w:ascii="Times New Roman" w:hAnsi="Times New Roman"/>
@@ -1729,12 +1765,12 @@
         </w:rPr>
         <w:t>{% else %}</w:t>
       </w:r>
-      <w:commentRangeEnd w:id="58"/>
+      <w:commentRangeEnd w:id="60"/>
       <w:r>
         <w:rPr>
           <w:rStyle w:val="CommentReference"/>
         </w:rPr>
-        <w:commentReference w:id="58"/>
+        <w:commentReference w:id="60"/>
       </w:r>
       <w:r>
         <w:rPr>
@@ -1744,7 +1780,7 @@
         </w:rPr>
         <w:t>Приёмка Услуг оформляется Актом сдачи-приёмки оказанных услуг.</w:t>
       </w:r>
-      <w:commentRangeStart w:id="59"/>
+      <w:commentRangeStart w:id="61"/>
       <w:r>
         <w:rPr>
           <w:rFonts w:ascii="Times New Roman" w:hAnsi="Times New Roman"/>
@@ -1754,12 +1790,12 @@
         </w:rPr>
         <w:t>{% endif %}</w:t>
       </w:r>
-      <w:commentRangeEnd w:id="59"/>
+      <w:commentRangeEnd w:id="61"/>
       <w:r>
         <w:rPr>
           <w:rStyle w:val="CommentReference"/>
         </w:rPr>
-        <w:commentReference w:id="59"/>
+        <w:commentReference w:id="61"/>
       </w:r>
     </w:p>
     <w:p>
@@ -1799,7 +1835,7 @@
         </w:rPr>
         <w:t xml:space="preserve">Цена Договора составляет </w:t>
       </w:r>
-      <w:commentRangeStart w:id="60"/>
+      <w:commentRangeStart w:id="62"/>
       <w:r>
         <w:rPr>
           <w:rFonts w:ascii="Times New Roman" w:hAnsi="Times New Roman"/>
@@ -1809,12 +1845,12 @@
         </w:rPr>
         <w:t>{{contract_price_num}}</w:t>
       </w:r>
-      <w:commentRangeEnd w:id="60"/>
+      <w:commentRangeEnd w:id="62"/>
       <w:r>
         <w:rPr>
           <w:rStyle w:val="CommentReference"/>
         </w:rPr>
-        <w:commentReference w:id="60"/>
+        <w:commentReference w:id="62"/>
       </w:r>
       <w:r>
         <w:rPr>
@@ -1825,7 +1861,7 @@
         </w:rPr>
         <w:t xml:space="preserve"> (</w:t>
       </w:r>
-      <w:commentRangeStart w:id="61"/>
+      <w:commentRangeStart w:id="63"/>
       <w:r>
         <w:rPr>
           <w:rFonts w:ascii="Times New Roman" w:hAnsi="Times New Roman"/>
@@ -1835,12 +1871,12 @@
         </w:rPr>
         <w:t>{{contract_price_words}}</w:t>
       </w:r>
-      <w:commentRangeEnd w:id="61"/>
+      <w:commentRangeEnd w:id="63"/>
       <w:r>
         <w:rPr>
           <w:rStyle w:val="CommentReference"/>
         </w:rPr>
-        <w:commentReference w:id="61"/>
+        <w:commentReference w:id="63"/>
       </w:r>
       <w:r>
         <w:rPr>
@@ -1851,7 +1887,7 @@
         </w:rPr>
         <w:t xml:space="preserve">) рублей. </w:t>
       </w:r>
-      <w:commentRangeStart w:id="62"/>
+      <w:commentRangeStart w:id="64"/>
       <w:r>
         <w:rPr>
           <w:rFonts w:ascii="Times New Roman" w:hAnsi="Times New Roman"/>
@@ -1861,12 +1897,12 @@
         </w:rPr>
         <w:t>{% if vat_applicable %}</w:t>
       </w:r>
-      <w:commentRangeEnd w:id="62"/>
+      <w:commentRangeEnd w:id="64"/>
       <w:r>
         <w:rPr>
           <w:rStyle w:val="CommentReference"/>
         </w:rPr>
-        <w:commentReference w:id="62"/>
+        <w:commentReference w:id="64"/>
       </w:r>
       <w:r>
         <w:rPr>
@@ -1876,7 +1912,7 @@
         </w:rPr>
         <w:t xml:space="preserve">В том числе НДС </w:t>
       </w:r>
-      <w:commentRangeStart w:id="63"/>
+      <w:commentRangeStart w:id="65"/>
       <w:r>
         <w:rPr>
           <w:rFonts w:ascii="Times New Roman" w:hAnsi="Times New Roman"/>
@@ -1886,12 +1922,12 @@
         </w:rPr>
         <w:t>{{vat_rate}}</w:t>
       </w:r>
-      <w:commentRangeEnd w:id="63"/>
+      <w:commentRangeEnd w:id="65"/>
       <w:r>
         <w:rPr>
           <w:rStyle w:val="CommentReference"/>
         </w:rPr>
-        <w:commentReference w:id="63"/>
+        <w:commentReference w:id="65"/>
       </w:r>
       <w:r>
         <w:rPr>
@@ -1901,7 +1937,7 @@
         </w:rPr>
         <w:t xml:space="preserve">%: </w:t>
       </w:r>
-      <w:commentRangeStart w:id="64"/>
+      <w:commentRangeStart w:id="66"/>
       <w:r>
         <w:rPr>
           <w:rFonts w:ascii="Times New Roman" w:hAnsi="Times New Roman"/>
@@ -1911,12 +1947,12 @@
         </w:rPr>
         <w:t>{{vat_amount_num}}</w:t>
       </w:r>
-      <w:commentRangeEnd w:id="64"/>
+      <w:commentRangeEnd w:id="66"/>
       <w:r>
         <w:rPr>
           <w:rStyle w:val="CommentReference"/>
         </w:rPr>
-        <w:commentReference w:id="64"/>
+        <w:commentReference w:id="66"/>
       </w:r>
       <w:r>
         <w:rPr>
@@ -1926,7 +1962,7 @@
         </w:rPr>
         <w:t xml:space="preserve"> (</w:t>
       </w:r>
-      <w:commentRangeStart w:id="65"/>
+      <w:commentRangeStart w:id="67"/>
       <w:r>
         <w:rPr>
           <w:rFonts w:ascii="Times New Roman" w:hAnsi="Times New Roman"/>
@@ -1936,12 +1972,12 @@
         </w:rPr>
         <w:t>{{vat_amount_words}}</w:t>
       </w:r>
-      <w:commentRangeEnd w:id="65"/>
+      <w:commentRangeEnd w:id="67"/>
       <w:r>
         <w:rPr>
           <w:rStyle w:val="CommentReference"/>
         </w:rPr>
-        <w:commentReference w:id="65"/>
+        <w:commentReference w:id="67"/>
       </w:r>
       <w:r>
         <w:rPr>
@@ -1951,7 +1987,7 @@
         </w:rPr>
         <w:t>) рублей.</w:t>
       </w:r>
-      <w:commentRangeStart w:id="66"/>
+      <w:commentRangeStart w:id="68"/>
       <w:r>
         <w:rPr>
           <w:rFonts w:ascii="Times New Roman" w:hAnsi="Times New Roman"/>
@@ -1961,12 +1997,12 @@
         </w:rPr>
         <w:t>{% else %}</w:t>
       </w:r>
-      <w:commentRangeEnd w:id="66"/>
+      <w:commentRangeEnd w:id="68"/>
       <w:r>
         <w:rPr>
           <w:rStyle w:val="CommentReference"/>
         </w:rPr>
-        <w:commentReference w:id="66"/>
+        <w:commentReference w:id="68"/>
       </w:r>
       <w:r>
         <w:rPr>
@@ -1976,7 +2012,7 @@
         </w:rPr>
         <w:t xml:space="preserve">НДС не облагается на основании </w:t>
       </w:r>
-      <w:commentRangeStart w:id="67"/>
+      <w:commentRangeStart w:id="69"/>
       <w:r>
         <w:rPr>
           <w:rFonts w:ascii="Times New Roman" w:hAnsi="Times New Roman"/>
@@ -1986,12 +2022,12 @@
         </w:rPr>
         <w:t>{{vat_exemption_article}}</w:t>
       </w:r>
-      <w:commentRangeEnd w:id="67"/>
+      <w:commentRangeEnd w:id="69"/>
       <w:r>
         <w:rPr>
           <w:rStyle w:val="CommentReference"/>
         </w:rPr>
-        <w:commentReference w:id="67"/>
+        <w:commentReference w:id="69"/>
       </w:r>
       <w:r>
         <w:rPr>
@@ -2001,7 +2037,7 @@
         </w:rPr>
         <w:t>.</w:t>
       </w:r>
-      <w:commentRangeStart w:id="68"/>
+      <w:commentRangeStart w:id="70"/>
       <w:r>
         <w:rPr>
           <w:rFonts w:ascii="Times New Roman" w:hAnsi="Times New Roman"/>
@@ -2011,12 +2047,12 @@
         </w:rPr>
         <w:t>{% endif %}</w:t>
       </w:r>
-      <w:commentRangeEnd w:id="68"/>
+      <w:commentRangeEnd w:id="70"/>
       <w:r>
         <w:rPr>
           <w:rStyle w:val="CommentReference"/>
         </w:rPr>
-        <w:commentReference w:id="68"/>
+        <w:commentReference w:id="70"/>
       </w:r>
     </w:p>
     <w:p>
@@ -2042,7 +2078,7 @@
         </w:rPr>
         <w:t xml:space="preserve">Оплата производится в безналичной форме путём перечисления денежных средств на расчётный счёт </w:t>
       </w:r>
-      <w:commentRangeStart w:id="69"/>
+      <w:commentRangeStart w:id="71"/>
       <w:r>
         <w:rPr>
           <w:rFonts w:ascii="Times New Roman" w:hAnsi="Times New Roman"/>
@@ -2052,12 +2088,12 @@
         </w:rPr>
         <w:t>{% if subject_kind == 'goods' %}</w:t>
       </w:r>
-      <w:commentRangeEnd w:id="69"/>
+      <w:commentRangeEnd w:id="71"/>
       <w:r>
         <w:rPr>
           <w:rStyle w:val="CommentReference"/>
         </w:rPr>
-        <w:commentReference w:id="69"/>
+        <w:commentReference w:id="71"/>
       </w:r>
       <w:r>
         <w:rPr>
@@ -2067,7 +2103,7 @@
         </w:rPr>
         <w:t>Поставщика</w:t>
       </w:r>
-      <w:commentRangeStart w:id="70"/>
+      <w:commentRangeStart w:id="72"/>
       <w:r>
         <w:rPr>
           <w:rFonts w:ascii="Times New Roman" w:hAnsi="Times New Roman"/>
@@ -2077,12 +2113,12 @@
         </w:rPr>
         <w:t>{% else %}</w:t>
       </w:r>
-      <w:commentRangeEnd w:id="70"/>
+      <w:commentRangeEnd w:id="72"/>
       <w:r>
         <w:rPr>
           <w:rStyle w:val="CommentReference"/>
         </w:rPr>
-        <w:commentReference w:id="70"/>
+        <w:commentReference w:id="72"/>
       </w:r>
       <w:r>
         <w:rPr>
@@ -2092,7 +2128,7 @@
         </w:rPr>
         <w:t>Исполнителя</w:t>
       </w:r>
-      <w:commentRangeStart w:id="71"/>
+      <w:commentRangeStart w:id="73"/>
       <w:r>
         <w:rPr>
           <w:rFonts w:ascii="Times New Roman" w:hAnsi="Times New Roman"/>
@@ -2102,12 +2138,12 @@
         </w:rPr>
         <w:t>{% endif %}</w:t>
       </w:r>
-      <w:commentRangeEnd w:id="71"/>
+      <w:commentRangeEnd w:id="73"/>
       <w:r>
         <w:rPr>
           <w:rStyle w:val="CommentReference"/>
         </w:rPr>
-        <w:commentReference w:id="71"/>
+        <w:commentReference w:id="73"/>
       </w:r>
       <w:r>
         <w:rPr>
@@ -2148,7 +2184,7 @@
         <w:spacing w:before="200" w:after="0" w:line="276" w:lineRule="exact"/>
         <w:jc w:val="center"/>
       </w:pPr>
-      <w:commentRangeStart w:id="72"/>
+      <w:commentRangeStart w:id="74"/>
       <w:r>
         <w:rPr>
           <w:rFonts w:ascii="Times New Roman" w:hAnsi="Times New Roman"/>
@@ -2158,12 +2194,12 @@
         </w:rPr>
         <w:t>{% if subject_kind == 'goods' %}</w:t>
       </w:r>
-      <w:commentRangeEnd w:id="72"/>
+      <w:commentRangeEnd w:id="74"/>
       <w:r>
         <w:rPr>
           <w:rStyle w:val="CommentReference"/>
         </w:rPr>
-        <w:commentReference w:id="72"/>
+        <w:commentReference w:id="74"/>
       </w:r>
     </w:p>
     <w:p>
@@ -2186,7 +2222,7 @@
         <w:spacing w:before="0" w:after="0" w:line="276" w:lineRule="exact"/>
         <w:jc w:val="center"/>
       </w:pPr>
-      <w:commentRangeStart w:id="73"/>
+      <w:commentRangeStart w:id="75"/>
       <w:r>
         <w:rPr>
           <w:rFonts w:ascii="Times New Roman" w:hAnsi="Times New Roman"/>
@@ -2196,12 +2232,12 @@
         </w:rPr>
         <w:t>{% else %}</w:t>
       </w:r>
-      <w:commentRangeEnd w:id="73"/>
+      <w:commentRangeEnd w:id="75"/>
       <w:r>
         <w:rPr>
           <w:rStyle w:val="CommentReference"/>
         </w:rPr>
-        <w:commentReference w:id="73"/>
+        <w:commentReference w:id="75"/>
       </w:r>
     </w:p>
     <w:p>
@@ -2224,7 +2260,7 @@
         <w:spacing w:before="0" w:after="80" w:line="276" w:lineRule="exact"/>
         <w:jc w:val="center"/>
       </w:pPr>
-      <w:commentRangeStart w:id="74"/>
+      <w:commentRangeStart w:id="76"/>
       <w:r>
         <w:rPr>
           <w:rFonts w:ascii="Times New Roman" w:hAnsi="Times New Roman"/>
@@ -2234,12 +2270,12 @@
         </w:rPr>
         <w:t>{% endif %}</w:t>
       </w:r>
-      <w:commentRangeEnd w:id="74"/>
+      <w:commentRangeEnd w:id="76"/>
       <w:r>
         <w:rPr>
           <w:rStyle w:val="CommentReference"/>
         </w:rPr>
-        <w:commentReference w:id="74"/>
+        <w:commentReference w:id="76"/>
       </w:r>
     </w:p>
     <w:p>
@@ -2256,7 +2292,7 @@
         </w:rPr>
         <w:t xml:space="preserve">4.1. </w:t>
       </w:r>
-      <w:commentRangeStart w:id="75"/>
+      <w:commentRangeStart w:id="77"/>
       <w:r>
         <w:rPr>
           <w:rFonts w:ascii="Times New Roman" w:hAnsi="Times New Roman"/>
@@ -2266,12 +2302,12 @@
         </w:rPr>
         <w:t>{% if subject_kind == 'goods' %}</w:t>
       </w:r>
-      <w:commentRangeEnd w:id="75"/>
+      <w:commentRangeEnd w:id="77"/>
       <w:r>
         <w:rPr>
           <w:rStyle w:val="CommentReference"/>
         </w:rPr>
-        <w:commentReference w:id="75"/>
+        <w:commentReference w:id="77"/>
       </w:r>
       <w:r>
         <w:rPr>
@@ -2281,7 +2317,7 @@
         </w:rPr>
         <w:t>Качество Товара должно соответствовать ГОСТ, ТУ и иным обязательным требованиям законодательства Российской Федерации.</w:t>
       </w:r>
-      <w:commentRangeStart w:id="76"/>
+      <w:commentRangeStart w:id="78"/>
       <w:r>
         <w:rPr>
           <w:rFonts w:ascii="Times New Roman" w:hAnsi="Times New Roman"/>
@@ -2291,12 +2327,12 @@
         </w:rPr>
         <w:t>{% else %}</w:t>
       </w:r>
-      <w:commentRangeEnd w:id="76"/>
+      <w:commentRangeEnd w:id="78"/>
       <w:r>
         <w:rPr>
           <w:rStyle w:val="CommentReference"/>
         </w:rPr>
-        <w:commentReference w:id="76"/>
+        <w:commentReference w:id="78"/>
       </w:r>
       <w:r>
         <w:rPr>
@@ -2306,7 +2342,7 @@
         </w:rPr>
         <w:t>Исполнитель обязан оказать Услуги надлежащего качества в установленные сроки, соблюдать требования действующего законодательства РФ, а также предоставлять Заказчику по его требованию информацию о ходе оказания Услуг.</w:t>
       </w:r>
-      <w:commentRangeStart w:id="77"/>
+      <w:commentRangeStart w:id="79"/>
       <w:r>
         <w:rPr>
           <w:rFonts w:ascii="Times New Roman" w:hAnsi="Times New Roman"/>
@@ -2316,12 +2352,12 @@
         </w:rPr>
         <w:t>{% endif %}</w:t>
       </w:r>
-      <w:commentRangeEnd w:id="77"/>
+      <w:commentRangeEnd w:id="79"/>
       <w:r>
         <w:rPr>
           <w:rStyle w:val="CommentReference"/>
         </w:rPr>
-        <w:commentReference w:id="77"/>
+        <w:commentReference w:id="79"/>
       </w:r>
     </w:p>
     <w:p>
@@ -2338,7 +2374,7 @@
         </w:rPr>
         <w:t xml:space="preserve">4.2. </w:t>
       </w:r>
-      <w:commentRangeStart w:id="78"/>
+      <w:commentRangeStart w:id="80"/>
       <w:r>
         <w:rPr>
           <w:rFonts w:ascii="Times New Roman" w:hAnsi="Times New Roman"/>
@@ -2348,12 +2384,12 @@
         </w:rPr>
         <w:t>{% if subject_kind == 'goods' %}</w:t>
       </w:r>
-      <w:commentRangeEnd w:id="78"/>
+      <w:commentRangeEnd w:id="80"/>
       <w:r>
         <w:rPr>
           <w:rStyle w:val="CommentReference"/>
         </w:rPr>
-        <w:commentReference w:id="78"/>
+        <w:commentReference w:id="80"/>
       </w:r>
       <w:r>
         <w:rPr>
@@ -2363,7 +2399,7 @@
         </w:rPr>
         <w:t>Гарантийный срок устанавливается изготовителем либо иным образом, указанным в Спецификации.</w:t>
       </w:r>
-      <w:commentRangeStart w:id="79"/>
+      <w:commentRangeStart w:id="81"/>
       <w:r>
         <w:rPr>
           <w:rFonts w:ascii="Times New Roman" w:hAnsi="Times New Roman"/>
@@ -2373,12 +2409,12 @@
         </w:rPr>
         <w:t>{% else %}</w:t>
       </w:r>
-      <w:commentRangeEnd w:id="79"/>
+      <w:commentRangeEnd w:id="81"/>
       <w:r>
         <w:rPr>
           <w:rStyle w:val="CommentReference"/>
         </w:rPr>
-        <w:commentReference w:id="79"/>
+        <w:commentReference w:id="81"/>
       </w:r>
       <w:r>
         <w:rPr>
@@ -2388,7 +2424,7 @@
         </w:rPr>
         <w:t>Заказчик обязан своевременно передавать Исполнителю материалы и информацию, необходимые для оказания Услуг; принять результаты оказанных Услуг и оплатить их в соответствии с разделом 3 настоящего Договора.</w:t>
       </w:r>
-      <w:commentRangeStart w:id="80"/>
+      <w:commentRangeStart w:id="82"/>
       <w:r>
         <w:rPr>
           <w:rFonts w:ascii="Times New Roman" w:hAnsi="Times New Roman"/>
@@ -2398,12 +2434,12 @@
         </w:rPr>
         <w:t>{% endif %}</w:t>
       </w:r>
-      <w:commentRangeEnd w:id="80"/>
+      <w:commentRangeEnd w:id="82"/>
       <w:r>
         <w:rPr>
           <w:rStyle w:val="CommentReference"/>
         </w:rPr>
-        <w:commentReference w:id="80"/>
+        <w:commentReference w:id="82"/>
       </w:r>
     </w:p>
     <w:p>
@@ -2434,7 +2470,7 @@
         </w:rPr>
         <w:t xml:space="preserve">5.1. </w:t>
       </w:r>
-      <w:commentRangeStart w:id="81"/>
+      <w:commentRangeStart w:id="83"/>
       <w:r>
         <w:rPr>
           <w:rFonts w:ascii="Times New Roman" w:hAnsi="Times New Roman"/>
@@ -2444,12 +2480,12 @@
         </w:rPr>
         <w:t>{% if subject_kind == 'goods' %}</w:t>
       </w:r>
-      <w:commentRangeEnd w:id="81"/>
+      <w:commentRangeEnd w:id="83"/>
       <w:r>
         <w:rPr>
           <w:rStyle w:val="CommentReference"/>
         </w:rPr>
-        <w:commentReference w:id="81"/>
+        <w:commentReference w:id="83"/>
       </w:r>
       <w:r>
         <w:rPr>
@@ -2459,7 +2495,7 @@
         </w:rPr>
         <w:t>За нарушение сроков поставки Поставщик уплачивает Покупателю неустойку в размере 0,1% от цены Договора за каждый день просрочки.</w:t>
       </w:r>
-      <w:commentRangeStart w:id="82"/>
+      <w:commentRangeStart w:id="84"/>
       <w:r>
         <w:rPr>
           <w:rFonts w:ascii="Times New Roman" w:hAnsi="Times New Roman"/>
@@ -2469,12 +2505,12 @@
         </w:rPr>
         <w:t>{% else %}</w:t>
       </w:r>
-      <w:commentRangeEnd w:id="82"/>
+      <w:commentRangeEnd w:id="84"/>
       <w:r>
         <w:rPr>
           <w:rStyle w:val="CommentReference"/>
         </w:rPr>
-        <w:commentReference w:id="82"/>
+        <w:commentReference w:id="84"/>
       </w:r>
       <w:r>
         <w:rPr>
@@ -2484,7 +2520,7 @@
         </w:rPr>
         <w:t>За нарушение сроков оказания Услуг Исполнитель уплачивает Заказчику неустойку в размере 0,1% от цены Договора за каждый день просрочки.</w:t>
       </w:r>
-      <w:commentRangeStart w:id="83"/>
+      <w:commentRangeStart w:id="85"/>
       <w:r>
         <w:rPr>
           <w:rFonts w:ascii="Times New Roman" w:hAnsi="Times New Roman"/>
@@ -2494,12 +2530,12 @@
         </w:rPr>
         <w:t>{% endif %}</w:t>
       </w:r>
-      <w:commentRangeEnd w:id="83"/>
+      <w:commentRangeEnd w:id="85"/>
       <w:r>
         <w:rPr>
           <w:rStyle w:val="CommentReference"/>
         </w:rPr>
-        <w:commentReference w:id="83"/>
+        <w:commentReference w:id="85"/>
       </w:r>
     </w:p>
     <w:p>
@@ -2516,7 +2552,7 @@
         </w:rPr>
         <w:t xml:space="preserve">5.2. </w:t>
       </w:r>
-      <w:commentRangeStart w:id="84"/>
+      <w:commentRangeStart w:id="86"/>
       <w:r>
         <w:rPr>
           <w:rFonts w:ascii="Times New Roman" w:hAnsi="Times New Roman"/>
@@ -2526,12 +2562,12 @@
         </w:rPr>
         <w:t>{% if subject_kind == 'goods' %}</w:t>
       </w:r>
-      <w:commentRangeEnd w:id="84"/>
+      <w:commentRangeEnd w:id="86"/>
       <w:r>
         <w:rPr>
           <w:rStyle w:val="CommentReference"/>
         </w:rPr>
-        <w:commentReference w:id="84"/>
+        <w:commentReference w:id="86"/>
       </w:r>
       <w:r>
         <w:rPr>
@@ -2541,7 +2577,7 @@
         </w:rPr>
         <w:t>За нарушение сроков оплаты Покупатель уплачивает Поставщику пени в размере 1/300 ставки рефинансирования Банка России за каждый день просрочки.</w:t>
       </w:r>
-      <w:commentRangeStart w:id="85"/>
+      <w:commentRangeStart w:id="87"/>
       <w:r>
         <w:rPr>
           <w:rFonts w:ascii="Times New Roman" w:hAnsi="Times New Roman"/>
@@ -2551,12 +2587,12 @@
         </w:rPr>
         <w:t>{% else %}</w:t>
       </w:r>
-      <w:commentRangeEnd w:id="85"/>
+      <w:commentRangeEnd w:id="87"/>
       <w:r>
         <w:rPr>
           <w:rStyle w:val="CommentReference"/>
         </w:rPr>
-        <w:commentReference w:id="85"/>
+        <w:commentReference w:id="87"/>
       </w:r>
       <w:r>
         <w:rPr>
@@ -2566,7 +2602,7 @@
         </w:rPr>
         <w:t>За нарушение сроков оплаты Заказчик уплачивает Исполнителю пени в размере 1/300 ставки рефинансирования Банка России за каждый день просрочки.</w:t>
       </w:r>
-      <w:commentRangeStart w:id="86"/>
+      <w:commentRangeStart w:id="88"/>
       <w:r>
         <w:rPr>
           <w:rFonts w:ascii="Times New Roman" w:hAnsi="Times New Roman"/>
@@ -2576,12 +2612,12 @@
         </w:rPr>
         <w:t>{% endif %}</w:t>
       </w:r>
-      <w:commentRangeEnd w:id="86"/>
+      <w:commentRangeEnd w:id="88"/>
       <w:r>
         <w:rPr>
           <w:rStyle w:val="CommentReference"/>
         </w:rPr>
-        <w:commentReference w:id="86"/>
+        <w:commentReference w:id="88"/>
       </w:r>
     </w:p>
     <w:p>
@@ -2668,6 +2704,148 @@
           <w:sz w:val="24"/>
         </w:rPr>
         <w:t>Договор может быть расторгнут по соглашению Сторон, а также в одностороннем порядке по основаниям, предусмотренным действующим законодательством РФ.</w:t>
+      </w:r>
+    </w:p>
+    <w:p>
+      <w:pPr>
+        <w:spacing w:before="40" w:after="60" w:line="276" w:lineRule="exact"/>
+        <w:ind w:firstLine="567"/>
+        <w:jc w:val="both"/>
+      </w:pPr>
+      <w:commentRangeStart w:id="89"/>
+      <w:r>
+        <w:t>{%p if subsidy_extra_clause_1 %}</w:t>
+      </w:r>
+      <w:commentRangeEnd w:id="89"/>
+      <w:r>
+        <w:rPr>
+          <w:rStyle w:val="CommentReference"/>
+        </w:rPr>
+        <w:commentReference w:id="89"/>
+      </w:r>
+    </w:p>
+    <w:p>
+      <w:pPr>
+        <w:spacing w:before="40" w:after="60" w:line="276" w:lineRule="exact"/>
+        <w:ind w:firstLine="567"/>
+        <w:jc w:val="both"/>
+      </w:pPr>
+      <w:commentRangeStart w:id="90"/>
+      <w:r>
+        <w:rPr>
+          <w:rFonts w:ascii="Times New Roman" w:hAnsi="Times New Roman"/>
+          <w:b/>
+          <w:sz w:val="24"/>
+        </w:rPr>
+        <w:t xml:space="preserve">6.3. {{subsidy_extra_clause_1}}</w:t>
+      </w:r>
+      <w:commentRangeEnd w:id="90"/>
+      <w:r>
+        <w:rPr>
+          <w:rStyle w:val="CommentReference"/>
+        </w:rPr>
+        <w:commentReference w:id="90"/>
+      </w:r>
+    </w:p>
+    <w:p>
+      <w:pPr>
+        <w:spacing w:before="40" w:after="60" w:line="276" w:lineRule="exact"/>
+        <w:ind w:firstLine="567"/>
+        <w:jc w:val="both"/>
+      </w:pPr>
+      <w:commentRangeStart w:id="91"/>
+      <w:r>
+        <w:t>{%p endif %}</w:t>
+      </w:r>
+      <w:commentRangeEnd w:id="91"/>
+      <w:r>
+        <w:rPr>
+          <w:rStyle w:val="CommentReference"/>
+        </w:rPr>
+        <w:commentReference w:id="91"/>
+      </w:r>
+    </w:p>
+    <w:p>
+      <w:pPr>
+        <w:spacing w:before="40" w:after="60" w:line="276" w:lineRule="exact"/>
+        <w:ind w:firstLine="567"/>
+        <w:jc w:val="both"/>
+      </w:pPr>
+      <w:commentRangeStart w:id="92"/>
+      <w:r>
+        <w:t>{%p if subsidy_extra_clause_2 %}</w:t>
+      </w:r>
+      <w:commentRangeEnd w:id="92"/>
+      <w:r>
+        <w:rPr>
+          <w:rStyle w:val="CommentReference"/>
+        </w:rPr>
+        <w:commentReference w:id="92"/>
+      </w:r>
+    </w:p>
+    <w:p>
+      <w:pPr>
+        <w:spacing w:before="40" w:after="60" w:line="276" w:lineRule="exact"/>
+        <w:ind w:firstLine="567"/>
+        <w:jc w:val="both"/>
+      </w:pPr>
+      <w:commentRangeStart w:id="93"/>
+      <w:commentRangeStart w:id="94"/>
+      <w:commentRangeStart w:id="95"/>
+      <w:commentRangeStart w:id="96"/>
+      <w:r>
+        <w:rPr>
+          <w:rFonts w:ascii="Times New Roman" w:hAnsi="Times New Roman"/>
+          <w:b/>
+          <w:sz w:val="24"/>
+        </w:rPr>
+        <w:t xml:space="preserve">{% if subsidy_extra_clause_1 %}6.4{% else %}6.3{% endif %}. {{subsidy_extra_clause_2}}</w:t>
+      </w:r>
+      <w:commentRangeEnd w:id="96"/>
+      <w:r>
+        <w:rPr>
+          <w:rStyle w:val="CommentReference"/>
+        </w:rPr>
+        <w:commentReference w:id="96"/>
+      </w:r>
+      <w:commentRangeEnd w:id="95"/>
+      <w:r>
+        <w:rPr>
+          <w:rStyle w:val="CommentReference"/>
+        </w:rPr>
+        <w:commentReference w:id="95"/>
+      </w:r>
+      <w:commentRangeEnd w:id="94"/>
+      <w:r>
+        <w:rPr>
+          <w:rStyle w:val="CommentReference"/>
+        </w:rPr>
+        <w:commentReference w:id="94"/>
+      </w:r>
+      <w:commentRangeEnd w:id="93"/>
+      <w:r>
+        <w:rPr>
+          <w:rStyle w:val="CommentReference"/>
+        </w:rPr>
+        <w:commentReference w:id="93"/>
+      </w:r>
+    </w:p>
+    <w:p>
+      <w:pPr>
+        <w:spacing w:before="40" w:after="60" w:line="276" w:lineRule="exact"/>
+        <w:ind w:firstLine="567"/>
+        <w:jc w:val="both"/>
+      </w:pPr>
+      <w:commentRangeStart w:id="97"/>
+      <w:r>
+        <w:t>{%p endif %}</w:t>
+      </w:r>
+      <w:commentRangeEnd w:id="97"/>
+      <w:r>
+        <w:rPr>
+          <w:rStyle w:val="CommentReference"/>
+        </w:rPr>
+        <w:commentReference w:id="97"/>
       </w:r>
     </w:p>
     <w:p>
@@ -2705,7 +2883,7 @@
               <w:spacing w:after="40" w:before="0"/>
               <w:jc w:val="left"/>
             </w:pPr>
-            <w:commentRangeStart w:id="90"/>
+            <w:commentRangeStart w:id="101"/>
             <w:r>
               <w:rPr>
                 <w:rFonts w:ascii="Times New Roman" w:hAnsi="Times New Roman"/>
@@ -2715,12 +2893,12 @@
               </w:rPr>
               <w:t>{% if subject_kind == 'goods' %}</w:t>
             </w:r>
-            <w:commentRangeEnd w:id="90"/>
+            <w:commentRangeEnd w:id="101"/>
             <w:r>
               <w:rPr>
                 <w:rStyle w:val="CommentReference"/>
               </w:rPr>
-              <w:commentReference w:id="90"/>
+              <w:commentReference w:id="101"/>
             </w:r>
           </w:p>
           <w:p>
@@ -2742,7 +2920,7 @@
               <w:spacing w:after="40" w:before="0"/>
               <w:jc w:val="left"/>
             </w:pPr>
-            <w:commentRangeStart w:id="91"/>
+            <w:commentRangeStart w:id="102"/>
             <w:r>
               <w:rPr>
                 <w:rFonts w:ascii="Times New Roman" w:hAnsi="Times New Roman"/>
@@ -2752,12 +2930,12 @@
               </w:rPr>
               <w:t>{% else %}</w:t>
             </w:r>
-            <w:commentRangeEnd w:id="91"/>
+            <w:commentRangeEnd w:id="102"/>
             <w:r>
               <w:rPr>
                 <w:rStyle w:val="CommentReference"/>
               </w:rPr>
-              <w:commentReference w:id="91"/>
+              <w:commentReference w:id="102"/>
             </w:r>
           </w:p>
           <w:p>
@@ -2779,7 +2957,7 @@
               <w:spacing w:after="40" w:before="0"/>
               <w:jc w:val="left"/>
             </w:pPr>
-            <w:commentRangeStart w:id="92"/>
+            <w:commentRangeStart w:id="103"/>
             <w:r>
               <w:rPr>
                 <w:rFonts w:ascii="Times New Roman" w:hAnsi="Times New Roman"/>
@@ -2788,244 +2966,6 @@
                 <w:sz w:val="18"/>
               </w:rPr>
               <w:t>{% endif %}</w:t>
-            </w:r>
-            <w:commentRangeEnd w:id="92"/>
-            <w:r>
-              <w:rPr>
-                <w:rStyle w:val="CommentReference"/>
-              </w:rPr>
-              <w:commentReference w:id="92"/>
-            </w:r>
-          </w:p>
-          <w:p>
-            <w:pPr>
-              <w:spacing w:after="40" w:before="0"/>
-              <w:jc w:val="left"/>
-            </w:pPr>
-            <w:commentRangeStart w:id="93"/>
-            <w:r>
-              <w:rPr>
-                <w:rFonts w:ascii="Times New Roman" w:hAnsi="Times New Roman"/>
-                <w:b/>
-                <w:color w:val="1E40AF"/>
-                <w:sz w:val="20"/>
-              </w:rPr>
-              <w:t>{{customer_full_name}}</w:t>
-            </w:r>
-            <w:commentRangeEnd w:id="93"/>
-            <w:r>
-              <w:rPr>
-                <w:rStyle w:val="CommentReference"/>
-              </w:rPr>
-              <w:commentReference w:id="93"/>
-            </w:r>
-          </w:p>
-          <w:p>
-            <w:pPr>
-              <w:spacing w:after="40" w:before="0"/>
-              <w:jc w:val="left"/>
-            </w:pPr>
-            <w:commentRangeStart w:id="94"/>
-            <w:r>
-              <w:rPr>
-                <w:rFonts w:ascii="Times New Roman" w:hAnsi="Times New Roman"/>
-                <w:b/>
-                <w:color w:val="1E40AF"/>
-                <w:sz w:val="20"/>
-              </w:rPr>
-              <w:t>Адрес: {{customer_address}}</w:t>
-            </w:r>
-            <w:commentRangeEnd w:id="94"/>
-            <w:r>
-              <w:rPr>
-                <w:rStyle w:val="CommentReference"/>
-              </w:rPr>
-              <w:commentReference w:id="94"/>
-            </w:r>
-          </w:p>
-          <w:p>
-            <w:pPr>
-              <w:spacing w:after="40" w:before="0"/>
-              <w:jc w:val="left"/>
-            </w:pPr>
-            <w:commentRangeStart w:id="95"/>
-            <w:r>
-              <w:rPr>
-                <w:rFonts w:ascii="Times New Roman" w:hAnsi="Times New Roman"/>
-                <w:b/>
-                <w:color w:val="1E40AF"/>
-                <w:sz w:val="20"/>
-              </w:rPr>
-              <w:t>Почтовый адрес: {{customer_postal_address}}</w:t>
-            </w:r>
-            <w:commentRangeEnd w:id="95"/>
-            <w:r>
-              <w:rPr>
-                <w:rStyle w:val="CommentReference"/>
-              </w:rPr>
-              <w:commentReference w:id="95"/>
-            </w:r>
-          </w:p>
-          <w:p>
-            <w:pPr>
-              <w:spacing w:after="40" w:before="0"/>
-              <w:jc w:val="left"/>
-            </w:pPr>
-            <w:commentRangeStart w:id="96"/>
-            <w:commentRangeStart w:id="97"/>
-            <w:r>
-              <w:rPr>
-                <w:rFonts w:ascii="Times New Roman" w:hAnsi="Times New Roman"/>
-                <w:b/>
-                <w:color w:val="1E40AF"/>
-                <w:sz w:val="20"/>
-              </w:rPr>
-              <w:t>ИНН: {{customer_inn}} / КПП: {{customer_kpp}}</w:t>
-            </w:r>
-            <w:commentRangeEnd w:id="97"/>
-            <w:r>
-              <w:rPr>
-                <w:rStyle w:val="CommentReference"/>
-              </w:rPr>
-              <w:commentReference w:id="97"/>
-            </w:r>
-            <w:commentRangeEnd w:id="96"/>
-            <w:r>
-              <w:rPr>
-                <w:rStyle w:val="CommentReference"/>
-              </w:rPr>
-              <w:commentReference w:id="96"/>
-            </w:r>
-          </w:p>
-          <w:p>
-            <w:pPr>
-              <w:spacing w:after="40" w:before="0"/>
-              <w:jc w:val="left"/>
-            </w:pPr>
-            <w:commentRangeStart w:id="98"/>
-            <w:r>
-              <w:rPr>
-                <w:rFonts w:ascii="Times New Roman" w:hAnsi="Times New Roman"/>
-                <w:b/>
-                <w:color w:val="1E40AF"/>
-                <w:sz w:val="20"/>
-              </w:rPr>
-              <w:t>ОГРН: {{customer_ogrn}}</w:t>
-            </w:r>
-            <w:commentRangeEnd w:id="98"/>
-            <w:r>
-              <w:rPr>
-                <w:rStyle w:val="CommentReference"/>
-              </w:rPr>
-              <w:commentReference w:id="98"/>
-            </w:r>
-          </w:p>
-          <w:p>
-            <w:pPr>
-              <w:spacing w:after="40" w:before="0"/>
-              <w:jc w:val="left"/>
-            </w:pPr>
-            <w:commentRangeStart w:id="99"/>
-            <w:r>
-              <w:rPr>
-                <w:rFonts w:ascii="Times New Roman" w:hAnsi="Times New Roman"/>
-                <w:b/>
-                <w:color w:val="1E40AF"/>
-                <w:sz w:val="20"/>
-              </w:rPr>
-              <w:t>Банк: {{customer_bank_name}}</w:t>
-            </w:r>
-            <w:commentRangeEnd w:id="99"/>
-            <w:r>
-              <w:rPr>
-                <w:rStyle w:val="CommentReference"/>
-              </w:rPr>
-              <w:commentReference w:id="99"/>
-            </w:r>
-          </w:p>
-          <w:p>
-            <w:pPr>
-              <w:spacing w:after="40" w:before="0"/>
-              <w:jc w:val="left"/>
-            </w:pPr>
-            <w:commentRangeStart w:id="100"/>
-            <w:r>
-              <w:rPr>
-                <w:rFonts w:ascii="Times New Roman" w:hAnsi="Times New Roman"/>
-                <w:b/>
-                <w:color w:val="1E40AF"/>
-                <w:sz w:val="20"/>
-              </w:rPr>
-              <w:t>БИК: {{customer_bik}}</w:t>
-            </w:r>
-            <w:commentRangeEnd w:id="100"/>
-            <w:r>
-              <w:rPr>
-                <w:rStyle w:val="CommentReference"/>
-              </w:rPr>
-              <w:commentReference w:id="100"/>
-            </w:r>
-          </w:p>
-          <w:p>
-            <w:pPr>
-              <w:spacing w:after="40" w:before="0"/>
-              <w:jc w:val="left"/>
-            </w:pPr>
-            <w:commentRangeStart w:id="101"/>
-            <w:r>
-              <w:rPr>
-                <w:rFonts w:ascii="Times New Roman" w:hAnsi="Times New Roman"/>
-                <w:b/>
-                <w:color w:val="1E40AF"/>
-                <w:sz w:val="20"/>
-              </w:rPr>
-              <w:t>р/с: {{customer_settlement_account}}</w:t>
-            </w:r>
-            <w:commentRangeEnd w:id="101"/>
-            <w:r>
-              <w:rPr>
-                <w:rStyle w:val="CommentReference"/>
-              </w:rPr>
-              <w:commentReference w:id="101"/>
-            </w:r>
-          </w:p>
-          <w:p>
-            <w:pPr>
-              <w:spacing w:after="40" w:before="0"/>
-              <w:jc w:val="left"/>
-            </w:pPr>
-            <w:commentRangeStart w:id="102"/>
-            <w:r>
-              <w:rPr>
-                <w:rFonts w:ascii="Times New Roman" w:hAnsi="Times New Roman"/>
-                <w:b/>
-                <w:color w:val="1E40AF"/>
-                <w:sz w:val="20"/>
-              </w:rPr>
-              <w:t>к/с: {{customer_correspondent_account}}</w:t>
-            </w:r>
-            <w:commentRangeEnd w:id="102"/>
-            <w:r>
-              <w:rPr>
-                <w:rStyle w:val="CommentReference"/>
-              </w:rPr>
-              <w:commentReference w:id="102"/>
-            </w:r>
-          </w:p>
-          <w:p>
-            <w:pPr>
-              <w:spacing w:after="40" w:before="0"/>
-              <w:jc w:val="left"/>
-            </w:pPr>
-            <w:commentRangeStart w:id="103"/>
-            <w:r>
-              <w:rPr>
-                <w:rFonts w:ascii="Times New Roman" w:hAnsi="Times New Roman"/>
-                <w:b/>
-                <w:color w:val="1E40AF"/>
-                <w:sz w:val="20"/>
-              </w:rPr>
-              <w:t>Тел.: {{customer_phone}}</w:t>
             </w:r>
             <w:commentRangeEnd w:id="103"/>
             <w:r>
@@ -3048,7 +2988,7 @@
                 <w:color w:val="1E40AF"/>
                 <w:sz w:val="20"/>
               </w:rPr>
-              <w:t>E-mail: {{customer_email}}</w:t>
+              <w:t>{{customer_full_name}}</w:t>
             </w:r>
             <w:commentRangeEnd w:id="104"/>
             <w:r>
@@ -3056,18 +2996,6 @@
                 <w:rStyle w:val="CommentReference"/>
               </w:rPr>
               <w:commentReference w:id="104"/>
-            </w:r>
-          </w:p>
-          <w:p>
-            <w:pPr>
-              <w:spacing w:after="40" w:before="0"/>
-              <w:jc w:val="left"/>
-            </w:pPr>
-            <w:r>
-              <w:rPr>
-                <w:rFonts w:ascii="Times New Roman" w:hAnsi="Times New Roman"/>
-                <w:sz w:val="20"/>
-              </w:rPr>
             </w:r>
           </w:p>
           <w:p>
@@ -3083,7 +3011,7 @@
                 <w:color w:val="1E40AF"/>
                 <w:sz w:val="20"/>
               </w:rPr>
-              <w:t>{{customer_signatory_position}}</w:t>
+              <w:t>Адрес: {{customer_address}}</w:t>
             </w:r>
             <w:commentRangeEnd w:id="105"/>
             <w:r>
@@ -3106,7 +3034,7 @@
                 <w:color w:val="1E40AF"/>
                 <w:sz w:val="20"/>
               </w:rPr>
-              <w:t>________________ / {{customer_signatory_initials}}</w:t>
+              <w:t>Почтовый адрес: {{customer_postal_address}}</w:t>
             </w:r>
             <w:commentRangeEnd w:id="106"/>
             <w:r>
@@ -3114,6 +3042,256 @@
                 <w:rStyle w:val="CommentReference"/>
               </w:rPr>
               <w:commentReference w:id="106"/>
+            </w:r>
+          </w:p>
+          <w:p>
+            <w:pPr>
+              <w:spacing w:after="40" w:before="0"/>
+              <w:jc w:val="left"/>
+            </w:pPr>
+            <w:commentRangeStart w:id="107"/>
+            <w:commentRangeStart w:id="108"/>
+            <w:r>
+              <w:rPr>
+                <w:rFonts w:ascii="Times New Roman" w:hAnsi="Times New Roman"/>
+                <w:b/>
+                <w:color w:val="1E40AF"/>
+                <w:sz w:val="20"/>
+              </w:rPr>
+              <w:t>ИНН: {{customer_inn}} / КПП: {{customer_kpp}}</w:t>
+            </w:r>
+            <w:commentRangeEnd w:id="108"/>
+            <w:r>
+              <w:rPr>
+                <w:rStyle w:val="CommentReference"/>
+              </w:rPr>
+              <w:commentReference w:id="108"/>
+            </w:r>
+            <w:commentRangeEnd w:id="107"/>
+            <w:r>
+              <w:rPr>
+                <w:rStyle w:val="CommentReference"/>
+              </w:rPr>
+              <w:commentReference w:id="107"/>
+            </w:r>
+          </w:p>
+          <w:p>
+            <w:pPr>
+              <w:spacing w:after="40" w:before="0"/>
+              <w:jc w:val="left"/>
+            </w:pPr>
+            <w:commentRangeStart w:id="109"/>
+            <w:r>
+              <w:rPr>
+                <w:rFonts w:ascii="Times New Roman" w:hAnsi="Times New Roman"/>
+                <w:b/>
+                <w:color w:val="1E40AF"/>
+                <w:sz w:val="20"/>
+              </w:rPr>
+              <w:t>ОГРН: {{customer_ogrn}}</w:t>
+            </w:r>
+            <w:commentRangeEnd w:id="109"/>
+            <w:r>
+              <w:rPr>
+                <w:rStyle w:val="CommentReference"/>
+              </w:rPr>
+              <w:commentReference w:id="109"/>
+            </w:r>
+          </w:p>
+          <w:p>
+            <w:pPr>
+              <w:spacing w:after="40" w:before="0"/>
+              <w:jc w:val="left"/>
+            </w:pPr>
+            <w:commentRangeStart w:id="110"/>
+            <w:r>
+              <w:rPr>
+                <w:rFonts w:ascii="Times New Roman" w:hAnsi="Times New Roman"/>
+                <w:b/>
+                <w:color w:val="1E40AF"/>
+                <w:sz w:val="20"/>
+              </w:rPr>
+              <w:t>Банк: {{customer_bank_name}}</w:t>
+            </w:r>
+            <w:commentRangeEnd w:id="110"/>
+            <w:r>
+              <w:rPr>
+                <w:rStyle w:val="CommentReference"/>
+              </w:rPr>
+              <w:commentReference w:id="110"/>
+            </w:r>
+          </w:p>
+          <w:p>
+            <w:pPr>
+              <w:spacing w:after="40" w:before="0"/>
+              <w:jc w:val="left"/>
+            </w:pPr>
+            <w:commentRangeStart w:id="111"/>
+            <w:r>
+              <w:rPr>
+                <w:rFonts w:ascii="Times New Roman" w:hAnsi="Times New Roman"/>
+                <w:b/>
+                <w:color w:val="1E40AF"/>
+                <w:sz w:val="20"/>
+              </w:rPr>
+              <w:t>БИК: {{customer_bik}}</w:t>
+            </w:r>
+            <w:commentRangeEnd w:id="111"/>
+            <w:r>
+              <w:rPr>
+                <w:rStyle w:val="CommentReference"/>
+              </w:rPr>
+              <w:commentReference w:id="111"/>
+            </w:r>
+          </w:p>
+          <w:p>
+            <w:pPr>
+              <w:spacing w:after="40" w:before="0"/>
+              <w:jc w:val="left"/>
+            </w:pPr>
+            <w:commentRangeStart w:id="112"/>
+            <w:r>
+              <w:rPr>
+                <w:rFonts w:ascii="Times New Roman" w:hAnsi="Times New Roman"/>
+                <w:b/>
+                <w:color w:val="1E40AF"/>
+                <w:sz w:val="20"/>
+              </w:rPr>
+              <w:t>р/с: {{customer_settlement_account}}</w:t>
+            </w:r>
+            <w:commentRangeEnd w:id="112"/>
+            <w:r>
+              <w:rPr>
+                <w:rStyle w:val="CommentReference"/>
+              </w:rPr>
+              <w:commentReference w:id="112"/>
+            </w:r>
+          </w:p>
+          <w:p>
+            <w:pPr>
+              <w:spacing w:after="40" w:before="0"/>
+              <w:jc w:val="left"/>
+            </w:pPr>
+            <w:commentRangeStart w:id="113"/>
+            <w:r>
+              <w:rPr>
+                <w:rFonts w:ascii="Times New Roman" w:hAnsi="Times New Roman"/>
+                <w:b/>
+                <w:color w:val="1E40AF"/>
+                <w:sz w:val="20"/>
+              </w:rPr>
+              <w:t>к/с: {{customer_correspondent_account}}</w:t>
+            </w:r>
+            <w:commentRangeEnd w:id="113"/>
+            <w:r>
+              <w:rPr>
+                <w:rStyle w:val="CommentReference"/>
+              </w:rPr>
+              <w:commentReference w:id="113"/>
+            </w:r>
+          </w:p>
+          <w:p>
+            <w:pPr>
+              <w:spacing w:after="40" w:before="0"/>
+              <w:jc w:val="left"/>
+            </w:pPr>
+            <w:commentRangeStart w:id="114"/>
+            <w:r>
+              <w:rPr>
+                <w:rFonts w:ascii="Times New Roman" w:hAnsi="Times New Roman"/>
+                <w:b/>
+                <w:color w:val="1E40AF"/>
+                <w:sz w:val="20"/>
+              </w:rPr>
+              <w:t>Тел.: {{customer_phone}}</w:t>
+            </w:r>
+            <w:commentRangeEnd w:id="114"/>
+            <w:r>
+              <w:rPr>
+                <w:rStyle w:val="CommentReference"/>
+              </w:rPr>
+              <w:commentReference w:id="114"/>
+            </w:r>
+          </w:p>
+          <w:p>
+            <w:pPr>
+              <w:spacing w:after="40" w:before="0"/>
+              <w:jc w:val="left"/>
+            </w:pPr>
+            <w:commentRangeStart w:id="115"/>
+            <w:r>
+              <w:rPr>
+                <w:rFonts w:ascii="Times New Roman" w:hAnsi="Times New Roman"/>
+                <w:b/>
+                <w:color w:val="1E40AF"/>
+                <w:sz w:val="20"/>
+              </w:rPr>
+              <w:t>E-mail: {{customer_email}}</w:t>
+            </w:r>
+            <w:commentRangeEnd w:id="115"/>
+            <w:r>
+              <w:rPr>
+                <w:rStyle w:val="CommentReference"/>
+              </w:rPr>
+              <w:commentReference w:id="115"/>
+            </w:r>
+          </w:p>
+          <w:p>
+            <w:pPr>
+              <w:spacing w:after="40" w:before="0"/>
+              <w:jc w:val="left"/>
+            </w:pPr>
+            <w:r>
+              <w:rPr>
+                <w:rFonts w:ascii="Times New Roman" w:hAnsi="Times New Roman"/>
+                <w:sz w:val="20"/>
+              </w:rPr>
+            </w:r>
+          </w:p>
+          <w:p>
+            <w:pPr>
+              <w:spacing w:after="40" w:before="0"/>
+              <w:jc w:val="left"/>
+            </w:pPr>
+            <w:commentRangeStart w:id="116"/>
+            <w:r>
+              <w:rPr>
+                <w:rFonts w:ascii="Times New Roman" w:hAnsi="Times New Roman"/>
+                <w:b/>
+                <w:color w:val="1E40AF"/>
+                <w:sz w:val="20"/>
+              </w:rPr>
+              <w:t>{{customer_signatory_position}}</w:t>
+            </w:r>
+            <w:commentRangeEnd w:id="116"/>
+            <w:r>
+              <w:rPr>
+                <w:rStyle w:val="CommentReference"/>
+              </w:rPr>
+              <w:commentReference w:id="116"/>
+            </w:r>
+          </w:p>
+          <w:p>
+            <w:pPr>
+              <w:spacing w:after="40" w:before="0"/>
+              <w:jc w:val="left"/>
+            </w:pPr>
+            <w:commentRangeStart w:id="117"/>
+            <w:r>
+              <w:rPr>
+                <w:rFonts w:ascii="Times New Roman" w:hAnsi="Times New Roman"/>
+                <w:b/>
+                <w:color w:val="1E40AF"/>
+                <w:sz w:val="20"/>
+              </w:rPr>
+              <w:t>________________ / {{customer_signatory_initials}}</w:t>
+            </w:r>
+            <w:commentRangeEnd w:id="117"/>
+            <w:r>
+              <w:rPr>
+                <w:rStyle w:val="CommentReference"/>
+              </w:rPr>
+              <w:commentReference w:id="117"/>
             </w:r>
           </w:p>
           <w:p>
@@ -3140,7 +3318,7 @@
               <w:spacing w:after="40" w:before="0"/>
               <w:jc w:val="left"/>
             </w:pPr>
-            <w:commentRangeStart w:id="107"/>
+            <w:commentRangeStart w:id="118"/>
             <w:r>
               <w:rPr>
                 <w:rFonts w:ascii="Times New Roman" w:hAnsi="Times New Roman"/>
@@ -3150,12 +3328,12 @@
               </w:rPr>
               <w:t>{% if subject_kind == 'goods' %}</w:t>
             </w:r>
-            <w:commentRangeEnd w:id="107"/>
+            <w:commentRangeEnd w:id="118"/>
             <w:r>
               <w:rPr>
                 <w:rStyle w:val="CommentReference"/>
               </w:rPr>
-              <w:commentReference w:id="107"/>
+              <w:commentReference w:id="118"/>
             </w:r>
           </w:p>
           <w:p>
@@ -3177,7 +3355,7 @@
               <w:spacing w:after="40" w:before="0"/>
               <w:jc w:val="left"/>
             </w:pPr>
-            <w:commentRangeStart w:id="108"/>
+            <w:commentRangeStart w:id="119"/>
             <w:r>
               <w:rPr>
                 <w:rFonts w:ascii="Times New Roman" w:hAnsi="Times New Roman"/>
@@ -3187,12 +3365,12 @@
               </w:rPr>
               <w:t>{% else %}</w:t>
             </w:r>
-            <w:commentRangeEnd w:id="108"/>
+            <w:commentRangeEnd w:id="119"/>
             <w:r>
               <w:rPr>
                 <w:rStyle w:val="CommentReference"/>
               </w:rPr>
-              <w:commentReference w:id="108"/>
+              <w:commentReference w:id="119"/>
             </w:r>
           </w:p>
           <w:p>
@@ -3214,7 +3392,7 @@
               <w:spacing w:after="40" w:before="0"/>
               <w:jc w:val="left"/>
             </w:pPr>
-            <w:commentRangeStart w:id="109"/>
+            <w:commentRangeStart w:id="120"/>
             <w:r>
               <w:rPr>
                 <w:rFonts w:ascii="Times New Roman" w:hAnsi="Times New Roman"/>
@@ -3223,301 +3401,6 @@
                 <w:sz w:val="18"/>
               </w:rPr>
               <w:t>{% endif %}</w:t>
-            </w:r>
-            <w:commentRangeEnd w:id="109"/>
-            <w:r>
-              <w:rPr>
-                <w:rStyle w:val="CommentReference"/>
-              </w:rPr>
-              <w:commentReference w:id="109"/>
-            </w:r>
-          </w:p>
-          <w:p>
-            <w:pPr>
-              <w:spacing w:after="40" w:before="0"/>
-              <w:jc w:val="left"/>
-            </w:pPr>
-            <w:commentRangeStart w:id="110"/>
-            <w:r>
-              <w:rPr>
-                <w:rFonts w:ascii="Times New Roman" w:hAnsi="Times New Roman"/>
-                <w:i/>
-                <w:color w:val="6B7280"/>
-                <w:sz w:val="18"/>
-              </w:rPr>
-              <w:t>{%- if contractor_org_type == 'ИП' %}</w:t>
-            </w:r>
-            <w:commentRangeEnd w:id="110"/>
-            <w:r>
-              <w:rPr>
-                <w:rStyle w:val="CommentReference"/>
-              </w:rPr>
-              <w:commentReference w:id="110"/>
-            </w:r>
-          </w:p>
-          <w:p>
-            <w:pPr>
-              <w:spacing w:after="40" w:before="0"/>
-              <w:jc w:val="left"/>
-            </w:pPr>
-            <w:r>
-              <w:rPr>
-                <w:rFonts w:ascii="Times New Roman" w:hAnsi="Times New Roman"/>
-                <w:color w:val="15803D"/>
-                <w:sz w:val="20"/>
-              </w:rPr>
-              <w:t xml:space="preserve">ИП </w:t>
-            </w:r>
-            <w:commentRangeStart w:id="111"/>
-            <w:r>
-              <w:rPr>
-                <w:rFonts w:ascii="Times New Roman" w:hAnsi="Times New Roman"/>
-                <w:b/>
-                <w:color w:val="1E40AF"/>
-                <w:sz w:val="20"/>
-              </w:rPr>
-              <w:t>{{contractor_short_name}}</w:t>
-            </w:r>
-            <w:commentRangeEnd w:id="111"/>
-            <w:r>
-              <w:rPr>
-                <w:rStyle w:val="CommentReference"/>
-              </w:rPr>
-              <w:commentReference w:id="111"/>
-            </w:r>
-          </w:p>
-          <w:p>
-            <w:pPr>
-              <w:spacing w:after="40" w:before="0"/>
-              <w:jc w:val="left"/>
-            </w:pPr>
-            <w:r>
-              <w:rPr>
-                <w:rFonts w:ascii="Times New Roman" w:hAnsi="Times New Roman"/>
-                <w:color w:val="15803D"/>
-                <w:sz w:val="20"/>
-              </w:rPr>
-              <w:t xml:space="preserve">ИНН: </w:t>
-            </w:r>
-            <w:commentRangeStart w:id="112"/>
-            <w:r>
-              <w:rPr>
-                <w:rFonts w:ascii="Times New Roman" w:hAnsi="Times New Roman"/>
-                <w:b/>
-                <w:color w:val="1E40AF"/>
-                <w:sz w:val="20"/>
-              </w:rPr>
-              <w:t>{{contractor_inn}}</w:t>
-            </w:r>
-            <w:commentRangeEnd w:id="112"/>
-            <w:r>
-              <w:rPr>
-                <w:rStyle w:val="CommentReference"/>
-              </w:rPr>
-              <w:commentReference w:id="112"/>
-            </w:r>
-          </w:p>
-          <w:p>
-            <w:pPr>
-              <w:spacing w:after="40" w:before="0"/>
-              <w:jc w:val="left"/>
-            </w:pPr>
-            <w:r>
-              <w:rPr>
-                <w:rFonts w:ascii="Times New Roman" w:hAnsi="Times New Roman"/>
-                <w:color w:val="15803D"/>
-                <w:sz w:val="20"/>
-              </w:rPr>
-              <w:t xml:space="preserve">ОГРНИП: </w:t>
-            </w:r>
-            <w:commentRangeStart w:id="113"/>
-            <w:r>
-              <w:rPr>
-                <w:rFonts w:ascii="Times New Roman" w:hAnsi="Times New Roman"/>
-                <w:b/>
-                <w:color w:val="1E40AF"/>
-                <w:sz w:val="20"/>
-              </w:rPr>
-              <w:t>{{contractor_ogrnip}}</w:t>
-            </w:r>
-            <w:commentRangeEnd w:id="113"/>
-            <w:r>
-              <w:rPr>
-                <w:rStyle w:val="CommentReference"/>
-              </w:rPr>
-              <w:commentReference w:id="113"/>
-            </w:r>
-          </w:p>
-          <w:p>
-            <w:pPr>
-              <w:spacing w:after="40" w:before="0"/>
-              <w:jc w:val="left"/>
-            </w:pPr>
-            <w:commentRangeStart w:id="114"/>
-            <w:r>
-              <w:rPr>
-                <w:rFonts w:ascii="Times New Roman" w:hAnsi="Times New Roman"/>
-                <w:i/>
-                <w:color w:val="6B7280"/>
-                <w:sz w:val="18"/>
-              </w:rPr>
-              <w:t>{%- else %}</w:t>
-            </w:r>
-            <w:commentRangeEnd w:id="114"/>
-            <w:r>
-              <w:rPr>
-                <w:rStyle w:val="CommentReference"/>
-              </w:rPr>
-              <w:commentReference w:id="114"/>
-            </w:r>
-          </w:p>
-          <w:p>
-            <w:pPr>
-              <w:spacing w:after="40" w:before="0"/>
-              <w:jc w:val="left"/>
-            </w:pPr>
-            <w:commentRangeStart w:id="115"/>
-            <w:r>
-              <w:rPr>
-                <w:rFonts w:ascii="Times New Roman" w:hAnsi="Times New Roman"/>
-                <w:b/>
-                <w:color w:val="1E40AF"/>
-                <w:sz w:val="20"/>
-              </w:rPr>
-              <w:t>{{contractor_full_name}}</w:t>
-            </w:r>
-            <w:commentRangeEnd w:id="115"/>
-            <w:r>
-              <w:rPr>
-                <w:rStyle w:val="CommentReference"/>
-              </w:rPr>
-              <w:commentReference w:id="115"/>
-            </w:r>
-          </w:p>
-          <w:p>
-            <w:pPr>
-              <w:spacing w:after="40" w:before="0"/>
-              <w:jc w:val="left"/>
-            </w:pPr>
-            <w:r>
-              <w:rPr>
-                <w:rFonts w:ascii="Times New Roman" w:hAnsi="Times New Roman"/>
-                <w:color w:val="C2410C"/>
-                <w:sz w:val="20"/>
-              </w:rPr>
-              <w:t xml:space="preserve">ИНН: </w:t>
-            </w:r>
-            <w:commentRangeStart w:id="116"/>
-            <w:r>
-              <w:rPr>
-                <w:rFonts w:ascii="Times New Roman" w:hAnsi="Times New Roman"/>
-                <w:b/>
-                <w:color w:val="1E40AF"/>
-                <w:sz w:val="20"/>
-              </w:rPr>
-              <w:t>{{contractor_inn}}</w:t>
-            </w:r>
-            <w:commentRangeEnd w:id="116"/>
-            <w:r>
-              <w:rPr>
-                <w:rStyle w:val="CommentReference"/>
-              </w:rPr>
-              <w:commentReference w:id="116"/>
-            </w:r>
-            <w:r>
-              <w:rPr>
-                <w:rFonts w:ascii="Times New Roman" w:hAnsi="Times New Roman"/>
-                <w:color w:val="C2410C"/>
-                <w:sz w:val="20"/>
-              </w:rPr>
-              <w:t xml:space="preserve"> / КПП: </w:t>
-            </w:r>
-            <w:commentRangeStart w:id="117"/>
-            <w:r>
-              <w:rPr>
-                <w:rFonts w:ascii="Times New Roman" w:hAnsi="Times New Roman"/>
-                <w:b/>
-                <w:color w:val="1E40AF"/>
-                <w:sz w:val="20"/>
-              </w:rPr>
-              <w:t>{{contractor_kpp}}</w:t>
-            </w:r>
-            <w:commentRangeEnd w:id="117"/>
-            <w:r>
-              <w:rPr>
-                <w:rStyle w:val="CommentReference"/>
-              </w:rPr>
-              <w:commentReference w:id="117"/>
-            </w:r>
-          </w:p>
-          <w:p>
-            <w:pPr>
-              <w:spacing w:after="40" w:before="0"/>
-              <w:jc w:val="left"/>
-            </w:pPr>
-            <w:r>
-              <w:rPr>
-                <w:rFonts w:ascii="Times New Roman" w:hAnsi="Times New Roman"/>
-                <w:color w:val="C2410C"/>
-                <w:sz w:val="20"/>
-              </w:rPr>
-              <w:t xml:space="preserve">ОГРН: </w:t>
-            </w:r>
-            <w:commentRangeStart w:id="118"/>
-            <w:r>
-              <w:rPr>
-                <w:rFonts w:ascii="Times New Roman" w:hAnsi="Times New Roman"/>
-                <w:b/>
-                <w:color w:val="1E40AF"/>
-                <w:sz w:val="20"/>
-              </w:rPr>
-              <w:t>{{contractor_ogrn}}</w:t>
-            </w:r>
-            <w:commentRangeEnd w:id="118"/>
-            <w:r>
-              <w:rPr>
-                <w:rStyle w:val="CommentReference"/>
-              </w:rPr>
-              <w:commentReference w:id="118"/>
-            </w:r>
-          </w:p>
-          <w:p>
-            <w:pPr>
-              <w:spacing w:after="40" w:before="0"/>
-              <w:jc w:val="left"/>
-            </w:pPr>
-            <w:commentRangeStart w:id="119"/>
-            <w:r>
-              <w:rPr>
-                <w:rFonts w:ascii="Times New Roman" w:hAnsi="Times New Roman"/>
-                <w:i/>
-                <w:color w:val="6B7280"/>
-                <w:sz w:val="18"/>
-              </w:rPr>
-              <w:t>{%- endif %}</w:t>
-            </w:r>
-            <w:commentRangeEnd w:id="119"/>
-            <w:r>
-              <w:rPr>
-                <w:rStyle w:val="CommentReference"/>
-              </w:rPr>
-              <w:commentReference w:id="119"/>
-            </w:r>
-          </w:p>
-          <w:p>
-            <w:pPr>
-              <w:spacing w:after="40" w:before="0"/>
-              <w:jc w:val="left"/>
-            </w:pPr>
-            <w:commentRangeStart w:id="120"/>
-            <w:r>
-              <w:rPr>
-                <w:rFonts w:ascii="Times New Roman" w:hAnsi="Times New Roman"/>
-                <w:b/>
-                <w:color w:val="1E40AF"/>
-                <w:sz w:val="20"/>
-              </w:rPr>
-              <w:t>Адрес: {{contractor_address}}</w:t>
             </w:r>
             <w:commentRangeEnd w:id="120"/>
             <w:r>
@@ -3536,11 +3419,11 @@
             <w:r>
               <w:rPr>
                 <w:rFonts w:ascii="Times New Roman" w:hAnsi="Times New Roman"/>
-                <w:b/>
-                <w:color w:val="1E40AF"/>
-                <w:sz w:val="20"/>
+                <w:i/>
+                <w:color w:val="6B7280"/>
+                <w:sz w:val="18"/>
               </w:rPr>
-              <w:t>Банк: {{contractor_bank_name}}</w:t>
+              <w:t>{%- if contractor_org_type == 'ИП' %}</w:t>
             </w:r>
             <w:commentRangeEnd w:id="121"/>
             <w:r>
@@ -3555,6 +3438,14 @@
               <w:spacing w:after="40" w:before="0"/>
               <w:jc w:val="left"/>
             </w:pPr>
+            <w:r>
+              <w:rPr>
+                <w:rFonts w:ascii="Times New Roman" w:hAnsi="Times New Roman"/>
+                <w:color w:val="15803D"/>
+                <w:sz w:val="20"/>
+              </w:rPr>
+              <w:t xml:space="preserve">ИП </w:t>
+            </w:r>
             <w:commentRangeStart w:id="122"/>
             <w:r>
               <w:rPr>
@@ -3563,7 +3454,7 @@
                 <w:color w:val="1E40AF"/>
                 <w:sz w:val="20"/>
               </w:rPr>
-              <w:t>БИК: {{contractor_bik}}</w:t>
+              <w:t>{{contractor_short_name}}</w:t>
             </w:r>
             <w:commentRangeEnd w:id="122"/>
             <w:r>
@@ -3578,6 +3469,14 @@
               <w:spacing w:after="40" w:before="0"/>
               <w:jc w:val="left"/>
             </w:pPr>
+            <w:r>
+              <w:rPr>
+                <w:rFonts w:ascii="Times New Roman" w:hAnsi="Times New Roman"/>
+                <w:color w:val="15803D"/>
+                <w:sz w:val="20"/>
+              </w:rPr>
+              <w:t xml:space="preserve">ИНН: </w:t>
+            </w:r>
             <w:commentRangeStart w:id="123"/>
             <w:r>
               <w:rPr>
@@ -3586,7 +3485,7 @@
                 <w:color w:val="1E40AF"/>
                 <w:sz w:val="20"/>
               </w:rPr>
-              <w:t>р/с: {{contractor_settlement_account}}</w:t>
+              <w:t>{{contractor_inn}}</w:t>
             </w:r>
             <w:commentRangeEnd w:id="123"/>
             <w:r>
@@ -3601,6 +3500,14 @@
               <w:spacing w:after="40" w:before="0"/>
               <w:jc w:val="left"/>
             </w:pPr>
+            <w:r>
+              <w:rPr>
+                <w:rFonts w:ascii="Times New Roman" w:hAnsi="Times New Roman"/>
+                <w:color w:val="15803D"/>
+                <w:sz w:val="20"/>
+              </w:rPr>
+              <w:t xml:space="preserve">ОГРНИП: </w:t>
+            </w:r>
             <w:commentRangeStart w:id="124"/>
             <w:r>
               <w:rPr>
@@ -3609,7 +3516,7 @@
                 <w:color w:val="1E40AF"/>
                 <w:sz w:val="20"/>
               </w:rPr>
-              <w:t>к/с: {{contractor_correspondent_account}}</w:t>
+              <w:t>{{contractor_ogrnip}}</w:t>
             </w:r>
             <w:commentRangeEnd w:id="124"/>
             <w:r>
@@ -3628,11 +3535,11 @@
             <w:r>
               <w:rPr>
                 <w:rFonts w:ascii="Times New Roman" w:hAnsi="Times New Roman"/>
-                <w:b/>
-                <w:color w:val="1E40AF"/>
-                <w:sz w:val="20"/>
+                <w:i/>
+                <w:color w:val="6B7280"/>
+                <w:sz w:val="18"/>
               </w:rPr>
-              <w:t>Тел.: {{contractor_phone}}</w:t>
+              <w:t>{%- else %}</w:t>
             </w:r>
             <w:commentRangeEnd w:id="125"/>
             <w:r>
@@ -3655,7 +3562,7 @@
                 <w:color w:val="1E40AF"/>
                 <w:sz w:val="20"/>
               </w:rPr>
-              <w:t>E-mail: {{contractor_email}}</w:t>
+              <w:t>{{contractor_full_name}}</w:t>
             </w:r>
             <w:commentRangeEnd w:id="126"/>
             <w:r>
@@ -3663,6 +3570,277 @@
                 <w:rStyle w:val="CommentReference"/>
               </w:rPr>
               <w:commentReference w:id="126"/>
+            </w:r>
+          </w:p>
+          <w:p>
+            <w:pPr>
+              <w:spacing w:after="40" w:before="0"/>
+              <w:jc w:val="left"/>
+            </w:pPr>
+            <w:r>
+              <w:rPr>
+                <w:rFonts w:ascii="Times New Roman" w:hAnsi="Times New Roman"/>
+                <w:color w:val="C2410C"/>
+                <w:sz w:val="20"/>
+              </w:rPr>
+              <w:t xml:space="preserve">ИНН: </w:t>
+            </w:r>
+            <w:commentRangeStart w:id="127"/>
+            <w:r>
+              <w:rPr>
+                <w:rFonts w:ascii="Times New Roman" w:hAnsi="Times New Roman"/>
+                <w:b/>
+                <w:color w:val="1E40AF"/>
+                <w:sz w:val="20"/>
+              </w:rPr>
+              <w:t>{{contractor_inn}}</w:t>
+            </w:r>
+            <w:commentRangeEnd w:id="127"/>
+            <w:r>
+              <w:rPr>
+                <w:rStyle w:val="CommentReference"/>
+              </w:rPr>
+              <w:commentReference w:id="127"/>
+            </w:r>
+            <w:r>
+              <w:rPr>
+                <w:rFonts w:ascii="Times New Roman" w:hAnsi="Times New Roman"/>
+                <w:color w:val="C2410C"/>
+                <w:sz w:val="20"/>
+              </w:rPr>
+              <w:t xml:space="preserve"> / КПП: </w:t>
+            </w:r>
+            <w:commentRangeStart w:id="128"/>
+            <w:r>
+              <w:rPr>
+                <w:rFonts w:ascii="Times New Roman" w:hAnsi="Times New Roman"/>
+                <w:b/>
+                <w:color w:val="1E40AF"/>
+                <w:sz w:val="20"/>
+              </w:rPr>
+              <w:t>{{contractor_kpp}}</w:t>
+            </w:r>
+            <w:commentRangeEnd w:id="128"/>
+            <w:r>
+              <w:rPr>
+                <w:rStyle w:val="CommentReference"/>
+              </w:rPr>
+              <w:commentReference w:id="128"/>
+            </w:r>
+          </w:p>
+          <w:p>
+            <w:pPr>
+              <w:spacing w:after="40" w:before="0"/>
+              <w:jc w:val="left"/>
+            </w:pPr>
+            <w:r>
+              <w:rPr>
+                <w:rFonts w:ascii="Times New Roman" w:hAnsi="Times New Roman"/>
+                <w:color w:val="C2410C"/>
+                <w:sz w:val="20"/>
+              </w:rPr>
+              <w:t xml:space="preserve">ОГРН: </w:t>
+            </w:r>
+            <w:commentRangeStart w:id="129"/>
+            <w:r>
+              <w:rPr>
+                <w:rFonts w:ascii="Times New Roman" w:hAnsi="Times New Roman"/>
+                <w:b/>
+                <w:color w:val="1E40AF"/>
+                <w:sz w:val="20"/>
+              </w:rPr>
+              <w:t>{{contractor_ogrn}}</w:t>
+            </w:r>
+            <w:commentRangeEnd w:id="129"/>
+            <w:r>
+              <w:rPr>
+                <w:rStyle w:val="CommentReference"/>
+              </w:rPr>
+              <w:commentReference w:id="129"/>
+            </w:r>
+          </w:p>
+          <w:p>
+            <w:pPr>
+              <w:spacing w:after="40" w:before="0"/>
+              <w:jc w:val="left"/>
+            </w:pPr>
+            <w:commentRangeStart w:id="130"/>
+            <w:r>
+              <w:rPr>
+                <w:rFonts w:ascii="Times New Roman" w:hAnsi="Times New Roman"/>
+                <w:i/>
+                <w:color w:val="6B7280"/>
+                <w:sz w:val="18"/>
+              </w:rPr>
+              <w:t>{%- endif %}</w:t>
+            </w:r>
+            <w:commentRangeEnd w:id="130"/>
+            <w:r>
+              <w:rPr>
+                <w:rStyle w:val="CommentReference"/>
+              </w:rPr>
+              <w:commentReference w:id="130"/>
+            </w:r>
+          </w:p>
+          <w:p>
+            <w:pPr>
+              <w:spacing w:after="40" w:before="0"/>
+              <w:jc w:val="left"/>
+            </w:pPr>
+            <w:commentRangeStart w:id="131"/>
+            <w:r>
+              <w:rPr>
+                <w:rFonts w:ascii="Times New Roman" w:hAnsi="Times New Roman"/>
+                <w:b/>
+                <w:color w:val="1E40AF"/>
+                <w:sz w:val="20"/>
+              </w:rPr>
+              <w:t>Адрес: {{contractor_address}}</w:t>
+            </w:r>
+            <w:commentRangeEnd w:id="131"/>
+            <w:r>
+              <w:rPr>
+                <w:rStyle w:val="CommentReference"/>
+              </w:rPr>
+              <w:commentReference w:id="131"/>
+            </w:r>
+          </w:p>
+          <w:p>
+            <w:pPr>
+              <w:spacing w:after="40" w:before="0"/>
+              <w:jc w:val="left"/>
+            </w:pPr>
+            <w:commentRangeStart w:id="132"/>
+            <w:r>
+              <w:rPr>
+                <w:rFonts w:ascii="Times New Roman" w:hAnsi="Times New Roman"/>
+                <w:b/>
+                <w:color w:val="1E40AF"/>
+                <w:sz w:val="20"/>
+              </w:rPr>
+              <w:t>Банк: {{contractor_bank_name}}</w:t>
+            </w:r>
+            <w:commentRangeEnd w:id="132"/>
+            <w:r>
+              <w:rPr>
+                <w:rStyle w:val="CommentReference"/>
+              </w:rPr>
+              <w:commentReference w:id="132"/>
+            </w:r>
+          </w:p>
+          <w:p>
+            <w:pPr>
+              <w:spacing w:after="40" w:before="0"/>
+              <w:jc w:val="left"/>
+            </w:pPr>
+            <w:commentRangeStart w:id="133"/>
+            <w:r>
+              <w:rPr>
+                <w:rFonts w:ascii="Times New Roman" w:hAnsi="Times New Roman"/>
+                <w:b/>
+                <w:color w:val="1E40AF"/>
+                <w:sz w:val="20"/>
+              </w:rPr>
+              <w:t>БИК: {{contractor_bik}}</w:t>
+            </w:r>
+            <w:commentRangeEnd w:id="133"/>
+            <w:r>
+              <w:rPr>
+                <w:rStyle w:val="CommentReference"/>
+              </w:rPr>
+              <w:commentReference w:id="133"/>
+            </w:r>
+          </w:p>
+          <w:p>
+            <w:pPr>
+              <w:spacing w:after="40" w:before="0"/>
+              <w:jc w:val="left"/>
+            </w:pPr>
+            <w:commentRangeStart w:id="134"/>
+            <w:r>
+              <w:rPr>
+                <w:rFonts w:ascii="Times New Roman" w:hAnsi="Times New Roman"/>
+                <w:b/>
+                <w:color w:val="1E40AF"/>
+                <w:sz w:val="20"/>
+              </w:rPr>
+              <w:t>р/с: {{contractor_settlement_account}}</w:t>
+            </w:r>
+            <w:commentRangeEnd w:id="134"/>
+            <w:r>
+              <w:rPr>
+                <w:rStyle w:val="CommentReference"/>
+              </w:rPr>
+              <w:commentReference w:id="134"/>
+            </w:r>
+          </w:p>
+          <w:p>
+            <w:pPr>
+              <w:spacing w:after="40" w:before="0"/>
+              <w:jc w:val="left"/>
+            </w:pPr>
+            <w:commentRangeStart w:id="135"/>
+            <w:r>
+              <w:rPr>
+                <w:rFonts w:ascii="Times New Roman" w:hAnsi="Times New Roman"/>
+                <w:b/>
+                <w:color w:val="1E40AF"/>
+                <w:sz w:val="20"/>
+              </w:rPr>
+              <w:t>к/с: {{contractor_correspondent_account}}</w:t>
+            </w:r>
+            <w:commentRangeEnd w:id="135"/>
+            <w:r>
+              <w:rPr>
+                <w:rStyle w:val="CommentReference"/>
+              </w:rPr>
+              <w:commentReference w:id="135"/>
+            </w:r>
+          </w:p>
+          <w:p>
+            <w:pPr>
+              <w:spacing w:after="40" w:before="0"/>
+              <w:jc w:val="left"/>
+            </w:pPr>
+            <w:commentRangeStart w:id="136"/>
+            <w:r>
+              <w:rPr>
+                <w:rFonts w:ascii="Times New Roman" w:hAnsi="Times New Roman"/>
+                <w:b/>
+                <w:color w:val="1E40AF"/>
+                <w:sz w:val="20"/>
+              </w:rPr>
+              <w:t>Тел.: {{contractor_phone}}</w:t>
+            </w:r>
+            <w:commentRangeEnd w:id="136"/>
+            <w:r>
+              <w:rPr>
+                <w:rStyle w:val="CommentReference"/>
+              </w:rPr>
+              <w:commentReference w:id="136"/>
+            </w:r>
+          </w:p>
+          <w:p>
+            <w:pPr>
+              <w:spacing w:after="40" w:before="0"/>
+              <w:jc w:val="left"/>
+            </w:pPr>
+            <w:commentRangeStart w:id="137"/>
+            <w:r>
+              <w:rPr>
+                <w:rFonts w:ascii="Times New Roman" w:hAnsi="Times New Roman"/>
+                <w:b/>
+                <w:color w:val="1E40AF"/>
+                <w:sz w:val="20"/>
+              </w:rPr>
+              <w:t>E-mail: {{contractor_email}}</w:t>
+            </w:r>
+            <w:commentRangeEnd w:id="137"/>
+            <w:r>
+              <w:rPr>
+                <w:rStyle w:val="CommentReference"/>
+              </w:rPr>
+              <w:commentReference w:id="137"/>
             </w:r>
           </w:p>
           <w:p>
@@ -3682,7 +3860,7 @@
               <w:spacing w:after="40" w:before="0"/>
               <w:jc w:val="left"/>
             </w:pPr>
-            <w:commentRangeStart w:id="127"/>
+            <w:commentRangeStart w:id="138"/>
             <w:r>
               <w:rPr>
                 <w:rFonts w:ascii="Times New Roman" w:hAnsi="Times New Roman"/>
@@ -3692,12 +3870,12 @@
               </w:rPr>
               <w:t>{{contractor_signatory_position}}</w:t>
             </w:r>
-            <w:commentRangeEnd w:id="127"/>
+            <w:commentRangeEnd w:id="138"/>
             <w:r>
               <w:rPr>
                 <w:rStyle w:val="CommentReference"/>
               </w:rPr>
-              <w:commentReference w:id="127"/>
+              <w:commentReference w:id="138"/>
             </w:r>
           </w:p>
           <w:p>
@@ -3705,7 +3883,7 @@
               <w:spacing w:after="40" w:before="0"/>
               <w:jc w:val="left"/>
             </w:pPr>
-            <w:commentRangeStart w:id="128"/>
+            <w:commentRangeStart w:id="139"/>
             <w:r>
               <w:rPr>
                 <w:rFonts w:ascii="Times New Roman" w:hAnsi="Times New Roman"/>
@@ -3715,12 +3893,12 @@
               </w:rPr>
               <w:t>________________ / {{contractor_signatory_initials}}</w:t>
             </w:r>
-            <w:commentRangeEnd w:id="128"/>
+            <w:commentRangeEnd w:id="139"/>
             <w:r>
               <w:rPr>
                 <w:rStyle w:val="CommentReference"/>
               </w:rPr>
-              <w:commentReference w:id="128"/>
+              <w:commentReference w:id="139"/>
             </w:r>
           </w:p>
           <w:p>
@@ -3745,7 +3923,7 @@
         <w:spacing w:before="120" w:after="120" w:line="276" w:lineRule="exact"/>
         <w:jc w:val="left"/>
       </w:pPr>
-      <w:commentRangeStart w:id="87"/>
+      <w:commentRangeStart w:id="98"/>
       <w:r>
         <w:rPr>
           <w:rFonts w:ascii="Times New Roman" w:hAnsi="Times New Roman"/>
@@ -3755,12 +3933,12 @@
         </w:rPr>
         <w:t>{% if subject_kind == 'goods' %}</w:t>
       </w:r>
-      <w:commentRangeEnd w:id="87"/>
+      <w:commentRangeEnd w:id="98"/>
       <w:r>
         <w:rPr>
           <w:rStyle w:val="CommentReference"/>
         </w:rPr>
-        <w:commentReference w:id="87"/>
+        <w:commentReference w:id="98"/>
       </w:r>
       <w:r>
         <w:rPr>
@@ -3770,7 +3948,7 @@
         </w:rPr>
         <w:t>Приложение №1: Спецификация товаров (на __ л.).</w:t>
       </w:r>
-      <w:commentRangeStart w:id="88"/>
+      <w:commentRangeStart w:id="99"/>
       <w:r>
         <w:rPr>
           <w:rFonts w:ascii="Times New Roman" w:hAnsi="Times New Roman"/>
@@ -3780,12 +3958,12 @@
         </w:rPr>
         <w:t>{% else %}</w:t>
       </w:r>
-      <w:commentRangeEnd w:id="88"/>
+      <w:commentRangeEnd w:id="99"/>
       <w:r>
         <w:rPr>
           <w:rStyle w:val="CommentReference"/>
         </w:rPr>
-        <w:commentReference w:id="88"/>
+        <w:commentReference w:id="99"/>
       </w:r>
       <w:r>
         <w:rPr>
@@ -3795,7 +3973,7 @@
         </w:rPr>
         <w:t>Приложение №1: Техническое задание (на __ л.).</w:t>
       </w:r>
-      <w:commentRangeStart w:id="89"/>
+      <w:commentRangeStart w:id="100"/>
       <w:r>
         <w:rPr>
           <w:rFonts w:ascii="Times New Roman" w:hAnsi="Times New Roman"/>
@@ -3805,12 +3983,12 @@
         </w:rPr>
         <w:t>{% endif %}</w:t>
       </w:r>
-      <w:commentRangeEnd w:id="89"/>
+      <w:commentRangeEnd w:id="100"/>
       <w:r>
         <w:rPr>
           <w:rStyle w:val="CommentReference"/>
         </w:rPr>
-        <w:commentReference w:id="89"/>
+        <w:commentReference w:id="100"/>
       </w:r>
     </w:p>
     <w:sectPr>
@@ -4605,7 +4783,7 @@
         <w:annotationRef/>
       </w:r>
       <w:r>
-        <w:t>Большой текст соглашения. Пример: (многострочный текст)</w:t>
+        <w:t>Печатается, если в карточке субсидии заполнен текст соглашения. Пустое поле — пункта не будет</w:t>
       </w:r>
     </w:p>
   </w:comment>
@@ -4621,7 +4799,7 @@
         <w:annotationRef/>
       </w:r>
       <w:r>
-        <w:t>Печатается, если предмет закупки — товары (не услуги)</w:t>
+        <w:t>Большой текст соглашения. Пример: (многострочный текст)</w:t>
       </w:r>
     </w:p>
   </w:comment>
@@ -4637,7 +4815,7 @@
         <w:annotationRef/>
       </w:r>
       <w:r>
-        <w:t>Иначе — противоположный случай к условию выше</w:t>
+        <w:t>Конец условия</w:t>
       </w:r>
     </w:p>
   </w:comment>
@@ -4653,7 +4831,7 @@
         <w:annotationRef/>
       </w:r>
       <w:r>
-        <w:t>Конец условия</w:t>
+        <w:t>Печатается, если предмет закупки — товары (не услуги)</w:t>
       </w:r>
     </w:p>
   </w:comment>
@@ -4669,7 +4847,7 @@
         <w:annotationRef/>
       </w:r>
       <w:r>
-        <w:t>Готовая строка срока. Пример: с 15.01.2026 по 28.02.2026</w:t>
+        <w:t>Иначе — противоположный случай к условию выше</w:t>
       </w:r>
     </w:p>
   </w:comment>
@@ -4685,7 +4863,7 @@
         <w:annotationRef/>
       </w:r>
       <w:r>
-        <w:t>Печатается, если предмет закупки — товары (не услуги)</w:t>
+        <w:t>Конец условия</w:t>
       </w:r>
     </w:p>
   </w:comment>
@@ -4701,7 +4879,7 @@
         <w:annotationRef/>
       </w:r>
       <w:r>
-        <w:t>Иначе — противоположный случай к условию выше</w:t>
+        <w:t>Готовая строка срока. Пример: с 15.01.2026 по 28.02.2026</w:t>
       </w:r>
     </w:p>
   </w:comment>
@@ -4717,7 +4895,7 @@
         <w:annotationRef/>
       </w:r>
       <w:r>
-        <w:t>Конец условия</w:t>
+        <w:t>Печатается, если предмет закупки — товары (не услуги)</w:t>
       </w:r>
     </w:p>
   </w:comment>
@@ -4733,7 +4911,7 @@
         <w:annotationRef/>
       </w:r>
       <w:r>
-        <w:t>Место оказания услуг / доставки. Пример: г. Москва, ул. Ленина, д. 1</w:t>
+        <w:t>Иначе — противоположный случай к условию выше</w:t>
       </w:r>
     </w:p>
   </w:comment>
@@ -4749,7 +4927,7 @@
         <w:annotationRef/>
       </w:r>
       <w:r>
-        <w:t>Печатается, если предмет закупки — товары (не услуги)</w:t>
+        <w:t>Конец условия</w:t>
       </w:r>
     </w:p>
   </w:comment>
@@ -4765,7 +4943,7 @@
         <w:annotationRef/>
       </w:r>
       <w:r>
-        <w:t>Иначе — противоположный случай к условию выше</w:t>
+        <w:t>Место оказания услуг / доставки. Пример: г. Москва, ул. Ленина, д. 1</w:t>
       </w:r>
     </w:p>
   </w:comment>
@@ -4781,7 +4959,7 @@
         <w:annotationRef/>
       </w:r>
       <w:r>
-        <w:t>Конец условия</w:t>
+        <w:t>Печатается, если предмет закупки — товары (не услуги)</w:t>
       </w:r>
     </w:p>
   </w:comment>
@@ -4797,7 +4975,7 @@
         <w:annotationRef/>
       </w:r>
       <w:r>
-        <w:t>Цена без валюты. Пример: 130 000,00</w:t>
+        <w:t>Иначе — противоположный случай к условию выше</w:t>
       </w:r>
     </w:p>
   </w:comment>
@@ -4813,7 +4991,7 @@
         <w:annotationRef/>
       </w:r>
       <w:r>
-        <w:t>Цена прописью. Пример: сто тридцать тысяч рублей 00 копеек</w:t>
+        <w:t>Конец условия</w:t>
       </w:r>
     </w:p>
   </w:comment>
@@ -4829,7 +5007,7 @@
         <w:annotationRef/>
       </w:r>
       <w:r>
-        <w:t>Печатается, если договор с НДС</w:t>
+        <w:t>Цена без валюты. Пример: 130 000,00</w:t>
       </w:r>
     </w:p>
   </w:comment>
@@ -4845,7 +5023,7 @@
         <w:annotationRef/>
       </w:r>
       <w:r>
-        <w:t>Ставка НДС. Пример: 20</w:t>
+        <w:t>Цена прописью. Пример: сто тридцать тысяч рублей 00 копеек</w:t>
       </w:r>
     </w:p>
   </w:comment>
@@ -4861,7 +5039,7 @@
         <w:annotationRef/>
       </w:r>
       <w:r>
-        <w:t>Сумма НДС цифрами. Пример: 21 666,67</w:t>
+        <w:t>Печатается, если договор с НДС</w:t>
       </w:r>
     </w:p>
   </w:comment>
@@ -4877,7 +5055,7 @@
         <w:annotationRef/>
       </w:r>
       <w:r>
-        <w:t>Сумма НДС прописью. Пример: двадцать одна тысяча 666 руб. 67 коп.</w:t>
+        <w:t>Ставка НДС. Пример: 20</w:t>
       </w:r>
     </w:p>
   </w:comment>
@@ -4893,7 +5071,7 @@
         <w:annotationRef/>
       </w:r>
       <w:r>
-        <w:t>Иначе — противоположный случай к условию выше</w:t>
+        <w:t>Сумма НДС цифрами. Пример: 21 666,67</w:t>
       </w:r>
     </w:p>
   </w:comment>
@@ -4909,7 +5087,7 @@
         <w:annotationRef/>
       </w:r>
       <w:r>
-        <w:t>Статья освобождения от НДС. Пример: ст. 149 НК РФ</w:t>
+        <w:t>Сумма НДС прописью. Пример: двадцать одна тысяча 666 руб. 67 коп.</w:t>
       </w:r>
     </w:p>
   </w:comment>
@@ -4925,7 +5103,7 @@
         <w:annotationRef/>
       </w:r>
       <w:r>
-        <w:t>Конец условия</w:t>
+        <w:t>Иначе — противоположный случай к условию выше</w:t>
       </w:r>
     </w:p>
   </w:comment>
@@ -4941,7 +5119,7 @@
         <w:annotationRef/>
       </w:r>
       <w:r>
-        <w:t>Печатается, если предмет закупки — товары (не услуги)</w:t>
+        <w:t>Статья освобождения от НДС. Пример: ст. 149 НК РФ</w:t>
       </w:r>
     </w:p>
   </w:comment>
@@ -4957,7 +5135,7 @@
         <w:annotationRef/>
       </w:r>
       <w:r>
-        <w:t>Иначе — противоположный случай к условию выше</w:t>
+        <w:t>Конец условия</w:t>
       </w:r>
     </w:p>
   </w:comment>
@@ -4973,7 +5151,7 @@
         <w:annotationRef/>
       </w:r>
       <w:r>
-        <w:t>Конец условия</w:t>
+        <w:t>Печатается, если предмет закупки — товары (не услуги)</w:t>
       </w:r>
     </w:p>
   </w:comment>
@@ -4989,7 +5167,7 @@
         <w:annotationRef/>
       </w:r>
       <w:r>
-        <w:t>Печатается, если предмет закупки — товары (не услуги)</w:t>
+        <w:t>Иначе — противоположный случай к условию выше</w:t>
       </w:r>
     </w:p>
   </w:comment>
@@ -5005,7 +5183,7 @@
         <w:annotationRef/>
       </w:r>
       <w:r>
-        <w:t>Иначе — противоположный случай к условию выше</w:t>
+        <w:t>Конец условия</w:t>
       </w:r>
     </w:p>
   </w:comment>
@@ -5021,7 +5199,7 @@
         <w:annotationRef/>
       </w:r>
       <w:r>
-        <w:t>Конец условия</w:t>
+        <w:t>Печатается, если предмет закупки — товары (не услуги)</w:t>
       </w:r>
     </w:p>
   </w:comment>
@@ -5037,7 +5215,7 @@
         <w:annotationRef/>
       </w:r>
       <w:r>
-        <w:t>Печатается, если предмет закупки — товары (не услуги)</w:t>
+        <w:t>Иначе — противоположный случай к условию выше</w:t>
       </w:r>
     </w:p>
   </w:comment>
@@ -5053,7 +5231,7 @@
         <w:annotationRef/>
       </w:r>
       <w:r>
-        <w:t>Иначе — противоположный случай к условию выше</w:t>
+        <w:t>Конец условия</w:t>
       </w:r>
     </w:p>
   </w:comment>
@@ -5069,7 +5247,7 @@
         <w:annotationRef/>
       </w:r>
       <w:r>
-        <w:t>Конец условия</w:t>
+        <w:t>Печатается, если предмет закупки — товары (не услуги)</w:t>
       </w:r>
     </w:p>
   </w:comment>
@@ -5085,7 +5263,7 @@
         <w:annotationRef/>
       </w:r>
       <w:r>
-        <w:t>Печатается, если предмет закупки — товары (не услуги)</w:t>
+        <w:t>Иначе — противоположный случай к условию выше</w:t>
       </w:r>
     </w:p>
   </w:comment>
@@ -5101,7 +5279,7 @@
         <w:annotationRef/>
       </w:r>
       <w:r>
-        <w:t>Иначе — противоположный случай к условию выше</w:t>
+        <w:t>Конец условия</w:t>
       </w:r>
     </w:p>
   </w:comment>
@@ -5117,7 +5295,7 @@
         <w:annotationRef/>
       </w:r>
       <w:r>
-        <w:t>Конец условия</w:t>
+        <w:t>Печатается, если предмет закупки — товары (не услуги)</w:t>
       </w:r>
     </w:p>
   </w:comment>
@@ -5133,7 +5311,7 @@
         <w:annotationRef/>
       </w:r>
       <w:r>
-        <w:t>Печатается, если предмет закупки — товары (не услуги)</w:t>
+        <w:t>Иначе — противоположный случай к условию выше</w:t>
       </w:r>
     </w:p>
   </w:comment>
@@ -5149,7 +5327,7 @@
         <w:annotationRef/>
       </w:r>
       <w:r>
-        <w:t>Иначе — противоположный случай к условию выше</w:t>
+        <w:t>Конец условия</w:t>
       </w:r>
     </w:p>
   </w:comment>
@@ -5165,7 +5343,7 @@
         <w:annotationRef/>
       </w:r>
       <w:r>
-        <w:t>Конец условия</w:t>
+        <w:t>Печатается, если предмет закупки — товары (не услуги)</w:t>
       </w:r>
     </w:p>
   </w:comment>
@@ -5181,7 +5359,7 @@
         <w:annotationRef/>
       </w:r>
       <w:r>
-        <w:t>Печатается, если предмет закупки — товары (не услуги)</w:t>
+        <w:t>Иначе — противоположный случай к условию выше</w:t>
       </w:r>
     </w:p>
   </w:comment>
@@ -5197,7 +5375,7 @@
         <w:annotationRef/>
       </w:r>
       <w:r>
-        <w:t>Иначе — противоположный случай к условию выше</w:t>
+        <w:t>Конец условия</w:t>
       </w:r>
     </w:p>
   </w:comment>
@@ -5213,7 +5391,7 @@
         <w:annotationRef/>
       </w:r>
       <w:r>
-        <w:t>Конец условия</w:t>
+        <w:t>Печатается, если предмет закупки — товары (не услуги)</w:t>
       </w:r>
     </w:p>
   </w:comment>
@@ -5229,7 +5407,7 @@
         <w:annotationRef/>
       </w:r>
       <w:r>
-        <w:t>Печатается, если предмет закупки — товары (не услуги)</w:t>
+        <w:t>Иначе — противоположный случай к условию выше</w:t>
       </w:r>
     </w:p>
   </w:comment>
@@ -5245,7 +5423,7 @@
         <w:annotationRef/>
       </w:r>
       <w:r>
-        <w:t>Иначе — противоположный случай к условию выше</w:t>
+        <w:t>Конец условия</w:t>
       </w:r>
     </w:p>
   </w:comment>
@@ -5261,7 +5439,7 @@
         <w:annotationRef/>
       </w:r>
       <w:r>
-        <w:t>Конец условия</w:t>
+        <w:t>Печатается, если в карточке субсидии заполнен дополнительный пункт №1. Пустое поле — пункта не будет</w:t>
       </w:r>
     </w:p>
   </w:comment>
@@ -5277,7 +5455,7 @@
         <w:annotationRef/>
       </w:r>
       <w:r>
-        <w:t>Печатается, если предмет закупки — товары (не услуги)</w:t>
+        <w:t>Дополнительный пункт договора №1 из карточки субсидии. Пустое поле — пункта в договоре нет. Пример: Исполнитель обязуется вести раздельный учёт средств, полученных по Договору.</w:t>
       </w:r>
     </w:p>
   </w:comment>
@@ -5293,7 +5471,7 @@
         <w:annotationRef/>
       </w:r>
       <w:r>
-        <w:t>Иначе — противоположный случай к условию выше</w:t>
+        <w:t>Конец условия</w:t>
       </w:r>
     </w:p>
   </w:comment>
@@ -5309,7 +5487,7 @@
         <w:annotationRef/>
       </w:r>
       <w:r>
-        <w:t>Конец условия</w:t>
+        <w:t>Печатается, если в карточке субсидии заполнен дополнительный пункт №2. Пустое поле — пункта не будет</w:t>
       </w:r>
     </w:p>
   </w:comment>
@@ -5325,7 +5503,7 @@
         <w:annotationRef/>
       </w:r>
       <w:r>
-        <w:t>Полное наименование. Пример: Автономная некоммерческая организация «Пример»</w:t>
+        <w:t>Печатается, если в карточке субсидии заполнен дополнительный пункт №1. Пустое поле — пункта не будет</w:t>
       </w:r>
     </w:p>
   </w:comment>
@@ -5341,7 +5519,7 @@
         <w:annotationRef/>
       </w:r>
       <w:r>
-        <w:t>Юридический адрес. Пример: г. Москва, ул. Ленина, д. 1</w:t>
+        <w:t>Иначе — противоположный случай к условию выше</w:t>
       </w:r>
     </w:p>
   </w:comment>
@@ -5357,7 +5535,7 @@
         <w:annotationRef/>
       </w:r>
       <w:r>
-        <w:t>Почтовый адрес. Пример: г. Москва, ул. Ленина, д. 1</w:t>
+        <w:t>Конец условия</w:t>
       </w:r>
     </w:p>
   </w:comment>
@@ -5373,7 +5551,7 @@
         <w:annotationRef/>
       </w:r>
       <w:r>
-        <w:t>ИНН Заказчика. Пример: 7700000001</w:t>
+        <w:t>Дополнительный пункт договора №2 из карточки субсидии. Пустое поле — пункта в договоре нет. Пример: Стороны соглашаются на осуществление проверок соблюдения условий предоставления субсидии.</w:t>
       </w:r>
     </w:p>
   </w:comment>
@@ -5389,7 +5567,7 @@
         <w:annotationRef/>
       </w:r>
       <w:r>
-        <w:t>КПП Заказчика. Пример: 770001001</w:t>
+        <w:t>Конец условия</w:t>
       </w:r>
     </w:p>
   </w:comment>
@@ -5405,7 +5583,7 @@
         <w:annotationRef/>
       </w:r>
       <w:r>
-        <w:t>ОГРН Заказчика. Пример: 1027700000001</w:t>
+        <w:t>Печатается, если предмет закупки — товары (не услуги)</w:t>
       </w:r>
     </w:p>
   </w:comment>
@@ -5421,7 +5599,7 @@
         <w:annotationRef/>
       </w:r>
       <w:r>
-        <w:t>Банк Заказчика. Пример: ПАО «Банк Пример»</w:t>
+        <w:t>Иначе — противоположный случай к условию выше</w:t>
       </w:r>
     </w:p>
   </w:comment>
@@ -5437,7 +5615,7 @@
         <w:annotationRef/>
       </w:r>
       <w:r>
-        <w:t>БИК банка Заказчика. Пример: 044500000</w:t>
+        <w:t>Конец условия</w:t>
       </w:r>
     </w:p>
   </w:comment>
@@ -5453,7 +5631,7 @@
         <w:annotationRef/>
       </w:r>
       <w:r>
-        <w:t>Расчётный счёт Заказчика. Пример: 40703810000000000000</w:t>
+        <w:t>Печатается, если предмет закупки — товары (не услуги)</w:t>
       </w:r>
     </w:p>
   </w:comment>
@@ -5469,7 +5647,7 @@
         <w:annotationRef/>
       </w:r>
       <w:r>
-        <w:t>Корр. счёт Заказчика. Пример: 30101810000000000000</w:t>
+        <w:t>Иначе — противоположный случай к условию выше</w:t>
       </w:r>
     </w:p>
   </w:comment>
@@ -5485,7 +5663,7 @@
         <w:annotationRef/>
       </w:r>
       <w:r>
-        <w:t>Телефон. Пример: +7 (900) 000-00-00</w:t>
+        <w:t>Конец условия</w:t>
       </w:r>
     </w:p>
   </w:comment>
@@ -5501,7 +5679,7 @@
         <w:annotationRef/>
       </w:r>
       <w:r>
-        <w:t>Email. Пример: info@example.ru</w:t>
+        <w:t>Полное наименование. Пример: Автономная некоммерческая организация «Пример»</w:t>
       </w:r>
     </w:p>
   </w:comment>
@@ -5517,7 +5695,7 @@
         <w:annotationRef/>
       </w:r>
       <w:r>
-        <w:t>Должность подписанта. Пример: Президент</w:t>
+        <w:t>Юридический адрес. Пример: г. Москва, ул. Ленина, д. 1</w:t>
       </w:r>
     </w:p>
   </w:comment>
@@ -5533,7 +5711,7 @@
         <w:annotationRef/>
       </w:r>
       <w:r>
-        <w:t>Фамилия + инициалы. Пример: Петров П.П.</w:t>
+        <w:t>Почтовый адрес. Пример: г. Москва, ул. Ленина, д. 1</w:t>
       </w:r>
     </w:p>
   </w:comment>
@@ -5549,7 +5727,7 @@
         <w:annotationRef/>
       </w:r>
       <w:r>
-        <w:t>Печатается, если предмет закупки — товары (не услуги)</w:t>
+        <w:t>ИНН Заказчика. Пример: 7700000001</w:t>
       </w:r>
     </w:p>
   </w:comment>
@@ -5565,7 +5743,7 @@
         <w:annotationRef/>
       </w:r>
       <w:r>
-        <w:t>Иначе — противоположный случай к условию выше</w:t>
+        <w:t>КПП Заказчика. Пример: 770001001</w:t>
       </w:r>
     </w:p>
   </w:comment>
@@ -5581,7 +5759,7 @@
         <w:annotationRef/>
       </w:r>
       <w:r>
-        <w:t>Конец условия</w:t>
+        <w:t>ОГРН Заказчика. Пример: 1027700000001</w:t>
       </w:r>
     </w:p>
   </w:comment>
@@ -5597,7 +5775,7 @@
         <w:annotationRef/>
       </w:r>
       <w:r>
-        <w:t>Печатается, только если контрагент — индивидуальный предприниматель</w:t>
+        <w:t>Банк Заказчика. Пример: ПАО «Банк Пример»</w:t>
       </w:r>
     </w:p>
   </w:comment>
@@ -5613,7 +5791,7 @@
         <w:annotationRef/>
       </w:r>
       <w:r>
-        <w:t>Краткое наименование Подрядчика (из карточки контрагента). Пример: ООО «Ромашка»</w:t>
+        <w:t>БИК банка Заказчика. Пример: 044500000</w:t>
       </w:r>
     </w:p>
   </w:comment>
@@ -5629,7 +5807,7 @@
         <w:annotationRef/>
       </w:r>
       <w:r>
-        <w:t>ИНН контрагента. Пример: 7700000000</w:t>
+        <w:t>Расчётный счёт Заказчика. Пример: 40703810000000000000</w:t>
       </w:r>
     </w:p>
   </w:comment>
@@ -5645,7 +5823,7 @@
         <w:annotationRef/>
       </w:r>
       <w:r>
-        <w:t>ОГРНИП (только для ИП). Пример: 304770000000001</w:t>
+        <w:t>Корр. счёт Заказчика. Пример: 30101810000000000000</w:t>
       </w:r>
     </w:p>
   </w:comment>
@@ -5661,7 +5839,7 @@
         <w:annotationRef/>
       </w:r>
       <w:r>
-        <w:t>Иначе — противоположный случай к условию выше</w:t>
+        <w:t>Телефон. Пример: +7 (900) 000-00-00</w:t>
       </w:r>
     </w:p>
   </w:comment>
@@ -5677,7 +5855,7 @@
         <w:annotationRef/>
       </w:r>
       <w:r>
-        <w:t>Полное наименование контрагента. Пример: Общество с ограниченной ответственностью «Ромашка»</w:t>
+        <w:t>Email. Пример: info@example.ru</w:t>
       </w:r>
     </w:p>
   </w:comment>
@@ -5693,7 +5871,7 @@
         <w:annotationRef/>
       </w:r>
       <w:r>
-        <w:t>ИНН контрагента. Пример: 7700000000</w:t>
+        <w:t>Должность подписанта. Пример: Президент</w:t>
       </w:r>
     </w:p>
   </w:comment>
@@ -5709,7 +5887,7 @@
         <w:annotationRef/>
       </w:r>
       <w:r>
-        <w:t>КПП контрагента. Пример: 770101001</w:t>
+        <w:t>Фамилия + инициалы. Пример: Петров П.П.</w:t>
       </w:r>
     </w:p>
   </w:comment>
@@ -5725,7 +5903,7 @@
         <w:annotationRef/>
       </w:r>
       <w:r>
-        <w:t>ОГРН / ОГРНИП. Пример: 1157746000000</w:t>
+        <w:t>Печатается, если предмет закупки — товары (не услуги)</w:t>
       </w:r>
     </w:p>
   </w:comment>
@@ -5741,7 +5919,7 @@
         <w:annotationRef/>
       </w:r>
       <w:r>
-        <w:t>Конец условия</w:t>
+        <w:t>Иначе — противоположный случай к условию выше</w:t>
       </w:r>
     </w:p>
   </w:comment>
@@ -5757,7 +5935,7 @@
         <w:annotationRef/>
       </w:r>
       <w:r>
-        <w:t>Юридический адрес. Пример: 101000, г. Москва, ул. Цветочная, д. 1, оф. 5</w:t>
+        <w:t>Конец условия</w:t>
       </w:r>
     </w:p>
   </w:comment>
@@ -5773,7 +5951,7 @@
         <w:annotationRef/>
       </w:r>
       <w:r>
-        <w:t>Наименование банка. Пример: ПАО «Банк Пример»</w:t>
+        <w:t>Печатается, только если контрагент — индивидуальный предприниматель</w:t>
       </w:r>
     </w:p>
   </w:comment>
@@ -5789,7 +5967,7 @@
         <w:annotationRef/>
       </w:r>
       <w:r>
-        <w:t>БИК банка. Пример: 044500000</w:t>
+        <w:t>Краткое наименование Подрядчика (из карточки контрагента). Пример: ООО «Ромашка»</w:t>
       </w:r>
     </w:p>
   </w:comment>
@@ -5805,7 +5983,7 @@
         <w:annotationRef/>
       </w:r>
       <w:r>
-        <w:t>Расчётный счёт. Пример: 40702810000000000000</w:t>
+        <w:t>ИНН контрагента. Пример: 7700000000</w:t>
       </w:r>
     </w:p>
   </w:comment>
@@ -5821,7 +5999,7 @@
         <w:annotationRef/>
       </w:r>
       <w:r>
-        <w:t>Корреспондентский счёт. Пример: 30101810000000000000</w:t>
+        <w:t>ОГРНИП (только для ИП). Пример: 304770000000001</w:t>
       </w:r>
     </w:p>
   </w:comment>
@@ -5837,7 +6015,7 @@
         <w:annotationRef/>
       </w:r>
       <w:r>
-        <w:t>Телефон. Пример: +7 (495) 123-45-67</w:t>
+        <w:t>Иначе — противоположный случай к условию выше</w:t>
       </w:r>
     </w:p>
   </w:comment>
@@ -5853,7 +6031,7 @@
         <w:annotationRef/>
       </w:r>
       <w:r>
-        <w:t>E-mail. Пример: info@romashka.ru</w:t>
+        <w:t>Полное наименование контрагента. Пример: Общество с ограниченной ответственностью «Ромашка»</w:t>
       </w:r>
     </w:p>
   </w:comment>
@@ -5869,11 +6047,187 @@
         <w:annotationRef/>
       </w:r>
       <w:r>
-        <w:t>Должность подписанта. Пример: Директор</w:t>
+        <w:t>ИНН контрагента. Пример: 7700000000</w:t>
       </w:r>
     </w:p>
   </w:comment>
   <w:comment w:id="128" w:author="Подсказка" w:initials="П" w:date="2026-01-01T00:00:00Z">
+    <w:p>
+      <w:pPr>
+        <w:pStyle w:val="CommentText"/>
+      </w:pPr>
+      <w:r>
+        <w:rPr>
+          <w:rStyle w:val="CommentReference"/>
+        </w:rPr>
+        <w:annotationRef/>
+      </w:r>
+      <w:r>
+        <w:t>КПП контрагента. Пример: 770101001</w:t>
+      </w:r>
+    </w:p>
+  </w:comment>
+  <w:comment w:id="129" w:author="Подсказка" w:initials="П" w:date="2026-01-01T00:00:00Z">
+    <w:p>
+      <w:pPr>
+        <w:pStyle w:val="CommentText"/>
+      </w:pPr>
+      <w:r>
+        <w:rPr>
+          <w:rStyle w:val="CommentReference"/>
+        </w:rPr>
+        <w:annotationRef/>
+      </w:r>
+      <w:r>
+        <w:t>ОГРН / ОГРНИП. Пример: 1157746000000</w:t>
+      </w:r>
+    </w:p>
+  </w:comment>
+  <w:comment w:id="130" w:author="Подсказка" w:initials="П" w:date="2026-01-01T00:00:00Z">
+    <w:p>
+      <w:pPr>
+        <w:pStyle w:val="CommentText"/>
+      </w:pPr>
+      <w:r>
+        <w:rPr>
+          <w:rStyle w:val="CommentReference"/>
+        </w:rPr>
+        <w:annotationRef/>
+      </w:r>
+      <w:r>
+        <w:t>Конец условия</w:t>
+      </w:r>
+    </w:p>
+  </w:comment>
+  <w:comment w:id="131" w:author="Подсказка" w:initials="П" w:date="2026-01-01T00:00:00Z">
+    <w:p>
+      <w:pPr>
+        <w:pStyle w:val="CommentText"/>
+      </w:pPr>
+      <w:r>
+        <w:rPr>
+          <w:rStyle w:val="CommentReference"/>
+        </w:rPr>
+        <w:annotationRef/>
+      </w:r>
+      <w:r>
+        <w:t>Юридический адрес. Пример: 101000, г. Москва, ул. Цветочная, д. 1, оф. 5</w:t>
+      </w:r>
+    </w:p>
+  </w:comment>
+  <w:comment w:id="132" w:author="Подсказка" w:initials="П" w:date="2026-01-01T00:00:00Z">
+    <w:p>
+      <w:pPr>
+        <w:pStyle w:val="CommentText"/>
+      </w:pPr>
+      <w:r>
+        <w:rPr>
+          <w:rStyle w:val="CommentReference"/>
+        </w:rPr>
+        <w:annotationRef/>
+      </w:r>
+      <w:r>
+        <w:t>Наименование банка. Пример: ПАО «Банк Пример»</w:t>
+      </w:r>
+    </w:p>
+  </w:comment>
+  <w:comment w:id="133" w:author="Подсказка" w:initials="П" w:date="2026-01-01T00:00:00Z">
+    <w:p>
+      <w:pPr>
+        <w:pStyle w:val="CommentText"/>
+      </w:pPr>
+      <w:r>
+        <w:rPr>
+          <w:rStyle w:val="CommentReference"/>
+        </w:rPr>
+        <w:annotationRef/>
+      </w:r>
+      <w:r>
+        <w:t>БИК банка. Пример: 044500000</w:t>
+      </w:r>
+    </w:p>
+  </w:comment>
+  <w:comment w:id="134" w:author="Подсказка" w:initials="П" w:date="2026-01-01T00:00:00Z">
+    <w:p>
+      <w:pPr>
+        <w:pStyle w:val="CommentText"/>
+      </w:pPr>
+      <w:r>
+        <w:rPr>
+          <w:rStyle w:val="CommentReference"/>
+        </w:rPr>
+        <w:annotationRef/>
+      </w:r>
+      <w:r>
+        <w:t>Расчётный счёт. Пример: 40702810000000000000</w:t>
+      </w:r>
+    </w:p>
+  </w:comment>
+  <w:comment w:id="135" w:author="Подсказка" w:initials="П" w:date="2026-01-01T00:00:00Z">
+    <w:p>
+      <w:pPr>
+        <w:pStyle w:val="CommentText"/>
+      </w:pPr>
+      <w:r>
+        <w:rPr>
+          <w:rStyle w:val="CommentReference"/>
+        </w:rPr>
+        <w:annotationRef/>
+      </w:r>
+      <w:r>
+        <w:t>Корреспондентский счёт. Пример: 30101810000000000000</w:t>
+      </w:r>
+    </w:p>
+  </w:comment>
+  <w:comment w:id="136" w:author="Подсказка" w:initials="П" w:date="2026-01-01T00:00:00Z">
+    <w:p>
+      <w:pPr>
+        <w:pStyle w:val="CommentText"/>
+      </w:pPr>
+      <w:r>
+        <w:rPr>
+          <w:rStyle w:val="CommentReference"/>
+        </w:rPr>
+        <w:annotationRef/>
+      </w:r>
+      <w:r>
+        <w:t>Телефон. Пример: +7 (495) 123-45-67</w:t>
+      </w:r>
+    </w:p>
+  </w:comment>
+  <w:comment w:id="137" w:author="Подсказка" w:initials="П" w:date="2026-01-01T00:00:00Z">
+    <w:p>
+      <w:pPr>
+        <w:pStyle w:val="CommentText"/>
+      </w:pPr>
+      <w:r>
+        <w:rPr>
+          <w:rStyle w:val="CommentReference"/>
+        </w:rPr>
+        <w:annotationRef/>
+      </w:r>
+      <w:r>
+        <w:t>E-mail. Пример: info@romashka.ru</w:t>
+      </w:r>
+    </w:p>
+  </w:comment>
+  <w:comment w:id="138" w:author="Подсказка" w:initials="П" w:date="2026-01-01T00:00:00Z">
+    <w:p>
+      <w:pPr>
+        <w:pStyle w:val="CommentText"/>
+      </w:pPr>
+      <w:r>
+        <w:rPr>
+          <w:rStyle w:val="CommentReference"/>
+        </w:rPr>
+        <w:annotationRef/>
+      </w:r>
+      <w:r>
+        <w:t>Должность подписанта. Пример: Директор</w:t>
+      </w:r>
+    </w:p>
+  </w:comment>
+  <w:comment w:id="139" w:author="Подсказка" w:initials="П" w:date="2026-01-01T00:00:00Z">
     <w:p>
       <w:pPr>
         <w:pStyle w:val="CommentText"/>

--- a/backend/templates/contract.docx
+++ b/backend/templates/contract.docx
@@ -4799,7 +4799,7 @@
         <w:annotationRef/>
       </w:r>
       <w:r>
-        <w:t>Большой текст соглашения. Пример: (многострочный текст)</w:t>
+        <w:t>Текст соглашения о предоставлении субсидии — из карточки субсидии (поле «Текст соглашения»). Печатается последним пунктом раздела «Предмет договора» (1.4.). Если поле пустое — пункт не печатается совсем (абзац, включая номер, в документе отсутствует).</w:t>
       </w:r>
     </w:p>
   </w:comment>
@@ -5455,7 +5455,7 @@
         <w:annotationRef/>
       </w:r>
       <w:r>
-        <w:t>Дополнительный пункт договора №1 из карточки субсидии. Пустое поле — пункта в договоре нет. Пример: Исполнитель обязуется вести раздельный учёт средств, полученных по Договору.</w:t>
+        <w:t>Пункт из карточки субсидии («Дополнительный пункт договора №1»). Если в карточке пусто — пункта в договоре нет. Перенести в другой раздел: выделите три строки — {%p if subsidy_extra_clause_1 %}, сам пункт и {%p endif %} — вырежьте и вставьте в КОНЕЦ нужного раздела, затем замените номер «6.3» на следующий после последнего пункта этого раздела. Для пункта №2 номер записан двумя числами: {% if subsidy_extra_clause_1 %}6.4{% else %}6.3{% endif %} — первое число на 2 больше последнего пункта раздела, второе на 1 больше. Строки с {%p ... %} не удалять и не разрывать. Вставлять лучше в конец раздела: если вставить в середину, номера следующих пунктов придётся сдвигать вручную, и они останутся сдвинутыми, даже когда поле в карточке пустое.</w:t>
       </w:r>
     </w:p>
   </w:comment>
@@ -5551,7 +5551,7 @@
         <w:annotationRef/>
       </w:r>
       <w:r>
-        <w:t>Дополнительный пункт договора №2 из карточки субсидии. Пустое поле — пункта в договоре нет. Пример: Стороны соглашаются на осуществление проверок соблюдения условий предоставления субсидии.</w:t>
+        <w:t>Пункт из карточки субсидии («Дополнительный пункт договора №2»). Если в карточке пусто — пункта в договоре нет. Перенести в другой раздел: выделите три строки — {%p if subsidy_extra_clause_2 %}, сам пункт и {%p endif %} — вырежьте и вставьте в КОНЕЦ нужного раздела, затем замените номер «6.3» на следующий после последнего пункта этого раздела. Для пункта №2 номер записан двумя числами: {% if subsidy_extra_clause_1 %}6.4{% else %}6.3{% endif %} — первое число на 2 больше последнего пункта раздела, второе на 1 больше. Строки с {%p ... %} не удалять и не разрывать. Вставлять лучше в конец раздела: если вставить в середину, номера следующих пунктов придётся сдвигать вручную, и они останутся сдвинутыми, даже когда поле в карточке пустое.</w:t>
       </w:r>
     </w:p>
   </w:comment>
